--- a/System/6-Archive/2-Public Archive/Old FileHistory/Folder Structure/Folder Structure - v4.docx
+++ b/System/6-Archive/2-Public Archive/Old FileHistory/Folder Structure/Folder Structure - v4.docx
@@ -25,8 +25,13 @@
       </w:r>
     </w:p>
     <w:p>
-      <w:r>
-        <w:t>created_at:</w:t>
+      <w:proofErr w:type="spellStart"/>
+      <w:r>
+        <w:t>created_at</w:t>
+      </w:r>
+      <w:proofErr w:type="spellEnd"/>
+      <w:r>
+        <w:t>:</w:t>
       </w:r>
       <w:r>
         <w:t xml:space="preserve"> </w:t>
@@ -36,9 +41,11 @@
       </w:r>
     </w:p>
     <w:p>
+      <w:proofErr w:type="spellStart"/>
       <w:r>
         <w:t>updated_at</w:t>
       </w:r>
+      <w:proofErr w:type="spellEnd"/>
       <w:r>
         <w:t>:</w:t>
       </w:r>
@@ -154,6 +161,7 @@
           <w:rFonts w:ascii="Roboto Mono" w:hAnsi="Roboto Mono"/>
         </w:rPr>
       </w:pPr>
+      <w:proofErr w:type="spellStart"/>
       <w:r>
         <w:rPr>
           <w:rFonts w:ascii="Roboto Mono" w:hAnsi="Roboto Mono"/>
@@ -162,6 +170,7 @@
         </w:rPr>
         <w:t>KingdomheartsData</w:t>
       </w:r>
+      <w:proofErr w:type="spellEnd"/>
       <w:r>
         <w:rPr>
           <w:rFonts w:ascii="Roboto Mono" w:hAnsi="Roboto Mono"/>
@@ -192,13 +201,23 @@
           <w:rFonts w:ascii="Roboto Mono" w:hAnsi="Roboto Mono"/>
         </w:rPr>
       </w:pPr>
-      <w:r>
-        <w:rPr>
-          <w:rFonts w:ascii="Roboto Mono" w:hAnsi="Roboto Mono"/>
-          <w:b/>
-          <w:bCs/>
-        </w:rPr>
-        <w:t xml:space="preserve">KingdomheartsGame </w:t>
+      <w:proofErr w:type="spellStart"/>
+      <w:r>
+        <w:rPr>
+          <w:rFonts w:ascii="Roboto Mono" w:hAnsi="Roboto Mono"/>
+          <w:b/>
+          <w:bCs/>
+        </w:rPr>
+        <w:t>KingdomheartsGame</w:t>
+      </w:r>
+      <w:proofErr w:type="spellEnd"/>
+      <w:r>
+        <w:rPr>
+          <w:rFonts w:ascii="Roboto Mono" w:hAnsi="Roboto Mono"/>
+          <w:b/>
+          <w:bCs/>
+        </w:rPr>
+        <w:t xml:space="preserve"> </w:t>
       </w:r>
       <w:r>
         <w:rPr>
@@ -224,13 +243,23 @@
           <w:rFonts w:ascii="Roboto Mono" w:hAnsi="Roboto Mono"/>
         </w:rPr>
       </w:pPr>
-      <w:r>
-        <w:rPr>
-          <w:rFonts w:ascii="Roboto Mono" w:hAnsi="Roboto Mono"/>
-          <w:b/>
-          <w:bCs/>
-        </w:rPr>
-        <w:t xml:space="preserve">Kingdomheartsknowledge </w:t>
+      <w:proofErr w:type="spellStart"/>
+      <w:r>
+        <w:rPr>
+          <w:rFonts w:ascii="Roboto Mono" w:hAnsi="Roboto Mono"/>
+          <w:b/>
+          <w:bCs/>
+        </w:rPr>
+        <w:t>Kingdomheartsknowledge</w:t>
+      </w:r>
+      <w:proofErr w:type="spellEnd"/>
+      <w:r>
+        <w:rPr>
+          <w:rFonts w:ascii="Roboto Mono" w:hAnsi="Roboto Mono"/>
+          <w:b/>
+          <w:bCs/>
+        </w:rPr>
+        <w:t xml:space="preserve"> </w:t>
       </w:r>
       <w:r>
         <w:rPr>
@@ -262,6 +291,7 @@
           <w:rFonts w:ascii="Roboto Mono" w:hAnsi="Roboto Mono"/>
         </w:rPr>
       </w:pPr>
+      <w:proofErr w:type="spellStart"/>
       <w:r>
         <w:rPr>
           <w:rFonts w:ascii="Roboto Mono" w:hAnsi="Roboto Mono"/>
@@ -270,6 +300,7 @@
         </w:rPr>
         <w:t>kingdomheartsMusic</w:t>
       </w:r>
+      <w:proofErr w:type="spellEnd"/>
       <w:r>
         <w:rPr>
           <w:rFonts w:ascii="Roboto Mono" w:hAnsi="Roboto Mono"/>
@@ -306,6 +337,7 @@
           <w:rFonts w:ascii="Roboto Mono" w:hAnsi="Roboto Mono"/>
         </w:rPr>
       </w:pPr>
+      <w:proofErr w:type="spellStart"/>
       <w:r>
         <w:rPr>
           <w:rFonts w:ascii="Roboto Mono" w:hAnsi="Roboto Mono"/>
@@ -314,6 +346,7 @@
         </w:rPr>
         <w:t>kingdomheartsManga</w:t>
       </w:r>
+      <w:proofErr w:type="spellEnd"/>
       <w:r>
         <w:rPr>
           <w:rFonts w:ascii="Roboto Mono" w:hAnsi="Roboto Mono"/>
@@ -352,6 +385,7 @@
           <w:rFonts w:ascii="Roboto Mono" w:hAnsi="Roboto Mono"/>
         </w:rPr>
       </w:pPr>
+      <w:proofErr w:type="spellStart"/>
       <w:r>
         <w:rPr>
           <w:rFonts w:ascii="Roboto Mono" w:hAnsi="Roboto Mono"/>
@@ -360,6 +394,7 @@
         </w:rPr>
         <w:t>kingdomheartsMiscellaneous</w:t>
       </w:r>
+      <w:proofErr w:type="spellEnd"/>
       <w:r>
         <w:rPr>
           <w:rFonts w:ascii="Roboto Mono" w:hAnsi="Roboto Mono"/>
@@ -398,13 +433,23 @@
           <w:rFonts w:ascii="Roboto Mono" w:hAnsi="Roboto Mono"/>
         </w:rPr>
       </w:pPr>
-      <w:r>
-        <w:rPr>
-          <w:rFonts w:ascii="Roboto Mono" w:hAnsi="Roboto Mono"/>
-          <w:b/>
-          <w:bCs/>
-        </w:rPr>
-        <w:t xml:space="preserve">kingdomheartsResources </w:t>
+      <w:proofErr w:type="spellStart"/>
+      <w:r>
+        <w:rPr>
+          <w:rFonts w:ascii="Roboto Mono" w:hAnsi="Roboto Mono"/>
+          <w:b/>
+          <w:bCs/>
+        </w:rPr>
+        <w:t>kingdomheartsResources</w:t>
+      </w:r>
+      <w:proofErr w:type="spellEnd"/>
+      <w:r>
+        <w:rPr>
+          <w:rFonts w:ascii="Roboto Mono" w:hAnsi="Roboto Mono"/>
+          <w:b/>
+          <w:bCs/>
+        </w:rPr>
+        <w:t xml:space="preserve"> </w:t>
       </w:r>
       <w:r>
         <w:rPr>
@@ -430,13 +475,23 @@
           <w:rFonts w:ascii="Roboto Mono" w:hAnsi="Roboto Mono"/>
         </w:rPr>
       </w:pPr>
-      <w:r>
-        <w:rPr>
-          <w:rFonts w:ascii="Roboto Mono" w:hAnsi="Roboto Mono"/>
-          <w:b/>
-          <w:bCs/>
-        </w:rPr>
-        <w:t xml:space="preserve">KingdomheartsSkill </w:t>
+      <w:proofErr w:type="spellStart"/>
+      <w:r>
+        <w:rPr>
+          <w:rFonts w:ascii="Roboto Mono" w:hAnsi="Roboto Mono"/>
+          <w:b/>
+          <w:bCs/>
+        </w:rPr>
+        <w:t>KingdomheartsSkill</w:t>
+      </w:r>
+      <w:proofErr w:type="spellEnd"/>
+      <w:r>
+        <w:rPr>
+          <w:rFonts w:ascii="Roboto Mono" w:hAnsi="Roboto Mono"/>
+          <w:b/>
+          <w:bCs/>
+        </w:rPr>
+        <w:t xml:space="preserve"> </w:t>
       </w:r>
       <w:r>
         <w:rPr>
@@ -462,13 +517,23 @@
           <w:rFonts w:ascii="Roboto Mono" w:hAnsi="Roboto Mono"/>
         </w:rPr>
       </w:pPr>
-      <w:r>
-        <w:rPr>
-          <w:rFonts w:ascii="Roboto Mono" w:hAnsi="Roboto Mono"/>
-          <w:b/>
-          <w:bCs/>
-        </w:rPr>
-        <w:t xml:space="preserve">kingdomheartsStandards </w:t>
+      <w:proofErr w:type="spellStart"/>
+      <w:r>
+        <w:rPr>
+          <w:rFonts w:ascii="Roboto Mono" w:hAnsi="Roboto Mono"/>
+          <w:b/>
+          <w:bCs/>
+        </w:rPr>
+        <w:t>kingdomheartsStandards</w:t>
+      </w:r>
+      <w:proofErr w:type="spellEnd"/>
+      <w:r>
+        <w:rPr>
+          <w:rFonts w:ascii="Roboto Mono" w:hAnsi="Roboto Mono"/>
+          <w:b/>
+          <w:bCs/>
+        </w:rPr>
+        <w:t xml:space="preserve"> </w:t>
       </w:r>
       <w:r>
         <w:rPr>
@@ -494,6 +559,7 @@
           <w:rFonts w:ascii="Roboto Mono" w:hAnsi="Roboto Mono"/>
         </w:rPr>
       </w:pPr>
+      <w:proofErr w:type="spellStart"/>
       <w:r>
         <w:rPr>
           <w:rFonts w:ascii="Roboto Mono" w:hAnsi="Roboto Mono"/>
@@ -502,6 +568,7 @@
         </w:rPr>
         <w:t>kingdomheartsSystem</w:t>
       </w:r>
+      <w:proofErr w:type="spellEnd"/>
       <w:r>
         <w:rPr>
           <w:rFonts w:ascii="Roboto Mono" w:hAnsi="Roboto Mono"/>
@@ -823,6 +890,7 @@
           <w:szCs w:val="24"/>
         </w:rPr>
       </w:pPr>
+      <w:proofErr w:type="spellStart"/>
       <w:r>
         <w:rPr>
           <w:rFonts w:ascii="Roboto Mono" w:hAnsi="Roboto Mono"/>
@@ -833,6 +901,7 @@
         </w:rPr>
         <w:t>DeleteLater</w:t>
       </w:r>
+      <w:proofErr w:type="spellEnd"/>
       <w:r>
         <w:rPr>
           <w:rFonts w:ascii="Roboto Mono" w:hAnsi="Roboto Mono"/>
@@ -1159,8 +1228,18 @@
           <w:b/>
           <w:bCs/>
         </w:rPr>
-        <w:t>old FileHistory</w:t>
-      </w:r>
+        <w:t xml:space="preserve">old </w:t>
+      </w:r>
+      <w:proofErr w:type="spellStart"/>
+      <w:r>
+        <w:rPr>
+          <w:rFonts w:ascii="Roboto Mono" w:hAnsi="Roboto Mono"/>
+          <w:b/>
+          <w:bCs/>
+        </w:rPr>
+        <w:t>FileHistory</w:t>
+      </w:r>
+      <w:proofErr w:type="spellEnd"/>
       <w:r>
         <w:rPr>
           <w:rFonts w:ascii="Roboto Mono" w:hAnsi="Roboto Mono"/>
@@ -3291,47 +3370,6 @@
     </w:p>
     <w:p>
       <w:pPr>
-        <w:rPr>
-          <w:rFonts w:ascii="Roboto Mono" w:hAnsi="Roboto Mono"/>
-        </w:rPr>
-      </w:pPr>
-      <w:r>
-        <w:rPr>
-          <w:rFonts w:ascii="Roboto Mono" w:hAnsi="Roboto Mono"/>
-          <w:b/>
-          <w:bCs/>
-        </w:rPr>
-        <w:t>19-Miscellaneous</w:t>
-      </w:r>
-      <w:r>
-        <w:rPr>
-          <w:rFonts w:ascii="Roboto Mono" w:hAnsi="Roboto Mono"/>
-        </w:rPr>
-        <w:t xml:space="preserve"> </w:t>
-      </w:r>
-      <w:r>
-        <w:rPr>
-          <w:rFonts w:ascii="Arial" w:hAnsi="Arial" w:cs="Arial"/>
-        </w:rPr>
-        <w:t>→</w:t>
-      </w:r>
-      <w:r>
-        <w:rPr>
-          <w:rFonts w:ascii="Roboto Mono" w:hAnsi="Roboto Mono"/>
-        </w:rPr>
-        <w:t xml:space="preserve"> </w:t>
-      </w:r>
-      <w:r>
-        <w:rPr>
-          <w:rFonts w:ascii="Roboto Mono" w:hAnsi="Roboto Mono"/>
-          <w:sz w:val="20"/>
-          <w:szCs w:val="20"/>
-        </w:rPr>
-        <w:t>Miscellaneous files, uncategorized materials, and other documents</w:t>
-      </w:r>
-    </w:p>
-    <w:p>
-      <w:pPr>
         <w:pStyle w:val="ListParagraph"/>
         <w:numPr>
           <w:ilvl w:val="0"/>
@@ -3393,7 +3431,6 @@
           <w:b/>
           <w:bCs/>
         </w:rPr>
-        <w:lastRenderedPageBreak/>
         <w:t>5</w:t>
       </w:r>
       <w:r>
@@ -3518,6 +3555,7 @@
           <w:b/>
           <w:bCs/>
         </w:rPr>
+        <w:lastRenderedPageBreak/>
         <w:t>Temporary</w:t>
       </w:r>
       <w:r>
@@ -3829,8 +3867,18 @@
           <w:b/>
           <w:bCs/>
         </w:rPr>
-        <w:t>old FileHistory</w:t>
-      </w:r>
+        <w:t xml:space="preserve">old </w:t>
+      </w:r>
+      <w:proofErr w:type="spellStart"/>
+      <w:r>
+        <w:rPr>
+          <w:rFonts w:ascii="Roboto Mono" w:hAnsi="Roboto Mono"/>
+          <w:b/>
+          <w:bCs/>
+        </w:rPr>
+        <w:t>FileHistory</w:t>
+      </w:r>
+      <w:proofErr w:type="spellEnd"/>
       <w:r>
         <w:rPr>
           <w:rFonts w:ascii="Roboto Mono" w:hAnsi="Roboto Mono"/>
@@ -4093,7 +4141,6 @@
           <w:b/>
           <w:bCs/>
         </w:rPr>
-        <w:lastRenderedPageBreak/>
         <w:t>3-</w:t>
       </w:r>
       <w:r>
@@ -4186,6 +4233,7 @@
           <w:b/>
           <w:bCs/>
         </w:rPr>
+        <w:lastRenderedPageBreak/>
         <w:t>5-</w:t>
       </w:r>
       <w:r>
@@ -4843,7 +4891,6 @@
           <w:b/>
           <w:bCs/>
         </w:rPr>
-        <w:lastRenderedPageBreak/>
         <w:t>3-Series</w:t>
       </w:r>
       <w:r>
@@ -4967,6 +5014,7 @@
           <w:b/>
           <w:bCs/>
         </w:rPr>
+        <w:lastRenderedPageBreak/>
         <w:t xml:space="preserve">1-General Media </w:t>
       </w:r>
       <w:r>
@@ -5590,7 +5638,6 @@
         <w:rPr>
           <w:rFonts w:ascii="Roboto Mono" w:hAnsi="Roboto Mono"/>
         </w:rPr>
-        <w:lastRenderedPageBreak/>
         <w:t>7</w:t>
       </w:r>
       <w:r>
@@ -5663,6 +5710,7 @@
         <w:rPr>
           <w:rFonts w:ascii="Roboto Mono" w:hAnsi="Roboto Mono"/>
         </w:rPr>
+        <w:lastRenderedPageBreak/>
         <w:t>10</w:t>
       </w:r>
       <w:r>
@@ -6243,7 +6291,6 @@
         <w:rPr>
           <w:rFonts w:ascii="Roboto Mono" w:hAnsi="Roboto Mono"/>
         </w:rPr>
-        <w:lastRenderedPageBreak/>
         <w:t>9</w:t>
       </w:r>
       <w:r>
@@ -7831,6 +7878,7 @@
   <w:style w:type="character" w:default="1" w:styleId="DefaultParagraphFont">
     <w:name w:val="Default Paragraph Font"/>
     <w:uiPriority w:val="1"/>
+    <w:semiHidden/>
     <w:unhideWhenUsed/>
   </w:style>
   <w:style w:type="table" w:default="1" w:styleId="TableNormal">

--- a/System/6-Archive/2-Public Archive/Old FileHistory/Folder Structure/Folder Structure - v4.docx
+++ b/System/6-Archive/2-Public Archive/Old FileHistory/Folder Structure/Folder Structure - v4.docx
@@ -25,13 +25,8 @@
       </w:r>
     </w:p>
     <w:p>
-      <w:proofErr w:type="spellStart"/>
-      <w:r>
-        <w:t>created_at</w:t>
-      </w:r>
-      <w:proofErr w:type="spellEnd"/>
-      <w:r>
-        <w:t>:</w:t>
+      <w:r>
+        <w:t>created_at:</w:t>
       </w:r>
       <w:r>
         <w:t xml:space="preserve"> </w:t>
@@ -41,11 +36,9 @@
       </w:r>
     </w:p>
     <w:p>
-      <w:proofErr w:type="spellStart"/>
       <w:r>
         <w:t>updated_at</w:t>
       </w:r>
-      <w:proofErr w:type="spellEnd"/>
       <w:r>
         <w:t>:</w:t>
       </w:r>
@@ -161,7 +154,6 @@
           <w:rFonts w:ascii="Roboto Mono" w:hAnsi="Roboto Mono"/>
         </w:rPr>
       </w:pPr>
-      <w:proofErr w:type="spellStart"/>
       <w:r>
         <w:rPr>
           <w:rFonts w:ascii="Roboto Mono" w:hAnsi="Roboto Mono"/>
@@ -170,7 +162,6 @@
         </w:rPr>
         <w:t>KingdomheartsData</w:t>
       </w:r>
-      <w:proofErr w:type="spellEnd"/>
       <w:r>
         <w:rPr>
           <w:rFonts w:ascii="Roboto Mono" w:hAnsi="Roboto Mono"/>
@@ -201,23 +192,13 @@
           <w:rFonts w:ascii="Roboto Mono" w:hAnsi="Roboto Mono"/>
         </w:rPr>
       </w:pPr>
-      <w:proofErr w:type="spellStart"/>
-      <w:r>
-        <w:rPr>
-          <w:rFonts w:ascii="Roboto Mono" w:hAnsi="Roboto Mono"/>
-          <w:b/>
-          <w:bCs/>
-        </w:rPr>
-        <w:t>KingdomheartsGame</w:t>
-      </w:r>
-      <w:proofErr w:type="spellEnd"/>
-      <w:r>
-        <w:rPr>
-          <w:rFonts w:ascii="Roboto Mono" w:hAnsi="Roboto Mono"/>
-          <w:b/>
-          <w:bCs/>
-        </w:rPr>
-        <w:t xml:space="preserve"> </w:t>
+      <w:r>
+        <w:rPr>
+          <w:rFonts w:ascii="Roboto Mono" w:hAnsi="Roboto Mono"/>
+          <w:b/>
+          <w:bCs/>
+        </w:rPr>
+        <w:t xml:space="preserve">KingdomheartsGame </w:t>
       </w:r>
       <w:r>
         <w:rPr>
@@ -243,23 +224,13 @@
           <w:rFonts w:ascii="Roboto Mono" w:hAnsi="Roboto Mono"/>
         </w:rPr>
       </w:pPr>
-      <w:proofErr w:type="spellStart"/>
-      <w:r>
-        <w:rPr>
-          <w:rFonts w:ascii="Roboto Mono" w:hAnsi="Roboto Mono"/>
-          <w:b/>
-          <w:bCs/>
-        </w:rPr>
-        <w:t>Kingdomheartsknowledge</w:t>
-      </w:r>
-      <w:proofErr w:type="spellEnd"/>
-      <w:r>
-        <w:rPr>
-          <w:rFonts w:ascii="Roboto Mono" w:hAnsi="Roboto Mono"/>
-          <w:b/>
-          <w:bCs/>
-        </w:rPr>
-        <w:t xml:space="preserve"> </w:t>
+      <w:r>
+        <w:rPr>
+          <w:rFonts w:ascii="Roboto Mono" w:hAnsi="Roboto Mono"/>
+          <w:b/>
+          <w:bCs/>
+        </w:rPr>
+        <w:t xml:space="preserve">Kingdomheartsknowledge </w:t>
       </w:r>
       <w:r>
         <w:rPr>
@@ -291,7 +262,6 @@
           <w:rFonts w:ascii="Roboto Mono" w:hAnsi="Roboto Mono"/>
         </w:rPr>
       </w:pPr>
-      <w:proofErr w:type="spellStart"/>
       <w:r>
         <w:rPr>
           <w:rFonts w:ascii="Roboto Mono" w:hAnsi="Roboto Mono"/>
@@ -300,7 +270,6 @@
         </w:rPr>
         <w:t>kingdomheartsMusic</w:t>
       </w:r>
-      <w:proofErr w:type="spellEnd"/>
       <w:r>
         <w:rPr>
           <w:rFonts w:ascii="Roboto Mono" w:hAnsi="Roboto Mono"/>
@@ -337,7 +306,6 @@
           <w:rFonts w:ascii="Roboto Mono" w:hAnsi="Roboto Mono"/>
         </w:rPr>
       </w:pPr>
-      <w:proofErr w:type="spellStart"/>
       <w:r>
         <w:rPr>
           <w:rFonts w:ascii="Roboto Mono" w:hAnsi="Roboto Mono"/>
@@ -346,7 +314,6 @@
         </w:rPr>
         <w:t>kingdomheartsManga</w:t>
       </w:r>
-      <w:proofErr w:type="spellEnd"/>
       <w:r>
         <w:rPr>
           <w:rFonts w:ascii="Roboto Mono" w:hAnsi="Roboto Mono"/>
@@ -385,7 +352,6 @@
           <w:rFonts w:ascii="Roboto Mono" w:hAnsi="Roboto Mono"/>
         </w:rPr>
       </w:pPr>
-      <w:proofErr w:type="spellStart"/>
       <w:r>
         <w:rPr>
           <w:rFonts w:ascii="Roboto Mono" w:hAnsi="Roboto Mono"/>
@@ -394,7 +360,6 @@
         </w:rPr>
         <w:t>kingdomheartsMiscellaneous</w:t>
       </w:r>
-      <w:proofErr w:type="spellEnd"/>
       <w:r>
         <w:rPr>
           <w:rFonts w:ascii="Roboto Mono" w:hAnsi="Roboto Mono"/>
@@ -433,23 +398,13 @@
           <w:rFonts w:ascii="Roboto Mono" w:hAnsi="Roboto Mono"/>
         </w:rPr>
       </w:pPr>
-      <w:proofErr w:type="spellStart"/>
-      <w:r>
-        <w:rPr>
-          <w:rFonts w:ascii="Roboto Mono" w:hAnsi="Roboto Mono"/>
-          <w:b/>
-          <w:bCs/>
-        </w:rPr>
-        <w:t>kingdomheartsResources</w:t>
-      </w:r>
-      <w:proofErr w:type="spellEnd"/>
-      <w:r>
-        <w:rPr>
-          <w:rFonts w:ascii="Roboto Mono" w:hAnsi="Roboto Mono"/>
-          <w:b/>
-          <w:bCs/>
-        </w:rPr>
-        <w:t xml:space="preserve"> </w:t>
+      <w:r>
+        <w:rPr>
+          <w:rFonts w:ascii="Roboto Mono" w:hAnsi="Roboto Mono"/>
+          <w:b/>
+          <w:bCs/>
+        </w:rPr>
+        <w:t xml:space="preserve">kingdomheartsResources </w:t>
       </w:r>
       <w:r>
         <w:rPr>
@@ -475,23 +430,13 @@
           <w:rFonts w:ascii="Roboto Mono" w:hAnsi="Roboto Mono"/>
         </w:rPr>
       </w:pPr>
-      <w:proofErr w:type="spellStart"/>
-      <w:r>
-        <w:rPr>
-          <w:rFonts w:ascii="Roboto Mono" w:hAnsi="Roboto Mono"/>
-          <w:b/>
-          <w:bCs/>
-        </w:rPr>
-        <w:t>KingdomheartsSkill</w:t>
-      </w:r>
-      <w:proofErr w:type="spellEnd"/>
-      <w:r>
-        <w:rPr>
-          <w:rFonts w:ascii="Roboto Mono" w:hAnsi="Roboto Mono"/>
-          <w:b/>
-          <w:bCs/>
-        </w:rPr>
-        <w:t xml:space="preserve"> </w:t>
+      <w:r>
+        <w:rPr>
+          <w:rFonts w:ascii="Roboto Mono" w:hAnsi="Roboto Mono"/>
+          <w:b/>
+          <w:bCs/>
+        </w:rPr>
+        <w:t xml:space="preserve">KingdomheartsSkill </w:t>
       </w:r>
       <w:r>
         <w:rPr>
@@ -517,23 +462,13 @@
           <w:rFonts w:ascii="Roboto Mono" w:hAnsi="Roboto Mono"/>
         </w:rPr>
       </w:pPr>
-      <w:proofErr w:type="spellStart"/>
-      <w:r>
-        <w:rPr>
-          <w:rFonts w:ascii="Roboto Mono" w:hAnsi="Roboto Mono"/>
-          <w:b/>
-          <w:bCs/>
-        </w:rPr>
-        <w:t>kingdomheartsStandards</w:t>
-      </w:r>
-      <w:proofErr w:type="spellEnd"/>
-      <w:r>
-        <w:rPr>
-          <w:rFonts w:ascii="Roboto Mono" w:hAnsi="Roboto Mono"/>
-          <w:b/>
-          <w:bCs/>
-        </w:rPr>
-        <w:t xml:space="preserve"> </w:t>
+      <w:r>
+        <w:rPr>
+          <w:rFonts w:ascii="Roboto Mono" w:hAnsi="Roboto Mono"/>
+          <w:b/>
+          <w:bCs/>
+        </w:rPr>
+        <w:t xml:space="preserve">kingdomheartsStandards </w:t>
       </w:r>
       <w:r>
         <w:rPr>
@@ -559,7 +494,6 @@
           <w:rFonts w:ascii="Roboto Mono" w:hAnsi="Roboto Mono"/>
         </w:rPr>
       </w:pPr>
-      <w:proofErr w:type="spellStart"/>
       <w:r>
         <w:rPr>
           <w:rFonts w:ascii="Roboto Mono" w:hAnsi="Roboto Mono"/>
@@ -568,7 +502,6 @@
         </w:rPr>
         <w:t>kingdomheartsSystem</w:t>
       </w:r>
-      <w:proofErr w:type="spellEnd"/>
       <w:r>
         <w:rPr>
           <w:rFonts w:ascii="Roboto Mono" w:hAnsi="Roboto Mono"/>
@@ -890,7 +823,6 @@
           <w:szCs w:val="24"/>
         </w:rPr>
       </w:pPr>
-      <w:proofErr w:type="spellStart"/>
       <w:r>
         <w:rPr>
           <w:rFonts w:ascii="Roboto Mono" w:hAnsi="Roboto Mono"/>
@@ -901,7 +833,6 @@
         </w:rPr>
         <w:t>DeleteLater</w:t>
       </w:r>
-      <w:proofErr w:type="spellEnd"/>
       <w:r>
         <w:rPr>
           <w:rFonts w:ascii="Roboto Mono" w:hAnsi="Roboto Mono"/>
@@ -1110,37 +1041,553 @@
     <w:p>
       <w:pPr>
         <w:numPr>
+          <w:ilvl w:val="0"/>
+          <w:numId w:val="1"/>
+        </w:numPr>
+        <w:spacing w:line="278" w:lineRule="auto"/>
+        <w:rPr>
+          <w:rFonts w:ascii="Roboto Mono" w:hAnsi="Roboto Mono"/>
+        </w:rPr>
+      </w:pPr>
+      <w:r>
+        <w:rPr>
+          <w:rFonts w:ascii="Roboto Mono" w:hAnsi="Roboto Mono"/>
+          <w:b/>
+          <w:bCs/>
+        </w:rPr>
+        <w:t>Settings</w:t>
+      </w:r>
+      <w:r>
+        <w:rPr>
+          <w:rFonts w:ascii="Roboto Mono" w:hAnsi="Roboto Mono"/>
+        </w:rPr>
+        <w:t xml:space="preserve"> </w:t>
+      </w:r>
+      <w:r>
+        <w:rPr>
+          <w:rFonts w:ascii="Arial" w:hAnsi="Arial" w:cs="Arial"/>
+        </w:rPr>
+        <w:t>→</w:t>
+      </w:r>
+      <w:r>
+        <w:rPr>
+          <w:rFonts w:ascii="Roboto Mono" w:hAnsi="Roboto Mono"/>
+        </w:rPr>
+        <w:t xml:space="preserve"> Store configuration files, system tweaks, or guides for your laptop/software setup.</w:t>
+      </w:r>
+    </w:p>
+    <w:p>
+      <w:pPr>
+        <w:pStyle w:val="ListParagraph"/>
+        <w:numPr>
+          <w:ilvl w:val="1"/>
+          <w:numId w:val="1"/>
+        </w:numPr>
+        <w:spacing w:line="278" w:lineRule="auto"/>
+        <w:rPr>
+          <w:rFonts w:ascii="Roboto Mono" w:hAnsi="Roboto Mono"/>
+        </w:rPr>
+      </w:pPr>
+      <w:r>
+        <w:rPr>
+          <w:rFonts w:ascii="Roboto Mono" w:hAnsi="Roboto Mono"/>
+          <w:b/>
+          <w:bCs/>
+        </w:rPr>
+        <w:t>Testing</w:t>
+      </w:r>
+      <w:r>
+        <w:rPr>
+          <w:rFonts w:ascii="Roboto Mono" w:hAnsi="Roboto Mono"/>
+        </w:rPr>
+        <w:t xml:space="preserve"> </w:t>
+      </w:r>
+      <w:r>
+        <w:rPr>
+          <w:rFonts w:ascii="Arial" w:hAnsi="Arial" w:cs="Arial"/>
+        </w:rPr>
+        <w:t>→</w:t>
+      </w:r>
+      <w:r>
+        <w:rPr>
+          <w:rFonts w:ascii="Roboto Mono" w:hAnsi="Roboto Mono"/>
+        </w:rPr>
+        <w:t xml:space="preserve"> Tools for checking your devices: (Keyboard Test, Stereo Test, Video Test, …) or software</w:t>
+      </w:r>
+    </w:p>
+    <w:p>
+      <w:pPr>
+        <w:pStyle w:val="ListParagraph"/>
+        <w:numPr>
+          <w:ilvl w:val="1"/>
+          <w:numId w:val="1"/>
+        </w:numPr>
+        <w:spacing w:line="278" w:lineRule="auto"/>
+        <w:rPr>
+          <w:rFonts w:ascii="Roboto Mono" w:hAnsi="Roboto Mono"/>
+        </w:rPr>
+      </w:pPr>
+      <w:r>
+        <w:rPr>
+          <w:rFonts w:ascii="Roboto Mono" w:hAnsi="Roboto Mono"/>
+          <w:b/>
+          <w:bCs/>
+        </w:rPr>
+        <w:t>Installers</w:t>
+      </w:r>
+      <w:r>
+        <w:rPr>
+          <w:rFonts w:ascii="Roboto Mono" w:hAnsi="Roboto Mono"/>
+        </w:rPr>
+        <w:t xml:space="preserve"> </w:t>
+      </w:r>
+      <w:r>
+        <w:rPr>
+          <w:rFonts w:ascii="Arial" w:hAnsi="Arial" w:cs="Arial"/>
+        </w:rPr>
+        <w:t>→</w:t>
+      </w:r>
+      <w:r>
+        <w:rPr>
+          <w:rFonts w:ascii="Roboto Mono" w:hAnsi="Roboto Mono"/>
+        </w:rPr>
+        <w:t xml:space="preserve"> Setup files for installing or reinstalling programs.</w:t>
+      </w:r>
+    </w:p>
+    <w:p>
+      <w:pPr>
+        <w:pStyle w:val="ListParagraph"/>
+        <w:numPr>
+          <w:ilvl w:val="1"/>
+          <w:numId w:val="1"/>
+        </w:numPr>
+        <w:spacing w:line="278" w:lineRule="auto"/>
+        <w:rPr>
+          <w:rFonts w:ascii="Roboto Mono" w:hAnsi="Roboto Mono"/>
+        </w:rPr>
+      </w:pPr>
+      <w:r>
+        <w:rPr>
+          <w:rFonts w:ascii="Roboto Mono" w:hAnsi="Roboto Mono"/>
+          <w:b/>
+          <w:bCs/>
+        </w:rPr>
+        <w:t xml:space="preserve">Reset Tools </w:t>
+      </w:r>
+      <w:r>
+        <w:rPr>
+          <w:rFonts w:ascii="Arial" w:hAnsi="Arial" w:cs="Arial"/>
+        </w:rPr>
+        <w:t>→</w:t>
+      </w:r>
+      <w:r>
+        <w:rPr>
+          <w:rFonts w:ascii="Roboto Mono" w:hAnsi="Roboto Mono"/>
+        </w:rPr>
+        <w:t xml:space="preserve"> Files/scripts to reset or reconfigure programs you use.</w:t>
+      </w:r>
+    </w:p>
+    <w:p>
+      <w:pPr>
+        <w:numPr>
+          <w:ilvl w:val="0"/>
+          <w:numId w:val="1"/>
+        </w:numPr>
+        <w:spacing w:line="278" w:lineRule="auto"/>
+        <w:rPr>
+          <w:rFonts w:ascii="Roboto Mono" w:hAnsi="Roboto Mono"/>
+        </w:rPr>
+      </w:pPr>
+      <w:r>
+        <w:rPr>
+          <w:rFonts w:ascii="Roboto Mono" w:hAnsi="Roboto Mono"/>
+          <w:b/>
+          <w:bCs/>
+        </w:rPr>
+        <w:t>System</w:t>
+      </w:r>
+      <w:r>
+        <w:rPr>
+          <w:rFonts w:ascii="Roboto Mono" w:hAnsi="Roboto Mono"/>
+          <w:b/>
+          <w:bCs/>
+        </w:rPr>
+        <w:t xml:space="preserve"> </w:t>
+      </w:r>
+      <w:r>
+        <w:rPr>
+          <w:rFonts w:ascii="Arial" w:hAnsi="Arial" w:cs="Arial"/>
+        </w:rPr>
+        <w:t>→</w:t>
+      </w:r>
+      <w:r>
+        <w:rPr>
+          <w:rFonts w:ascii="Roboto Mono" w:hAnsi="Roboto Mono"/>
+        </w:rPr>
+        <w:t xml:space="preserve"> </w:t>
+      </w:r>
+      <w:r>
+        <w:rPr>
+          <w:rFonts w:ascii="Roboto Mono" w:hAnsi="Roboto Mono"/>
+        </w:rPr>
+        <w:t>A structured system for managing documents, data, and lifecycle workflows.</w:t>
+      </w:r>
+    </w:p>
+    <w:p>
+      <w:pPr>
+        <w:pStyle w:val="ListParagraph"/>
+        <w:numPr>
+          <w:ilvl w:val="0"/>
+          <w:numId w:val="4"/>
+        </w:numPr>
+        <w:rPr>
+          <w:rFonts w:ascii="Roboto Mono" w:hAnsi="Roboto Mono"/>
+        </w:rPr>
+      </w:pPr>
+      <w:r>
+        <w:rPr>
+          <w:rFonts w:ascii="Roboto Mono" w:hAnsi="Roboto Mono"/>
+          <w:b/>
+          <w:bCs/>
+        </w:rPr>
+        <w:t>1-</w:t>
+      </w:r>
+      <w:r>
+        <w:rPr>
+          <w:rFonts w:ascii="Roboto Mono" w:hAnsi="Roboto Mono"/>
+          <w:b/>
+          <w:bCs/>
+        </w:rPr>
+        <w:t>Blueprint Documentations</w:t>
+      </w:r>
+      <w:r>
+        <w:rPr>
+          <w:rFonts w:ascii="Roboto Mono" w:hAnsi="Roboto Mono"/>
+        </w:rPr>
+        <w:t xml:space="preserve"> </w:t>
+      </w:r>
+      <w:r>
+        <w:rPr>
+          <w:rFonts w:ascii="Arial" w:hAnsi="Arial" w:cs="Arial"/>
+        </w:rPr>
+        <w:t>→</w:t>
+      </w:r>
+      <w:r>
+        <w:rPr>
+          <w:rFonts w:ascii="Roboto Mono" w:hAnsi="Roboto Mono"/>
+        </w:rPr>
+        <w:t xml:space="preserve"> Core structural designs and system definitions </w:t>
+      </w:r>
+    </w:p>
+    <w:p>
+      <w:pPr>
+        <w:pStyle w:val="ListParagraph"/>
+        <w:numPr>
+          <w:ilvl w:val="0"/>
+          <w:numId w:val="4"/>
+        </w:numPr>
+        <w:rPr>
+          <w:rFonts w:ascii="Roboto Mono" w:hAnsi="Roboto Mono"/>
+        </w:rPr>
+      </w:pPr>
+      <w:r>
+        <w:rPr>
+          <w:rFonts w:ascii="Roboto Mono" w:hAnsi="Roboto Mono"/>
+          <w:b/>
+          <w:bCs/>
+        </w:rPr>
+        <w:t>2-</w:t>
+      </w:r>
+      <w:r>
+        <w:rPr>
+          <w:rFonts w:ascii="Roboto Mono" w:hAnsi="Roboto Mono"/>
+          <w:b/>
+          <w:bCs/>
+        </w:rPr>
+        <w:t>Templates</w:t>
+      </w:r>
+      <w:r>
+        <w:rPr>
+          <w:rFonts w:ascii="Roboto Mono" w:hAnsi="Roboto Mono"/>
+        </w:rPr>
+        <w:t xml:space="preserve"> </w:t>
+      </w:r>
+      <w:r>
+        <w:rPr>
+          <w:rFonts w:ascii="Arial" w:hAnsi="Arial" w:cs="Arial"/>
+        </w:rPr>
+        <w:t>→</w:t>
+      </w:r>
+      <w:r>
+        <w:rPr>
+          <w:rFonts w:ascii="Roboto Mono" w:hAnsi="Roboto Mono"/>
+        </w:rPr>
+        <w:t xml:space="preserve"> Reusable predefined formats </w:t>
+      </w:r>
+    </w:p>
+    <w:p>
+      <w:pPr>
+        <w:pStyle w:val="ListParagraph"/>
+        <w:numPr>
+          <w:ilvl w:val="0"/>
+          <w:numId w:val="4"/>
+        </w:numPr>
+        <w:rPr>
+          <w:rFonts w:ascii="Roboto Mono" w:hAnsi="Roboto Mono"/>
+        </w:rPr>
+      </w:pPr>
+      <w:r>
+        <w:rPr>
+          <w:rFonts w:ascii="Roboto Mono" w:hAnsi="Roboto Mono"/>
+          <w:b/>
+          <w:bCs/>
+        </w:rPr>
+        <w:t>3-</w:t>
+      </w:r>
+      <w:r>
+        <w:rPr>
+          <w:rFonts w:ascii="Roboto Mono" w:hAnsi="Roboto Mono"/>
+          <w:b/>
+          <w:bCs/>
+        </w:rPr>
+        <w:t>Data</w:t>
+      </w:r>
+      <w:r>
+        <w:rPr>
+          <w:rFonts w:ascii="Roboto Mono" w:hAnsi="Roboto Mono"/>
+        </w:rPr>
+        <w:t xml:space="preserve"> </w:t>
+      </w:r>
+      <w:r>
+        <w:rPr>
+          <w:rFonts w:ascii="Arial" w:hAnsi="Arial" w:cs="Arial"/>
+        </w:rPr>
+        <w:t>→</w:t>
+      </w:r>
+      <w:r>
+        <w:rPr>
+          <w:rFonts w:ascii="Roboto Mono" w:hAnsi="Roboto Mono"/>
+        </w:rPr>
+        <w:t xml:space="preserve"> Organized structured datasets </w:t>
+      </w:r>
+    </w:p>
+    <w:p>
+      <w:pPr>
+        <w:pStyle w:val="ListParagraph"/>
+        <w:numPr>
+          <w:ilvl w:val="1"/>
+          <w:numId w:val="4"/>
+        </w:numPr>
+        <w:rPr>
+          <w:rFonts w:ascii="Roboto Mono" w:hAnsi="Roboto Mono"/>
+          <w:b/>
+          <w:bCs/>
+        </w:rPr>
+      </w:pPr>
+      <w:r>
+        <w:rPr>
+          <w:rFonts w:ascii="Roboto Mono" w:hAnsi="Roboto Mono"/>
+          <w:b/>
+          <w:bCs/>
+        </w:rPr>
+        <w:t>1-Private Data</w:t>
+      </w:r>
+      <w:r>
+        <w:rPr>
+          <w:rFonts w:ascii="Roboto Mono" w:hAnsi="Roboto Mono"/>
+          <w:b/>
+          <w:bCs/>
+        </w:rPr>
+        <w:t xml:space="preserve"> </w:t>
+      </w:r>
+      <w:r>
+        <w:rPr>
+          <w:rFonts w:ascii="Arial" w:hAnsi="Arial" w:cs="Arial"/>
+        </w:rPr>
+        <w:t>→</w:t>
+      </w:r>
+      <w:r>
+        <w:rPr>
+          <w:rFonts w:ascii="Arial" w:hAnsi="Arial" w:cs="Arial"/>
+        </w:rPr>
+        <w:t xml:space="preserve"> </w:t>
+      </w:r>
+      <w:r>
+        <w:rPr>
+          <w:rFonts w:ascii="Roboto Mono" w:hAnsi="Roboto Mono" w:cs="Arial"/>
+        </w:rPr>
+        <w:t>Private data storage for sensitive, personal, or confidential information.</w:t>
+      </w:r>
+    </w:p>
+    <w:p>
+      <w:pPr>
+        <w:pStyle w:val="ListParagraph"/>
+        <w:numPr>
           <w:ilvl w:val="2"/>
-          <w:numId w:val="1"/>
-        </w:numPr>
-        <w:spacing w:line="278" w:lineRule="auto"/>
-        <w:rPr>
-          <w:rFonts w:ascii="Roboto Mono" w:hAnsi="Roboto Mono"/>
-          <w:b/>
-          <w:bCs/>
-        </w:rPr>
-      </w:pPr>
-      <w:r>
-        <w:rPr>
-          <w:rFonts w:ascii="Roboto Mono" w:hAnsi="Roboto Mono"/>
-          <w:b/>
-          <w:bCs/>
-        </w:rPr>
-        <w:t>Files Archive</w:t>
-      </w:r>
-      <w:r>
-        <w:rPr>
-          <w:rFonts w:ascii="Roboto Mono" w:hAnsi="Roboto Mono"/>
-          <w:b/>
-          <w:bCs/>
-        </w:rPr>
-        <w:t xml:space="preserve"> </w:t>
-      </w:r>
-      <w:r>
-        <w:rPr>
-          <w:rFonts w:ascii="Roboto Mono" w:hAnsi="Roboto Mono"/>
-        </w:rPr>
-        <w:t xml:space="preserve">-&gt; </w:t>
+          <w:numId w:val="4"/>
+        </w:numPr>
+        <w:rPr>
+          <w:rFonts w:ascii="Roboto Mono" w:hAnsi="Roboto Mono"/>
+        </w:rPr>
+      </w:pPr>
+      <w:r>
+        <w:rPr>
+          <w:rFonts w:ascii="Roboto Mono" w:hAnsi="Roboto Mono"/>
+          <w:b/>
+        </w:rPr>
+        <w:t xml:space="preserve">1-Templates </w:t>
+      </w:r>
+      <w:r>
+        <w:rPr>
+          <w:rFonts w:ascii="Arial" w:hAnsi="Arial" w:cs="Arial"/>
+        </w:rPr>
+        <w:t>→</w:t>
+      </w:r>
+      <w:r>
+        <w:rPr>
+          <w:rFonts w:ascii="Roboto Mono" w:hAnsi="Roboto Mono"/>
+        </w:rPr>
+        <w:t xml:space="preserve"> Predefined templates for reuse</w:t>
+      </w:r>
+    </w:p>
+    <w:p>
+      <w:pPr>
+        <w:pStyle w:val="ListParagraph"/>
+        <w:numPr>
+          <w:ilvl w:val="2"/>
+          <w:numId w:val="4"/>
+        </w:numPr>
+        <w:rPr>
+          <w:rFonts w:ascii="Roboto Mono" w:hAnsi="Roboto Mono"/>
+        </w:rPr>
+      </w:pPr>
+      <w:r>
+        <w:rPr>
+          <w:rFonts w:ascii="Roboto Mono" w:hAnsi="Roboto Mono"/>
+          <w:b/>
+        </w:rPr>
+        <w:t>2-Data</w:t>
+      </w:r>
+      <w:r>
+        <w:rPr>
+          <w:rFonts w:ascii="Roboto Mono" w:hAnsi="Roboto Mono"/>
+          <w:b/>
+        </w:rPr>
+        <w:tab/>
+      </w:r>
+      <w:r>
+        <w:rPr>
+          <w:rFonts w:ascii="Roboto Mono" w:hAnsi="Roboto Mono"/>
+          <w:b/>
+        </w:rPr>
+        <w:t xml:space="preserve"> </w:t>
+      </w:r>
+      <w:r>
+        <w:rPr>
+          <w:rFonts w:ascii="Arial" w:hAnsi="Arial" w:cs="Arial"/>
+        </w:rPr>
+        <w:t>→</w:t>
+      </w:r>
+      <w:r>
+        <w:rPr>
+          <w:rFonts w:ascii="Roboto Mono" w:hAnsi="Roboto Mono"/>
+        </w:rPr>
+        <w:t xml:space="preserve"> structured data tables</w:t>
+      </w:r>
+    </w:p>
+    <w:p>
+      <w:pPr>
+        <w:pStyle w:val="ListParagraph"/>
+        <w:numPr>
+          <w:ilvl w:val="2"/>
+          <w:numId w:val="4"/>
+        </w:numPr>
+        <w:rPr>
+          <w:rFonts w:ascii="Roboto Mono" w:hAnsi="Roboto Mono"/>
+        </w:rPr>
+      </w:pPr>
+      <w:r>
+        <w:rPr>
+          <w:rFonts w:ascii="Roboto Mono" w:hAnsi="Roboto Mono"/>
+          <w:b/>
+        </w:rPr>
+        <w:t xml:space="preserve">3-Events    </w:t>
+      </w:r>
+      <w:r>
+        <w:rPr>
+          <w:rFonts w:ascii="Arial" w:hAnsi="Arial" w:cs="Arial"/>
+        </w:rPr>
+        <w:t>→</w:t>
+      </w:r>
+      <w:r>
+        <w:rPr>
+          <w:rFonts w:ascii="Roboto Mono" w:hAnsi="Roboto Mono"/>
+        </w:rPr>
+        <w:t xml:space="preserve"> Event logs, schedules, or records</w:t>
+      </w:r>
+    </w:p>
+    <w:p>
+      <w:pPr>
+        <w:pStyle w:val="ListParagraph"/>
+        <w:numPr>
+          <w:ilvl w:val="2"/>
+          <w:numId w:val="4"/>
+        </w:numPr>
+        <w:rPr>
+          <w:rFonts w:ascii="Roboto Mono" w:hAnsi="Roboto Mono"/>
+        </w:rPr>
+      </w:pPr>
+      <w:r>
+        <w:rPr>
+          <w:rFonts w:ascii="Roboto Mono" w:hAnsi="Roboto Mono"/>
+          <w:b/>
+        </w:rPr>
+        <w:t xml:space="preserve">4-Plans     </w:t>
+      </w:r>
+      <w:r>
+        <w:rPr>
+          <w:rFonts w:ascii="Arial" w:hAnsi="Arial" w:cs="Arial"/>
+        </w:rPr>
+        <w:t>→</w:t>
+      </w:r>
+      <w:r>
+        <w:rPr>
+          <w:rFonts w:ascii="Roboto Mono" w:hAnsi="Roboto Mono"/>
+        </w:rPr>
+        <w:t xml:space="preserve"> Personal or work planning documents</w:t>
+      </w:r>
+    </w:p>
+    <w:p>
+      <w:pPr>
+        <w:pStyle w:val="ListParagraph"/>
+        <w:numPr>
+          <w:ilvl w:val="2"/>
+          <w:numId w:val="4"/>
+        </w:numPr>
+        <w:rPr>
+          <w:rFonts w:ascii="Roboto Mono" w:hAnsi="Roboto Mono"/>
+        </w:rPr>
+      </w:pPr>
+      <w:r>
+        <w:rPr>
+          <w:rFonts w:ascii="Roboto Mono" w:hAnsi="Roboto Mono"/>
+          <w:b/>
+        </w:rPr>
+        <w:lastRenderedPageBreak/>
+        <w:t xml:space="preserve">5-Accounts </w:t>
+      </w:r>
+      <w:r>
+        <w:rPr>
+          <w:rFonts w:ascii="Arial" w:hAnsi="Arial" w:cs="Arial"/>
+          <w:b/>
+        </w:rPr>
+        <w:t>→</w:t>
+      </w:r>
+      <w:r>
+        <w:rPr>
+          <w:rFonts w:ascii="Roboto Mono" w:hAnsi="Roboto Mono"/>
+        </w:rPr>
+        <w:t xml:space="preserve"> </w:t>
       </w:r>
       <w:r>
         <w:rPr>
@@ -1148,31 +1595,257 @@
           <w:sz w:val="16"/>
           <w:szCs w:val="16"/>
         </w:rPr>
-        <w:t>Long-term storage for inactive or completed files and folders that are no longer in daily use but may be needed for reference or recovery.</w:t>
-      </w:r>
-    </w:p>
-    <w:p>
-      <w:pPr>
-        <w:numPr>
-          <w:ilvl w:val="3"/>
-          <w:numId w:val="1"/>
-        </w:numPr>
-        <w:spacing w:line="278" w:lineRule="auto"/>
+        <w:t>User profiles, login credentials and access details</w:t>
+      </w:r>
+      <w:r>
+        <w:rPr>
+          <w:rFonts w:ascii="Roboto Mono" w:hAnsi="Roboto Mono"/>
+        </w:rPr>
+        <w:t xml:space="preserve">  </w:t>
+      </w:r>
+    </w:p>
+    <w:p>
+      <w:pPr>
+        <w:pStyle w:val="ListParagraph"/>
+        <w:numPr>
+          <w:ilvl w:val="2"/>
+          <w:numId w:val="4"/>
+        </w:numPr>
+        <w:rPr>
+          <w:rFonts w:ascii="Roboto Mono" w:hAnsi="Roboto Mono"/>
+        </w:rPr>
+      </w:pPr>
+      <w:r>
+        <w:rPr>
+          <w:rFonts w:ascii="Roboto Mono" w:hAnsi="Roboto Mono"/>
+          <w:b/>
+          <w:bCs/>
+        </w:rPr>
+        <w:t>6-Content Storage</w:t>
+      </w:r>
+      <w:r>
+        <w:rPr>
+          <w:rFonts w:ascii="Roboto Mono" w:hAnsi="Roboto Mono"/>
+          <w:b/>
+          <w:bCs/>
+        </w:rPr>
+        <w:t xml:space="preserve"> </w:t>
+      </w:r>
+      <w:r>
+        <w:rPr>
+          <w:rFonts w:ascii="Arial" w:hAnsi="Arial" w:cs="Arial"/>
+          <w:sz w:val="20"/>
+          <w:szCs w:val="20"/>
+        </w:rPr>
+        <w:t>→</w:t>
+      </w:r>
+      <w:r>
+        <w:rPr>
+          <w:rFonts w:ascii="Roboto Mono" w:hAnsi="Roboto Mono"/>
+          <w:sz w:val="20"/>
+          <w:szCs w:val="20"/>
+        </w:rPr>
+        <w:t xml:space="preserve"> Notes, drafts, and stored materials</w:t>
+      </w:r>
+    </w:p>
+    <w:p>
+      <w:pPr>
+        <w:pStyle w:val="ListParagraph"/>
+        <w:numPr>
+          <w:ilvl w:val="2"/>
+          <w:numId w:val="4"/>
+        </w:numPr>
+        <w:rPr>
+          <w:rFonts w:ascii="Roboto Mono" w:hAnsi="Roboto Mono"/>
+        </w:rPr>
+      </w:pPr>
+      <w:r>
+        <w:rPr>
+          <w:rFonts w:ascii="Roboto Mono" w:hAnsi="Roboto Mono"/>
+          <w:b/>
+          <w:bCs/>
+        </w:rPr>
+        <w:t>7-Resources</w:t>
+      </w:r>
+      <w:r>
+        <w:rPr>
+          <w:rFonts w:ascii="Roboto Mono" w:hAnsi="Roboto Mono"/>
+        </w:rPr>
+        <w:t xml:space="preserve"> </w:t>
+      </w:r>
+      <w:r>
+        <w:rPr>
+          <w:rFonts w:ascii="Arial" w:hAnsi="Arial" w:cs="Arial"/>
+          <w:sz w:val="20"/>
+          <w:szCs w:val="20"/>
+        </w:rPr>
+        <w:t>→</w:t>
+      </w:r>
+      <w:r>
+        <w:rPr>
+          <w:rFonts w:ascii="Roboto Mono" w:hAnsi="Roboto Mono"/>
+          <w:sz w:val="20"/>
+          <w:szCs w:val="20"/>
+        </w:rPr>
+        <w:t xml:space="preserve"> References, Bookmarks, and Source Materials</w:t>
+      </w:r>
+    </w:p>
+    <w:p>
+      <w:pPr>
+        <w:pStyle w:val="ListParagraph"/>
+        <w:numPr>
+          <w:ilvl w:val="2"/>
+          <w:numId w:val="4"/>
+        </w:numPr>
+        <w:rPr>
+          <w:rFonts w:ascii="Roboto Mono" w:hAnsi="Roboto Mono"/>
+        </w:rPr>
+      </w:pPr>
+      <w:r>
+        <w:rPr>
+          <w:rFonts w:ascii="Roboto Mono" w:hAnsi="Roboto Mono"/>
+          <w:b/>
+          <w:bCs/>
+        </w:rPr>
+        <w:t>8-Standards</w:t>
+      </w:r>
+      <w:r>
+        <w:rPr>
+          <w:rFonts w:ascii="Roboto Mono" w:hAnsi="Roboto Mono"/>
+        </w:rPr>
+        <w:t xml:space="preserve"> </w:t>
+      </w:r>
+      <w:r>
+        <w:rPr>
+          <w:rFonts w:ascii="Arial" w:hAnsi="Arial" w:cs="Arial"/>
+        </w:rPr>
+        <w:t>→</w:t>
+      </w:r>
+      <w:r>
+        <w:rPr>
+          <w:rFonts w:ascii="Roboto Mono" w:hAnsi="Roboto Mono"/>
+        </w:rPr>
+        <w:t xml:space="preserve"> </w:t>
+      </w:r>
+      <w:r>
         <w:rPr>
           <w:rFonts w:ascii="Roboto Mono" w:hAnsi="Roboto Mono"/>
           <w:sz w:val="18"/>
           <w:szCs w:val="18"/>
         </w:rPr>
-      </w:pPr>
-      <w:r>
-        <w:rPr>
-          <w:rFonts w:ascii="Roboto Mono" w:hAnsi="Roboto Mono"/>
-          <w:b/>
-          <w:bCs/>
+        <w:t>Rules, procedures, regulations, best practices</w:t>
+      </w:r>
+    </w:p>
+    <w:p>
+      <w:pPr>
+        <w:pStyle w:val="ListParagraph"/>
+        <w:numPr>
+          <w:ilvl w:val="2"/>
+          <w:numId w:val="4"/>
+        </w:numPr>
+        <w:rPr>
+          <w:rFonts w:ascii="Roboto Mono" w:hAnsi="Roboto Mono"/>
+        </w:rPr>
+      </w:pPr>
+      <w:r>
+        <w:rPr>
+          <w:rFonts w:ascii="Roboto Mono" w:hAnsi="Roboto Mono"/>
+          <w:b/>
+          <w:bCs/>
+        </w:rPr>
+        <w:t>9-Knowledge</w:t>
+      </w:r>
+      <w:r>
+        <w:rPr>
+          <w:rFonts w:ascii="Roboto Mono" w:hAnsi="Roboto Mono"/>
+        </w:rPr>
+        <w:t xml:space="preserve"> </w:t>
+      </w:r>
+      <w:r>
+        <w:rPr>
+          <w:rFonts w:ascii="Arial" w:hAnsi="Arial" w:cs="Arial"/>
+        </w:rPr>
+        <w:t>→</w:t>
+      </w:r>
+      <w:r>
+        <w:rPr>
+          <w:rFonts w:ascii="Roboto Mono" w:hAnsi="Roboto Mono"/>
+        </w:rPr>
+        <w:t xml:space="preserve"> General study materials, guides, info</w:t>
+      </w:r>
+    </w:p>
+    <w:p>
+      <w:pPr>
+        <w:pStyle w:val="ListParagraph"/>
+        <w:numPr>
+          <w:ilvl w:val="2"/>
+          <w:numId w:val="4"/>
+        </w:numPr>
+        <w:rPr>
+          <w:rFonts w:ascii="Roboto Mono" w:hAnsi="Roboto Mono"/>
+        </w:rPr>
+      </w:pPr>
+      <w:r>
+        <w:rPr>
+          <w:rFonts w:ascii="Roboto Mono" w:hAnsi="Roboto Mono"/>
+          <w:b/>
+          <w:bCs/>
+        </w:rPr>
+        <w:t>10-Knowledge Materials</w:t>
+      </w:r>
+      <w:r>
+        <w:rPr>
+          <w:rFonts w:ascii="Roboto Mono" w:hAnsi="Roboto Mono"/>
+        </w:rPr>
+        <w:t xml:space="preserve"> </w:t>
+      </w:r>
+      <w:r>
+        <w:rPr>
+          <w:rFonts w:ascii="Arial" w:hAnsi="Arial" w:cs="Arial"/>
+        </w:rPr>
+        <w:t>→</w:t>
+      </w:r>
+      <w:r>
+        <w:rPr>
+          <w:rFonts w:ascii="Roboto Mono" w:hAnsi="Roboto Mono"/>
+        </w:rPr>
+        <w:t xml:space="preserve"> Domain-Specific Knowledge 10</w:t>
+      </w:r>
+    </w:p>
+    <w:p>
+      <w:pPr>
+        <w:pStyle w:val="ListParagraph"/>
+        <w:numPr>
+          <w:ilvl w:val="2"/>
+          <w:numId w:val="4"/>
+        </w:numPr>
+        <w:rPr>
+          <w:rFonts w:ascii="Roboto Mono" w:hAnsi="Roboto Mono"/>
           <w:sz w:val="18"/>
           <w:szCs w:val="18"/>
         </w:rPr>
-        <w:t>Old Data Collections</w:t>
+      </w:pPr>
+      <w:r>
+        <w:rPr>
+          <w:rFonts w:ascii="Roboto Mono" w:hAnsi="Roboto Mono"/>
+          <w:b/>
+          <w:bCs/>
+        </w:rPr>
+        <w:t>11-Skills</w:t>
+      </w:r>
+      <w:r>
+        <w:rPr>
+          <w:rFonts w:ascii="Roboto Mono" w:hAnsi="Roboto Mono"/>
+        </w:rPr>
+        <w:t xml:space="preserve"> </w:t>
+      </w:r>
+      <w:r>
+        <w:rPr>
+          <w:rFonts w:ascii="Arial" w:hAnsi="Arial" w:cs="Arial"/>
+          <w:sz w:val="24"/>
+          <w:szCs w:val="24"/>
+        </w:rPr>
+        <w:t>→</w:t>
       </w:r>
       <w:r>
         <w:rPr>
@@ -1180,7 +1853,738 @@
           <w:sz w:val="18"/>
           <w:szCs w:val="18"/>
         </w:rPr>
-        <w:t xml:space="preserve"> -&gt; </w:t>
+        <w:t xml:space="preserve"> Exercises, practice resources, progress tracking</w:t>
+      </w:r>
+    </w:p>
+    <w:p>
+      <w:pPr>
+        <w:pStyle w:val="ListParagraph"/>
+        <w:numPr>
+          <w:ilvl w:val="2"/>
+          <w:numId w:val="4"/>
+        </w:numPr>
+        <w:rPr>
+          <w:rFonts w:ascii="Roboto Mono" w:hAnsi="Roboto Mono"/>
+        </w:rPr>
+      </w:pPr>
+      <w:r>
+        <w:rPr>
+          <w:rFonts w:ascii="Roboto Mono" w:hAnsi="Roboto Mono"/>
+          <w:b/>
+          <w:bCs/>
+        </w:rPr>
+        <w:t>12-Literature</w:t>
+      </w:r>
+      <w:r>
+        <w:rPr>
+          <w:rFonts w:ascii="Roboto Mono" w:hAnsi="Roboto Mono"/>
+        </w:rPr>
+        <w:t xml:space="preserve"> </w:t>
+      </w:r>
+      <w:r>
+        <w:rPr>
+          <w:rFonts w:ascii="Arial" w:hAnsi="Arial" w:cs="Arial"/>
+          <w:sz w:val="24"/>
+          <w:szCs w:val="24"/>
+        </w:rPr>
+        <w:t>→</w:t>
+      </w:r>
+      <w:r>
+        <w:rPr>
+          <w:rFonts w:ascii="Roboto Mono" w:hAnsi="Roboto Mono"/>
+          <w:sz w:val="24"/>
+          <w:szCs w:val="24"/>
+        </w:rPr>
+        <w:t xml:space="preserve"> </w:t>
+      </w:r>
+      <w:r>
+        <w:rPr>
+          <w:rFonts w:ascii="Roboto Mono" w:hAnsi="Roboto Mono"/>
+        </w:rPr>
+        <w:t>Books, articles, reading archives</w:t>
+      </w:r>
+    </w:p>
+    <w:p>
+      <w:pPr>
+        <w:pStyle w:val="ListParagraph"/>
+        <w:numPr>
+          <w:ilvl w:val="2"/>
+          <w:numId w:val="4"/>
+        </w:numPr>
+        <w:rPr>
+          <w:rFonts w:ascii="Roboto Mono" w:hAnsi="Roboto Mono"/>
+        </w:rPr>
+      </w:pPr>
+      <w:r>
+        <w:rPr>
+          <w:rFonts w:ascii="Roboto Mono" w:hAnsi="Roboto Mono"/>
+          <w:b/>
+          <w:bCs/>
+        </w:rPr>
+        <w:t>13-Body Metrics</w:t>
+      </w:r>
+      <w:r>
+        <w:rPr>
+          <w:rFonts w:ascii="Roboto Mono" w:hAnsi="Roboto Mono"/>
+        </w:rPr>
+        <w:t xml:space="preserve"> </w:t>
+      </w:r>
+      <w:r>
+        <w:rPr>
+          <w:rFonts w:ascii="Arial" w:hAnsi="Arial" w:cs="Arial"/>
+          <w:sz w:val="24"/>
+          <w:szCs w:val="24"/>
+        </w:rPr>
+        <w:t>→</w:t>
+      </w:r>
+      <w:r>
+        <w:rPr>
+          <w:rFonts w:ascii="Roboto Mono" w:hAnsi="Roboto Mono"/>
+          <w:sz w:val="24"/>
+          <w:szCs w:val="24"/>
+        </w:rPr>
+        <w:t xml:space="preserve"> </w:t>
+      </w:r>
+      <w:r>
+        <w:rPr>
+          <w:rFonts w:ascii="Roboto Mono" w:hAnsi="Roboto Mono"/>
+          <w:sz w:val="16"/>
+          <w:szCs w:val="16"/>
+        </w:rPr>
+        <w:t>Health data, fitness tracking, medical records</w:t>
+      </w:r>
+    </w:p>
+    <w:p>
+      <w:pPr>
+        <w:pStyle w:val="ListParagraph"/>
+        <w:numPr>
+          <w:ilvl w:val="2"/>
+          <w:numId w:val="4"/>
+        </w:numPr>
+        <w:rPr>
+          <w:rFonts w:ascii="Roboto Mono" w:hAnsi="Roboto Mono"/>
+        </w:rPr>
+      </w:pPr>
+      <w:r>
+        <w:rPr>
+          <w:rFonts w:ascii="Roboto Mono" w:hAnsi="Roboto Mono"/>
+          <w:b/>
+          <w:bCs/>
+        </w:rPr>
+        <w:t>14-Entities</w:t>
+      </w:r>
+      <w:r>
+        <w:rPr>
+          <w:rFonts w:ascii="Roboto Mono" w:hAnsi="Roboto Mono"/>
+        </w:rPr>
+        <w:t xml:space="preserve"> </w:t>
+      </w:r>
+      <w:r>
+        <w:rPr>
+          <w:rFonts w:ascii="Arial" w:hAnsi="Arial" w:cs="Arial"/>
+        </w:rPr>
+        <w:t>→</w:t>
+      </w:r>
+      <w:r>
+        <w:rPr>
+          <w:rFonts w:ascii="Roboto Mono" w:hAnsi="Roboto Mono"/>
+        </w:rPr>
+        <w:t xml:space="preserve"> </w:t>
+      </w:r>
+      <w:r>
+        <w:rPr>
+          <w:rFonts w:ascii="Roboto Mono" w:hAnsi="Roboto Mono"/>
+          <w:sz w:val="20"/>
+          <w:szCs w:val="20"/>
+        </w:rPr>
+        <w:t>People, Items, Addresses, and Interactions</w:t>
+      </w:r>
+    </w:p>
+    <w:p>
+      <w:pPr>
+        <w:pStyle w:val="ListParagraph"/>
+        <w:numPr>
+          <w:ilvl w:val="2"/>
+          <w:numId w:val="4"/>
+        </w:numPr>
+        <w:rPr>
+          <w:rFonts w:ascii="Roboto Mono" w:hAnsi="Roboto Mono"/>
+        </w:rPr>
+      </w:pPr>
+      <w:r>
+        <w:rPr>
+          <w:rFonts w:ascii="Roboto Mono" w:hAnsi="Roboto Mono"/>
+          <w:b/>
+          <w:bCs/>
+        </w:rPr>
+        <w:t>15-Work</w:t>
+      </w:r>
+      <w:r>
+        <w:rPr>
+          <w:rFonts w:ascii="Roboto Mono" w:hAnsi="Roboto Mono"/>
+        </w:rPr>
+        <w:t xml:space="preserve"> </w:t>
+      </w:r>
+      <w:r>
+        <w:rPr>
+          <w:rFonts w:ascii="Arial" w:hAnsi="Arial" w:cs="Arial"/>
+        </w:rPr>
+        <w:t>→</w:t>
+      </w:r>
+      <w:r>
+        <w:rPr>
+          <w:rFonts w:ascii="Roboto Mono" w:hAnsi="Roboto Mono"/>
+        </w:rPr>
+        <w:t xml:space="preserve"> Work-related notes, drafts, and references</w:t>
+      </w:r>
+    </w:p>
+    <w:p>
+      <w:pPr>
+        <w:pStyle w:val="ListParagraph"/>
+        <w:numPr>
+          <w:ilvl w:val="2"/>
+          <w:numId w:val="4"/>
+        </w:numPr>
+        <w:rPr>
+          <w:rFonts w:ascii="Roboto Mono" w:hAnsi="Roboto Mono"/>
+        </w:rPr>
+      </w:pPr>
+      <w:r>
+        <w:rPr>
+          <w:rFonts w:ascii="Roboto Mono" w:hAnsi="Roboto Mono"/>
+          <w:b/>
+          <w:bCs/>
+        </w:rPr>
+        <w:t>16-Jobs</w:t>
+      </w:r>
+      <w:r>
+        <w:rPr>
+          <w:rFonts w:ascii="Roboto Mono" w:hAnsi="Roboto Mono"/>
+        </w:rPr>
+        <w:t xml:space="preserve"> </w:t>
+      </w:r>
+      <w:r>
+        <w:rPr>
+          <w:rFonts w:ascii="Arial" w:hAnsi="Arial" w:cs="Arial"/>
+        </w:rPr>
+        <w:t>→</w:t>
+      </w:r>
+      <w:r>
+        <w:rPr>
+          <w:rFonts w:ascii="Roboto Mono" w:hAnsi="Roboto Mono"/>
+        </w:rPr>
+        <w:t xml:space="preserve"> </w:t>
+      </w:r>
+      <w:r>
+        <w:rPr>
+          <w:rFonts w:ascii="Roboto Mono" w:hAnsi="Roboto Mono"/>
+          <w:sz w:val="20"/>
+          <w:szCs w:val="20"/>
+        </w:rPr>
+        <w:t>Job-specific tasks, details, and defect tracking</w:t>
+      </w:r>
+    </w:p>
+    <w:p>
+      <w:pPr>
+        <w:pStyle w:val="ListParagraph"/>
+        <w:numPr>
+          <w:ilvl w:val="2"/>
+          <w:numId w:val="4"/>
+        </w:numPr>
+        <w:rPr>
+          <w:rFonts w:ascii="Roboto Mono" w:hAnsi="Roboto Mono"/>
+        </w:rPr>
+      </w:pPr>
+      <w:r>
+        <w:rPr>
+          <w:rFonts w:ascii="Roboto Mono" w:hAnsi="Roboto Mono"/>
+          <w:b/>
+          <w:bCs/>
+        </w:rPr>
+        <w:t>17-</w:t>
+      </w:r>
+      <w:r>
+        <w:rPr>
+          <w:rFonts w:ascii="Roboto Mono" w:hAnsi="Roboto Mono"/>
+          <w:b/>
+          <w:bCs/>
+        </w:rPr>
+        <w:t>Financial</w:t>
+      </w:r>
+      <w:r>
+        <w:rPr>
+          <w:rFonts w:ascii="Roboto Mono" w:hAnsi="Roboto Mono"/>
+        </w:rPr>
+        <w:t xml:space="preserve"> </w:t>
+      </w:r>
+      <w:r>
+        <w:rPr>
+          <w:rFonts w:ascii="Arial" w:hAnsi="Arial" w:cs="Arial"/>
+        </w:rPr>
+        <w:t>→</w:t>
+      </w:r>
+      <w:r>
+        <w:rPr>
+          <w:rFonts w:ascii="Roboto Mono" w:hAnsi="Roboto Mono"/>
+        </w:rPr>
+        <w:t xml:space="preserve"> </w:t>
+      </w:r>
+      <w:r>
+        <w:rPr>
+          <w:rFonts w:ascii="Roboto Mono" w:hAnsi="Roboto Mono"/>
+          <w:sz w:val="20"/>
+          <w:szCs w:val="20"/>
+        </w:rPr>
+        <w:t>Financial records, stored backups</w:t>
+      </w:r>
+    </w:p>
+    <w:p>
+      <w:pPr>
+        <w:pStyle w:val="ListParagraph"/>
+        <w:numPr>
+          <w:ilvl w:val="2"/>
+          <w:numId w:val="4"/>
+        </w:numPr>
+        <w:rPr>
+          <w:rFonts w:ascii="Roboto Mono" w:hAnsi="Roboto Mono"/>
+        </w:rPr>
+      </w:pPr>
+      <w:r>
+        <w:rPr>
+          <w:rFonts w:ascii="Roboto Mono" w:hAnsi="Roboto Mono"/>
+          <w:b/>
+          <w:bCs/>
+        </w:rPr>
+        <w:t>18-Entertainment</w:t>
+      </w:r>
+      <w:r>
+        <w:rPr>
+          <w:rFonts w:ascii="Roboto Mono" w:hAnsi="Roboto Mono"/>
+        </w:rPr>
+        <w:t xml:space="preserve"> </w:t>
+      </w:r>
+      <w:r>
+        <w:rPr>
+          <w:rFonts w:ascii="Arial" w:hAnsi="Arial" w:cs="Arial"/>
+        </w:rPr>
+        <w:t>→</w:t>
+      </w:r>
+      <w:r>
+        <w:rPr>
+          <w:rFonts w:ascii="Roboto Mono" w:hAnsi="Roboto Mono"/>
+        </w:rPr>
+        <w:t xml:space="preserve"> </w:t>
+      </w:r>
+      <w:r>
+        <w:rPr>
+          <w:rFonts w:ascii="Roboto Mono" w:hAnsi="Roboto Mono"/>
+          <w:sz w:val="20"/>
+          <w:szCs w:val="20"/>
+        </w:rPr>
+        <w:t>Entertainment-related notes and media</w:t>
+      </w:r>
+    </w:p>
+    <w:p>
+      <w:pPr>
+        <w:pStyle w:val="ListParagraph"/>
+        <w:numPr>
+          <w:ilvl w:val="2"/>
+          <w:numId w:val="4"/>
+        </w:numPr>
+        <w:rPr>
+          <w:rFonts w:ascii="Roboto Mono" w:hAnsi="Roboto Mono"/>
+        </w:rPr>
+      </w:pPr>
+      <w:r>
+        <w:rPr>
+          <w:rFonts w:ascii="Roboto Mono" w:hAnsi="Roboto Mono"/>
+          <w:b/>
+          <w:bCs/>
+        </w:rPr>
+        <w:t>19-Miscellaneous</w:t>
+      </w:r>
+      <w:r>
+        <w:rPr>
+          <w:rFonts w:ascii="Roboto Mono" w:hAnsi="Roboto Mono"/>
+        </w:rPr>
+        <w:t xml:space="preserve"> </w:t>
+      </w:r>
+      <w:r>
+        <w:rPr>
+          <w:rFonts w:ascii="Arial" w:hAnsi="Arial" w:cs="Arial"/>
+        </w:rPr>
+        <w:t>→</w:t>
+      </w:r>
+      <w:r>
+        <w:rPr>
+          <w:rFonts w:ascii="Roboto Mono" w:hAnsi="Roboto Mono"/>
+        </w:rPr>
+        <w:t xml:space="preserve"> </w:t>
+      </w:r>
+      <w:r>
+        <w:rPr>
+          <w:rFonts w:ascii="Roboto Mono" w:hAnsi="Roboto Mono"/>
+          <w:sz w:val="20"/>
+          <w:szCs w:val="20"/>
+        </w:rPr>
+        <w:t>Miscellaneous files, uncategorized materials, and other documents</w:t>
+      </w:r>
+    </w:p>
+    <w:p>
+      <w:pPr>
+        <w:pStyle w:val="ListParagraph"/>
+        <w:numPr>
+          <w:ilvl w:val="1"/>
+          <w:numId w:val="4"/>
+        </w:numPr>
+        <w:rPr>
+          <w:rFonts w:ascii="Roboto Mono" w:hAnsi="Roboto Mono"/>
+          <w:b/>
+          <w:bCs/>
+        </w:rPr>
+      </w:pPr>
+      <w:r>
+        <w:rPr>
+          <w:rFonts w:ascii="Roboto Mono" w:hAnsi="Roboto Mono"/>
+          <w:b/>
+          <w:bCs/>
+        </w:rPr>
+        <w:t>2-Public Data</w:t>
+      </w:r>
+      <w:r>
+        <w:rPr>
+          <w:rFonts w:ascii="Roboto Mono" w:hAnsi="Roboto Mono"/>
+          <w:b/>
+          <w:bCs/>
+        </w:rPr>
+        <w:t xml:space="preserve"> </w:t>
+      </w:r>
+      <w:r>
+        <w:rPr>
+          <w:rFonts w:ascii="Arial" w:hAnsi="Arial" w:cs="Arial"/>
+        </w:rPr>
+        <w:t>→</w:t>
+      </w:r>
+      <w:r>
+        <w:rPr>
+          <w:rFonts w:ascii="Arial" w:hAnsi="Arial" w:cs="Arial"/>
+        </w:rPr>
+        <w:t xml:space="preserve"> </w:t>
+      </w:r>
+      <w:r>
+        <w:rPr>
+          <w:rFonts w:ascii="Roboto Mono" w:hAnsi="Roboto Mono" w:cs="Arial"/>
+        </w:rPr>
+        <w:t>Public data storage for non-sensitive, shareable, or reference-based content</w:t>
+      </w:r>
+      <w:r>
+        <w:rPr>
+          <w:rFonts w:ascii="Roboto Mono" w:hAnsi="Roboto Mono" w:cs="Arial"/>
+        </w:rPr>
+        <w:t>.</w:t>
+      </w:r>
+    </w:p>
+    <w:p>
+      <w:pPr>
+        <w:pStyle w:val="ListParagraph"/>
+        <w:numPr>
+          <w:ilvl w:val="2"/>
+          <w:numId w:val="4"/>
+        </w:numPr>
+        <w:rPr>
+          <w:rFonts w:ascii="Roboto Mono" w:hAnsi="Roboto Mono"/>
+        </w:rPr>
+      </w:pPr>
+      <w:r>
+        <w:rPr>
+          <w:rFonts w:ascii="Roboto Mono" w:hAnsi="Roboto Mono"/>
+          <w:b/>
+        </w:rPr>
+        <w:t xml:space="preserve">1-Templates </w:t>
+      </w:r>
+      <w:r>
+        <w:rPr>
+          <w:rFonts w:ascii="Arial" w:hAnsi="Arial" w:cs="Arial"/>
+        </w:rPr>
+        <w:t>→</w:t>
+      </w:r>
+      <w:r>
+        <w:rPr>
+          <w:rFonts w:ascii="Roboto Mono" w:hAnsi="Roboto Mono"/>
+        </w:rPr>
+        <w:t xml:space="preserve"> Predefined templates for reuse</w:t>
+      </w:r>
+    </w:p>
+    <w:p>
+      <w:pPr>
+        <w:pStyle w:val="ListParagraph"/>
+        <w:numPr>
+          <w:ilvl w:val="2"/>
+          <w:numId w:val="4"/>
+        </w:numPr>
+        <w:rPr>
+          <w:rFonts w:ascii="Roboto Mono" w:hAnsi="Roboto Mono"/>
+        </w:rPr>
+      </w:pPr>
+      <w:r>
+        <w:rPr>
+          <w:rFonts w:ascii="Roboto Mono" w:hAnsi="Roboto Mono"/>
+          <w:b/>
+        </w:rPr>
+        <w:t>2-Data</w:t>
+      </w:r>
+      <w:r>
+        <w:rPr>
+          <w:rFonts w:ascii="Roboto Mono" w:hAnsi="Roboto Mono"/>
+          <w:b/>
+        </w:rPr>
+        <w:tab/>
+        <w:t xml:space="preserve"> </w:t>
+      </w:r>
+      <w:r>
+        <w:rPr>
+          <w:rFonts w:ascii="Arial" w:hAnsi="Arial" w:cs="Arial"/>
+        </w:rPr>
+        <w:t>→</w:t>
+      </w:r>
+      <w:r>
+        <w:rPr>
+          <w:rFonts w:ascii="Roboto Mono" w:hAnsi="Roboto Mono"/>
+        </w:rPr>
+        <w:t xml:space="preserve"> structured data tables</w:t>
+      </w:r>
+    </w:p>
+    <w:p>
+      <w:pPr>
+        <w:pStyle w:val="ListParagraph"/>
+        <w:numPr>
+          <w:ilvl w:val="2"/>
+          <w:numId w:val="4"/>
+        </w:numPr>
+        <w:rPr>
+          <w:rFonts w:ascii="Roboto Mono" w:hAnsi="Roboto Mono"/>
+        </w:rPr>
+      </w:pPr>
+      <w:r>
+        <w:rPr>
+          <w:rFonts w:ascii="Roboto Mono" w:hAnsi="Roboto Mono"/>
+          <w:b/>
+        </w:rPr>
+        <w:t xml:space="preserve">3-Events    </w:t>
+      </w:r>
+      <w:r>
+        <w:rPr>
+          <w:rFonts w:ascii="Arial" w:hAnsi="Arial" w:cs="Arial"/>
+        </w:rPr>
+        <w:t>→</w:t>
+      </w:r>
+      <w:r>
+        <w:rPr>
+          <w:rFonts w:ascii="Roboto Mono" w:hAnsi="Roboto Mono"/>
+        </w:rPr>
+        <w:t xml:space="preserve"> Event logs, schedules, or records</w:t>
+      </w:r>
+    </w:p>
+    <w:p>
+      <w:pPr>
+        <w:pStyle w:val="ListParagraph"/>
+        <w:numPr>
+          <w:ilvl w:val="2"/>
+          <w:numId w:val="4"/>
+        </w:numPr>
+        <w:rPr>
+          <w:rFonts w:ascii="Roboto Mono" w:hAnsi="Roboto Mono"/>
+        </w:rPr>
+      </w:pPr>
+      <w:r>
+        <w:rPr>
+          <w:rFonts w:ascii="Roboto Mono" w:hAnsi="Roboto Mono"/>
+          <w:b/>
+        </w:rPr>
+        <w:t xml:space="preserve">4-Plans     </w:t>
+      </w:r>
+      <w:r>
+        <w:rPr>
+          <w:rFonts w:ascii="Arial" w:hAnsi="Arial" w:cs="Arial"/>
+        </w:rPr>
+        <w:t>→</w:t>
+      </w:r>
+      <w:r>
+        <w:rPr>
+          <w:rFonts w:ascii="Roboto Mono" w:hAnsi="Roboto Mono"/>
+        </w:rPr>
+        <w:t xml:space="preserve"> Personal or work planning documents</w:t>
+      </w:r>
+    </w:p>
+    <w:p>
+      <w:pPr>
+        <w:pStyle w:val="ListParagraph"/>
+        <w:numPr>
+          <w:ilvl w:val="2"/>
+          <w:numId w:val="4"/>
+        </w:numPr>
+        <w:rPr>
+          <w:rFonts w:ascii="Roboto Mono" w:hAnsi="Roboto Mono"/>
+        </w:rPr>
+      </w:pPr>
+      <w:r>
+        <w:rPr>
+          <w:rFonts w:ascii="Roboto Mono" w:hAnsi="Roboto Mono"/>
+          <w:b/>
+        </w:rPr>
+        <w:t xml:space="preserve">5-Accounts </w:t>
+      </w:r>
+      <w:r>
+        <w:rPr>
+          <w:rFonts w:ascii="Arial" w:hAnsi="Arial" w:cs="Arial"/>
+          <w:b/>
+        </w:rPr>
+        <w:t>→</w:t>
+      </w:r>
+      <w:r>
+        <w:rPr>
+          <w:rFonts w:ascii="Roboto Mono" w:hAnsi="Roboto Mono"/>
+        </w:rPr>
+        <w:t xml:space="preserve"> </w:t>
+      </w:r>
+      <w:r>
+        <w:rPr>
+          <w:rFonts w:ascii="Roboto Mono" w:hAnsi="Roboto Mono"/>
+          <w:sz w:val="16"/>
+          <w:szCs w:val="16"/>
+        </w:rPr>
+        <w:t>User profiles, login credentials and access details</w:t>
+      </w:r>
+      <w:r>
+        <w:rPr>
+          <w:rFonts w:ascii="Roboto Mono" w:hAnsi="Roboto Mono"/>
+        </w:rPr>
+        <w:t xml:space="preserve">  </w:t>
+      </w:r>
+    </w:p>
+    <w:p>
+      <w:pPr>
+        <w:pStyle w:val="ListParagraph"/>
+        <w:numPr>
+          <w:ilvl w:val="2"/>
+          <w:numId w:val="4"/>
+        </w:numPr>
+        <w:rPr>
+          <w:rFonts w:ascii="Roboto Mono" w:hAnsi="Roboto Mono"/>
+        </w:rPr>
+      </w:pPr>
+      <w:r>
+        <w:rPr>
+          <w:rFonts w:ascii="Roboto Mono" w:hAnsi="Roboto Mono"/>
+          <w:b/>
+          <w:bCs/>
+        </w:rPr>
+        <w:t>6-Content Storage</w:t>
+      </w:r>
+      <w:r>
+        <w:rPr>
+          <w:rFonts w:ascii="Roboto Mono" w:hAnsi="Roboto Mono"/>
+          <w:b/>
+          <w:bCs/>
+        </w:rPr>
+        <w:t xml:space="preserve"> </w:t>
+      </w:r>
+      <w:r>
+        <w:rPr>
+          <w:rFonts w:ascii="Arial" w:hAnsi="Arial" w:cs="Arial"/>
+          <w:sz w:val="20"/>
+          <w:szCs w:val="20"/>
+        </w:rPr>
+        <w:t>→</w:t>
+      </w:r>
+      <w:r>
+        <w:rPr>
+          <w:rFonts w:ascii="Roboto Mono" w:hAnsi="Roboto Mono"/>
+          <w:sz w:val="20"/>
+          <w:szCs w:val="20"/>
+        </w:rPr>
+        <w:t xml:space="preserve"> Notes, drafts, and stored materials</w:t>
+      </w:r>
+    </w:p>
+    <w:p>
+      <w:pPr>
+        <w:pStyle w:val="ListParagraph"/>
+        <w:numPr>
+          <w:ilvl w:val="2"/>
+          <w:numId w:val="4"/>
+        </w:numPr>
+        <w:rPr>
+          <w:rFonts w:ascii="Roboto Mono" w:hAnsi="Roboto Mono"/>
+        </w:rPr>
+      </w:pPr>
+      <w:r>
+        <w:rPr>
+          <w:rFonts w:ascii="Roboto Mono" w:hAnsi="Roboto Mono"/>
+          <w:b/>
+          <w:bCs/>
+        </w:rPr>
+        <w:t>7-Resources</w:t>
+      </w:r>
+      <w:r>
+        <w:rPr>
+          <w:rFonts w:ascii="Roboto Mono" w:hAnsi="Roboto Mono"/>
+        </w:rPr>
+        <w:t xml:space="preserve"> </w:t>
+      </w:r>
+      <w:r>
+        <w:rPr>
+          <w:rFonts w:ascii="Arial" w:hAnsi="Arial" w:cs="Arial"/>
+          <w:sz w:val="20"/>
+          <w:szCs w:val="20"/>
+        </w:rPr>
+        <w:t>→</w:t>
+      </w:r>
+      <w:r>
+        <w:rPr>
+          <w:rFonts w:ascii="Roboto Mono" w:hAnsi="Roboto Mono"/>
+          <w:sz w:val="20"/>
+          <w:szCs w:val="20"/>
+        </w:rPr>
+        <w:t xml:space="preserve"> References, Bookmarks, and Source Materials</w:t>
+      </w:r>
+    </w:p>
+    <w:p>
+      <w:pPr>
+        <w:pStyle w:val="ListParagraph"/>
+        <w:numPr>
+          <w:ilvl w:val="2"/>
+          <w:numId w:val="4"/>
+        </w:numPr>
+        <w:rPr>
+          <w:rFonts w:ascii="Roboto Mono" w:hAnsi="Roboto Mono"/>
+        </w:rPr>
+      </w:pPr>
+      <w:r>
+        <w:rPr>
+          <w:rFonts w:ascii="Roboto Mono" w:hAnsi="Roboto Mono"/>
+          <w:b/>
+          <w:bCs/>
+        </w:rPr>
+        <w:lastRenderedPageBreak/>
+        <w:t>8-Standards</w:t>
+      </w:r>
+      <w:r>
+        <w:rPr>
+          <w:rFonts w:ascii="Roboto Mono" w:hAnsi="Roboto Mono"/>
+        </w:rPr>
+        <w:t xml:space="preserve"> </w:t>
+      </w:r>
+      <w:r>
+        <w:rPr>
+          <w:rFonts w:ascii="Arial" w:hAnsi="Arial" w:cs="Arial"/>
+        </w:rPr>
+        <w:t>→</w:t>
+      </w:r>
+      <w:r>
+        <w:rPr>
+          <w:rFonts w:ascii="Roboto Mono" w:hAnsi="Roboto Mono"/>
+        </w:rPr>
+        <w:t xml:space="preserve"> </w:t>
       </w:r>
       <w:r>
         <w:rPr>
@@ -1188,17 +2592,119 @@
           <w:sz w:val="18"/>
           <w:szCs w:val="18"/>
         </w:rPr>
-        <w:t xml:space="preserve">Archived </w:t>
-      </w:r>
-      <w:r>
-        <w:rPr>
-          <w:rFonts w:ascii="Roboto Mono" w:hAnsi="Roboto Mono"/>
-          <w:b/>
-          <w:bCs/>
+        <w:t>Rules, procedures, regulations, best practices</w:t>
+      </w:r>
+    </w:p>
+    <w:p>
+      <w:pPr>
+        <w:pStyle w:val="ListParagraph"/>
+        <w:numPr>
+          <w:ilvl w:val="2"/>
+          <w:numId w:val="4"/>
+        </w:numPr>
+        <w:rPr>
+          <w:rFonts w:ascii="Roboto Mono" w:hAnsi="Roboto Mono"/>
+        </w:rPr>
+      </w:pPr>
+      <w:r>
+        <w:rPr>
+          <w:rFonts w:ascii="Roboto Mono" w:hAnsi="Roboto Mono"/>
+          <w:b/>
+          <w:bCs/>
+        </w:rPr>
+        <w:t>9-Knowledge</w:t>
+      </w:r>
+      <w:r>
+        <w:rPr>
+          <w:rFonts w:ascii="Roboto Mono" w:hAnsi="Roboto Mono"/>
+        </w:rPr>
+        <w:t xml:space="preserve"> </w:t>
+      </w:r>
+      <w:r>
+        <w:rPr>
+          <w:rFonts w:ascii="Arial" w:hAnsi="Arial" w:cs="Arial"/>
+        </w:rPr>
+        <w:t>→</w:t>
+      </w:r>
+      <w:r>
+        <w:rPr>
+          <w:rFonts w:ascii="Roboto Mono" w:hAnsi="Roboto Mono"/>
+        </w:rPr>
+        <w:t xml:space="preserve"> General study materials, guides, info</w:t>
+      </w:r>
+    </w:p>
+    <w:p>
+      <w:pPr>
+        <w:pStyle w:val="ListParagraph"/>
+        <w:numPr>
+          <w:ilvl w:val="2"/>
+          <w:numId w:val="4"/>
+        </w:numPr>
+        <w:rPr>
+          <w:rFonts w:ascii="Roboto Mono" w:hAnsi="Roboto Mono"/>
+        </w:rPr>
+      </w:pPr>
+      <w:r>
+        <w:rPr>
+          <w:rFonts w:ascii="Roboto Mono" w:hAnsi="Roboto Mono"/>
+          <w:b/>
+          <w:bCs/>
+        </w:rPr>
+        <w:t>10-Knowledge Materials</w:t>
+      </w:r>
+      <w:r>
+        <w:rPr>
+          <w:rFonts w:ascii="Roboto Mono" w:hAnsi="Roboto Mono"/>
+        </w:rPr>
+        <w:t xml:space="preserve"> </w:t>
+      </w:r>
+      <w:r>
+        <w:rPr>
+          <w:rFonts w:ascii="Arial" w:hAnsi="Arial" w:cs="Arial"/>
+        </w:rPr>
+        <w:t>→</w:t>
+      </w:r>
+      <w:r>
+        <w:rPr>
+          <w:rFonts w:ascii="Roboto Mono" w:hAnsi="Roboto Mono"/>
+        </w:rPr>
+        <w:t xml:space="preserve"> Domain-Specific Knowledge 10</w:t>
+      </w:r>
+    </w:p>
+    <w:p>
+      <w:pPr>
+        <w:pStyle w:val="ListParagraph"/>
+        <w:numPr>
+          <w:ilvl w:val="2"/>
+          <w:numId w:val="4"/>
+        </w:numPr>
+        <w:rPr>
+          <w:rFonts w:ascii="Roboto Mono" w:hAnsi="Roboto Mono"/>
           <w:sz w:val="18"/>
           <w:szCs w:val="18"/>
         </w:rPr>
-        <w:t>historical records</w:t>
+      </w:pPr>
+      <w:r>
+        <w:rPr>
+          <w:rFonts w:ascii="Roboto Mono" w:hAnsi="Roboto Mono"/>
+          <w:b/>
+          <w:bCs/>
+        </w:rPr>
+        <w:t>11-Skills</w:t>
+      </w:r>
+      <w:r>
+        <w:rPr>
+          <w:rFonts w:ascii="Roboto Mono" w:hAnsi="Roboto Mono"/>
+        </w:rPr>
+        <w:t xml:space="preserve"> </w:t>
+      </w:r>
+      <w:r>
+        <w:rPr>
+          <w:rFonts w:ascii="Arial" w:hAnsi="Arial" w:cs="Arial"/>
+          <w:sz w:val="24"/>
+          <w:szCs w:val="24"/>
+        </w:rPr>
+        <w:t>→</w:t>
       </w:r>
       <w:r>
         <w:rPr>
@@ -1206,18 +2712,882 @@
           <w:sz w:val="18"/>
           <w:szCs w:val="18"/>
         </w:rPr>
-        <w:t xml:space="preserve"> of previous versions of the Data Collections file, preserved to record structures, table counts, and data scope at specific points in time. These files are read-only and retained for comparison, auditing, rollback reference, or system evolution tracking.</w:t>
-      </w:r>
-    </w:p>
-    <w:p>
-      <w:pPr>
-        <w:numPr>
-          <w:ilvl w:val="3"/>
-          <w:numId w:val="1"/>
-        </w:numPr>
-        <w:spacing w:line="278" w:lineRule="auto"/>
-        <w:rPr>
-          <w:rFonts w:ascii="Roboto Mono" w:hAnsi="Roboto Mono"/>
+        <w:t xml:space="preserve"> Exercises, practice resources, progress tracking</w:t>
+      </w:r>
+    </w:p>
+    <w:p>
+      <w:pPr>
+        <w:pStyle w:val="ListParagraph"/>
+        <w:numPr>
+          <w:ilvl w:val="2"/>
+          <w:numId w:val="4"/>
+        </w:numPr>
+        <w:rPr>
+          <w:rFonts w:ascii="Roboto Mono" w:hAnsi="Roboto Mono"/>
+        </w:rPr>
+      </w:pPr>
+      <w:r>
+        <w:rPr>
+          <w:rFonts w:ascii="Roboto Mono" w:hAnsi="Roboto Mono"/>
+          <w:b/>
+          <w:bCs/>
+        </w:rPr>
+        <w:t>12-Literature</w:t>
+      </w:r>
+      <w:r>
+        <w:rPr>
+          <w:rFonts w:ascii="Roboto Mono" w:hAnsi="Roboto Mono"/>
+        </w:rPr>
+        <w:t xml:space="preserve"> </w:t>
+      </w:r>
+      <w:r>
+        <w:rPr>
+          <w:rFonts w:ascii="Arial" w:hAnsi="Arial" w:cs="Arial"/>
+          <w:sz w:val="24"/>
+          <w:szCs w:val="24"/>
+        </w:rPr>
+        <w:t>→</w:t>
+      </w:r>
+      <w:r>
+        <w:rPr>
+          <w:rFonts w:ascii="Roboto Mono" w:hAnsi="Roboto Mono"/>
+          <w:sz w:val="24"/>
+          <w:szCs w:val="24"/>
+        </w:rPr>
+        <w:t xml:space="preserve"> </w:t>
+      </w:r>
+      <w:r>
+        <w:rPr>
+          <w:rFonts w:ascii="Roboto Mono" w:hAnsi="Roboto Mono"/>
+        </w:rPr>
+        <w:t>Books, articles, reading archives</w:t>
+      </w:r>
+    </w:p>
+    <w:p>
+      <w:pPr>
+        <w:pStyle w:val="ListParagraph"/>
+        <w:numPr>
+          <w:ilvl w:val="2"/>
+          <w:numId w:val="4"/>
+        </w:numPr>
+        <w:rPr>
+          <w:rFonts w:ascii="Roboto Mono" w:hAnsi="Roboto Mono"/>
+        </w:rPr>
+      </w:pPr>
+      <w:r>
+        <w:rPr>
+          <w:rFonts w:ascii="Roboto Mono" w:hAnsi="Roboto Mono"/>
+          <w:b/>
+          <w:bCs/>
+        </w:rPr>
+        <w:t>13-Body Metrics</w:t>
+      </w:r>
+      <w:r>
+        <w:rPr>
+          <w:rFonts w:ascii="Roboto Mono" w:hAnsi="Roboto Mono"/>
+        </w:rPr>
+        <w:t xml:space="preserve"> </w:t>
+      </w:r>
+      <w:r>
+        <w:rPr>
+          <w:rFonts w:ascii="Arial" w:hAnsi="Arial" w:cs="Arial"/>
+          <w:sz w:val="24"/>
+          <w:szCs w:val="24"/>
+        </w:rPr>
+        <w:t>→</w:t>
+      </w:r>
+      <w:r>
+        <w:rPr>
+          <w:rFonts w:ascii="Roboto Mono" w:hAnsi="Roboto Mono"/>
+          <w:sz w:val="24"/>
+          <w:szCs w:val="24"/>
+        </w:rPr>
+        <w:t xml:space="preserve"> </w:t>
+      </w:r>
+      <w:r>
+        <w:rPr>
+          <w:rFonts w:ascii="Roboto Mono" w:hAnsi="Roboto Mono"/>
+          <w:sz w:val="16"/>
+          <w:szCs w:val="16"/>
+        </w:rPr>
+        <w:t>Health data, fitness tracking, medical records</w:t>
+      </w:r>
+    </w:p>
+    <w:p>
+      <w:pPr>
+        <w:pStyle w:val="ListParagraph"/>
+        <w:numPr>
+          <w:ilvl w:val="2"/>
+          <w:numId w:val="4"/>
+        </w:numPr>
+        <w:rPr>
+          <w:rFonts w:ascii="Roboto Mono" w:hAnsi="Roboto Mono"/>
+        </w:rPr>
+      </w:pPr>
+      <w:r>
+        <w:rPr>
+          <w:rFonts w:ascii="Roboto Mono" w:hAnsi="Roboto Mono"/>
+          <w:b/>
+          <w:bCs/>
+        </w:rPr>
+        <w:t>14-Entities</w:t>
+      </w:r>
+      <w:r>
+        <w:rPr>
+          <w:rFonts w:ascii="Roboto Mono" w:hAnsi="Roboto Mono"/>
+        </w:rPr>
+        <w:t xml:space="preserve"> </w:t>
+      </w:r>
+      <w:r>
+        <w:rPr>
+          <w:rFonts w:ascii="Arial" w:hAnsi="Arial" w:cs="Arial"/>
+        </w:rPr>
+        <w:t>→</w:t>
+      </w:r>
+      <w:r>
+        <w:rPr>
+          <w:rFonts w:ascii="Roboto Mono" w:hAnsi="Roboto Mono"/>
+        </w:rPr>
+        <w:t xml:space="preserve"> </w:t>
+      </w:r>
+      <w:r>
+        <w:rPr>
+          <w:rFonts w:ascii="Roboto Mono" w:hAnsi="Roboto Mono"/>
+          <w:sz w:val="20"/>
+          <w:szCs w:val="20"/>
+        </w:rPr>
+        <w:t>People, Items, Addresses, and Interactions</w:t>
+      </w:r>
+    </w:p>
+    <w:p>
+      <w:pPr>
+        <w:pStyle w:val="ListParagraph"/>
+        <w:numPr>
+          <w:ilvl w:val="2"/>
+          <w:numId w:val="4"/>
+        </w:numPr>
+        <w:rPr>
+          <w:rFonts w:ascii="Roboto Mono" w:hAnsi="Roboto Mono"/>
+        </w:rPr>
+      </w:pPr>
+      <w:r>
+        <w:rPr>
+          <w:rFonts w:ascii="Roboto Mono" w:hAnsi="Roboto Mono"/>
+          <w:b/>
+          <w:bCs/>
+        </w:rPr>
+        <w:t>15-Work</w:t>
+      </w:r>
+      <w:r>
+        <w:rPr>
+          <w:rFonts w:ascii="Roboto Mono" w:hAnsi="Roboto Mono"/>
+        </w:rPr>
+        <w:t xml:space="preserve"> </w:t>
+      </w:r>
+      <w:r>
+        <w:rPr>
+          <w:rFonts w:ascii="Arial" w:hAnsi="Arial" w:cs="Arial"/>
+        </w:rPr>
+        <w:t>→</w:t>
+      </w:r>
+      <w:r>
+        <w:rPr>
+          <w:rFonts w:ascii="Roboto Mono" w:hAnsi="Roboto Mono"/>
+        </w:rPr>
+        <w:t xml:space="preserve"> Work-related notes, drafts, and references</w:t>
+      </w:r>
+    </w:p>
+    <w:p>
+      <w:pPr>
+        <w:pStyle w:val="ListParagraph"/>
+        <w:numPr>
+          <w:ilvl w:val="2"/>
+          <w:numId w:val="4"/>
+        </w:numPr>
+        <w:rPr>
+          <w:rFonts w:ascii="Roboto Mono" w:hAnsi="Roboto Mono"/>
+        </w:rPr>
+      </w:pPr>
+      <w:r>
+        <w:rPr>
+          <w:rFonts w:ascii="Roboto Mono" w:hAnsi="Roboto Mono"/>
+          <w:b/>
+          <w:bCs/>
+        </w:rPr>
+        <w:t>16-Jobs</w:t>
+      </w:r>
+      <w:r>
+        <w:rPr>
+          <w:rFonts w:ascii="Roboto Mono" w:hAnsi="Roboto Mono"/>
+        </w:rPr>
+        <w:t xml:space="preserve"> </w:t>
+      </w:r>
+      <w:r>
+        <w:rPr>
+          <w:rFonts w:ascii="Arial" w:hAnsi="Arial" w:cs="Arial"/>
+        </w:rPr>
+        <w:t>→</w:t>
+      </w:r>
+      <w:r>
+        <w:rPr>
+          <w:rFonts w:ascii="Roboto Mono" w:hAnsi="Roboto Mono"/>
+        </w:rPr>
+        <w:t xml:space="preserve"> </w:t>
+      </w:r>
+      <w:r>
+        <w:rPr>
+          <w:rFonts w:ascii="Roboto Mono" w:hAnsi="Roboto Mono"/>
+          <w:sz w:val="20"/>
+          <w:szCs w:val="20"/>
+        </w:rPr>
+        <w:t>Job-specific tasks, details, and defect tracking</w:t>
+      </w:r>
+    </w:p>
+    <w:p>
+      <w:pPr>
+        <w:pStyle w:val="ListParagraph"/>
+        <w:numPr>
+          <w:ilvl w:val="2"/>
+          <w:numId w:val="4"/>
+        </w:numPr>
+        <w:rPr>
+          <w:rFonts w:ascii="Roboto Mono" w:hAnsi="Roboto Mono"/>
+        </w:rPr>
+      </w:pPr>
+      <w:r>
+        <w:rPr>
+          <w:rFonts w:ascii="Roboto Mono" w:hAnsi="Roboto Mono"/>
+          <w:b/>
+          <w:bCs/>
+        </w:rPr>
+        <w:t>17-</w:t>
+      </w:r>
+      <w:r>
+        <w:rPr>
+          <w:rFonts w:ascii="Roboto Mono" w:hAnsi="Roboto Mono"/>
+          <w:b/>
+          <w:bCs/>
+        </w:rPr>
+        <w:t>Financial</w:t>
+      </w:r>
+      <w:r>
+        <w:rPr>
+          <w:rFonts w:ascii="Roboto Mono" w:hAnsi="Roboto Mono"/>
+        </w:rPr>
+        <w:t xml:space="preserve"> </w:t>
+      </w:r>
+      <w:r>
+        <w:rPr>
+          <w:rFonts w:ascii="Arial" w:hAnsi="Arial" w:cs="Arial"/>
+        </w:rPr>
+        <w:t>→</w:t>
+      </w:r>
+      <w:r>
+        <w:rPr>
+          <w:rFonts w:ascii="Roboto Mono" w:hAnsi="Roboto Mono"/>
+        </w:rPr>
+        <w:t xml:space="preserve"> </w:t>
+      </w:r>
+      <w:r>
+        <w:rPr>
+          <w:rFonts w:ascii="Roboto Mono" w:hAnsi="Roboto Mono"/>
+          <w:sz w:val="20"/>
+          <w:szCs w:val="20"/>
+        </w:rPr>
+        <w:t>Financial records, stored backups</w:t>
+      </w:r>
+    </w:p>
+    <w:p>
+      <w:pPr>
+        <w:pStyle w:val="ListParagraph"/>
+        <w:numPr>
+          <w:ilvl w:val="2"/>
+          <w:numId w:val="4"/>
+        </w:numPr>
+        <w:rPr>
+          <w:rFonts w:ascii="Roboto Mono" w:hAnsi="Roboto Mono"/>
+        </w:rPr>
+      </w:pPr>
+      <w:r>
+        <w:rPr>
+          <w:rFonts w:ascii="Roboto Mono" w:hAnsi="Roboto Mono"/>
+          <w:b/>
+          <w:bCs/>
+        </w:rPr>
+        <w:t>18-Entertainment</w:t>
+      </w:r>
+      <w:r>
+        <w:rPr>
+          <w:rFonts w:ascii="Roboto Mono" w:hAnsi="Roboto Mono"/>
+        </w:rPr>
+        <w:t xml:space="preserve"> </w:t>
+      </w:r>
+      <w:r>
+        <w:rPr>
+          <w:rFonts w:ascii="Arial" w:hAnsi="Arial" w:cs="Arial"/>
+        </w:rPr>
+        <w:t>→</w:t>
+      </w:r>
+      <w:r>
+        <w:rPr>
+          <w:rFonts w:ascii="Roboto Mono" w:hAnsi="Roboto Mono"/>
+        </w:rPr>
+        <w:t xml:space="preserve"> </w:t>
+      </w:r>
+      <w:r>
+        <w:rPr>
+          <w:rFonts w:ascii="Roboto Mono" w:hAnsi="Roboto Mono"/>
+          <w:sz w:val="20"/>
+          <w:szCs w:val="20"/>
+        </w:rPr>
+        <w:t>Entertainment-related notes and media</w:t>
+      </w:r>
+    </w:p>
+    <w:p>
+      <w:pPr>
+        <w:pStyle w:val="ListParagraph"/>
+        <w:numPr>
+          <w:ilvl w:val="0"/>
+          <w:numId w:val="4"/>
+        </w:numPr>
+        <w:rPr>
+          <w:rFonts w:ascii="Roboto Mono" w:hAnsi="Roboto Mono"/>
+        </w:rPr>
+      </w:pPr>
+      <w:r>
+        <w:rPr>
+          <w:rFonts w:ascii="Roboto Mono" w:hAnsi="Roboto Mono"/>
+          <w:b/>
+          <w:bCs/>
+        </w:rPr>
+        <w:t>4-</w:t>
+      </w:r>
+      <w:r>
+        <w:rPr>
+          <w:rFonts w:ascii="Roboto Mono" w:hAnsi="Roboto Mono"/>
+          <w:b/>
+          <w:bCs/>
+        </w:rPr>
+        <w:t>Samples</w:t>
+      </w:r>
+      <w:r>
+        <w:rPr>
+          <w:rFonts w:ascii="Roboto Mono" w:hAnsi="Roboto Mono"/>
+        </w:rPr>
+        <w:t xml:space="preserve"> </w:t>
+      </w:r>
+      <w:r>
+        <w:rPr>
+          <w:rFonts w:ascii="Arial" w:hAnsi="Arial" w:cs="Arial"/>
+        </w:rPr>
+        <w:t>→</w:t>
+      </w:r>
+      <w:r>
+        <w:rPr>
+          <w:rFonts w:ascii="Roboto Mono" w:hAnsi="Roboto Mono"/>
+        </w:rPr>
+        <w:t xml:space="preserve"> Example files and reference data </w:t>
+      </w:r>
+    </w:p>
+    <w:p>
+      <w:pPr>
+        <w:pStyle w:val="ListParagraph"/>
+        <w:numPr>
+          <w:ilvl w:val="0"/>
+          <w:numId w:val="4"/>
+        </w:numPr>
+        <w:rPr>
+          <w:rFonts w:ascii="Roboto Mono" w:hAnsi="Roboto Mono"/>
+        </w:rPr>
+      </w:pPr>
+      <w:r>
+        <w:rPr>
+          <w:rFonts w:ascii="Roboto Mono" w:hAnsi="Roboto Mono"/>
+          <w:b/>
+          <w:bCs/>
+        </w:rPr>
+        <w:t>5</w:t>
+      </w:r>
+      <w:r>
+        <w:rPr>
+          <w:rFonts w:ascii="Roboto Mono" w:hAnsi="Roboto Mono"/>
+          <w:b/>
+          <w:bCs/>
+        </w:rPr>
+        <w:t>-</w:t>
+      </w:r>
+      <w:r>
+        <w:rPr>
+          <w:rFonts w:ascii="Roboto Mono" w:hAnsi="Roboto Mono"/>
+          <w:b/>
+          <w:bCs/>
+        </w:rPr>
+        <w:t>Snapshots</w:t>
+      </w:r>
+      <w:r>
+        <w:rPr>
+          <w:rFonts w:ascii="Roboto Mono" w:hAnsi="Roboto Mono"/>
+        </w:rPr>
+        <w:t xml:space="preserve"> </w:t>
+      </w:r>
+      <w:r>
+        <w:rPr>
+          <w:rFonts w:ascii="Arial" w:hAnsi="Arial" w:cs="Arial"/>
+        </w:rPr>
+        <w:t>→</w:t>
+      </w:r>
+      <w:r>
+        <w:rPr>
+          <w:rFonts w:ascii="Roboto Mono" w:hAnsi="Roboto Mono"/>
+        </w:rPr>
+        <w:t xml:space="preserve"> </w:t>
+      </w:r>
+      <w:r>
+        <w:rPr>
+          <w:rFonts w:ascii="Roboto Mono" w:hAnsi="Roboto Mono"/>
+        </w:rPr>
+        <w:t>checkpoint folders used to track progress or states of tasks, following the Snapshot Rules.</w:t>
+      </w:r>
+      <w:r>
+        <w:rPr>
+          <w:rFonts w:ascii="Roboto Mono" w:hAnsi="Roboto Mono"/>
+        </w:rPr>
+        <w:tab/>
+      </w:r>
+    </w:p>
+    <w:p>
+      <w:pPr>
+        <w:pStyle w:val="ListParagraph"/>
+        <w:numPr>
+          <w:ilvl w:val="1"/>
+          <w:numId w:val="4"/>
+        </w:numPr>
+        <w:rPr>
+          <w:rFonts w:ascii="Roboto Mono" w:hAnsi="Roboto Mono"/>
+        </w:rPr>
+      </w:pPr>
+      <w:r>
+        <w:rPr>
+          <w:rFonts w:ascii="Roboto Mono" w:hAnsi="Roboto Mono"/>
+        </w:rPr>
+        <w:t xml:space="preserve"> </w:t>
+      </w:r>
+      <w:r>
+        <w:rPr>
+          <w:rFonts w:ascii="Roboto Mono" w:hAnsi="Roboto Mono"/>
+          <w:b/>
+          <w:bCs/>
+        </w:rPr>
+        <w:t>Permanently</w:t>
+      </w:r>
+      <w:r>
+        <w:rPr>
+          <w:rFonts w:ascii="Roboto Mono" w:hAnsi="Roboto Mono"/>
+          <w:b/>
+          <w:bCs/>
+        </w:rPr>
+        <w:t xml:space="preserve"> </w:t>
+      </w:r>
+      <w:r>
+        <w:rPr>
+          <w:rFonts w:ascii="Arial" w:hAnsi="Arial" w:cs="Arial"/>
+        </w:rPr>
+        <w:t>→</w:t>
+      </w:r>
+      <w:r>
+        <w:rPr>
+          <w:rFonts w:ascii="Roboto Mono" w:hAnsi="Roboto Mono"/>
+        </w:rPr>
+        <w:t xml:space="preserve"> </w:t>
+      </w:r>
+      <w:r>
+        <w:rPr>
+          <w:rFonts w:ascii="Roboto Mono" w:hAnsi="Roboto Mono"/>
+        </w:rPr>
+        <w:t xml:space="preserve">Permanently </w:t>
+      </w:r>
+      <w:r>
+        <w:rPr>
+          <w:rFonts w:ascii="Roboto Mono" w:hAnsi="Roboto Mono"/>
+        </w:rPr>
+        <w:t>checkpoint folders</w:t>
+      </w:r>
+    </w:p>
+    <w:p>
+      <w:pPr>
+        <w:pStyle w:val="ListParagraph"/>
+        <w:numPr>
+          <w:ilvl w:val="1"/>
+          <w:numId w:val="4"/>
+        </w:numPr>
+        <w:rPr>
+          <w:rFonts w:ascii="Roboto Mono" w:hAnsi="Roboto Mono"/>
+        </w:rPr>
+      </w:pPr>
+      <w:r>
+        <w:rPr>
+          <w:rFonts w:ascii="Roboto Mono" w:hAnsi="Roboto Mono"/>
+          <w:b/>
+          <w:bCs/>
+        </w:rPr>
+        <w:t>Temporary</w:t>
+      </w:r>
+      <w:r>
+        <w:rPr>
+          <w:rFonts w:ascii="Roboto Mono" w:hAnsi="Roboto Mono"/>
+          <w:b/>
+          <w:bCs/>
+        </w:rPr>
+        <w:t xml:space="preserve"> </w:t>
+      </w:r>
+      <w:r>
+        <w:rPr>
+          <w:rFonts w:ascii="Arial" w:hAnsi="Arial" w:cs="Arial"/>
+        </w:rPr>
+        <w:t>→</w:t>
+      </w:r>
+      <w:r>
+        <w:rPr>
+          <w:rFonts w:ascii="Roboto Mono" w:hAnsi="Roboto Mono"/>
+        </w:rPr>
+        <w:t xml:space="preserve"> </w:t>
+      </w:r>
+      <w:r>
+        <w:rPr>
+          <w:rFonts w:ascii="Roboto Mono" w:hAnsi="Roboto Mono"/>
+        </w:rPr>
+        <w:t xml:space="preserve">Temporary </w:t>
+      </w:r>
+      <w:r>
+        <w:rPr>
+          <w:rFonts w:ascii="Roboto Mono" w:hAnsi="Roboto Mono"/>
+        </w:rPr>
+        <w:t>checkpoint folders</w:t>
+      </w:r>
+    </w:p>
+    <w:p>
+      <w:pPr>
+        <w:pStyle w:val="ListParagraph"/>
+        <w:numPr>
+          <w:ilvl w:val="0"/>
+          <w:numId w:val="4"/>
+        </w:numPr>
+      </w:pPr>
+      <w:r>
+        <w:rPr>
+          <w:rFonts w:ascii="Roboto Mono" w:hAnsi="Roboto Mono"/>
+          <w:b/>
+          <w:bCs/>
+        </w:rPr>
+        <w:t>6</w:t>
+      </w:r>
+      <w:r>
+        <w:rPr>
+          <w:rFonts w:ascii="Roboto Mono" w:hAnsi="Roboto Mono"/>
+          <w:b/>
+          <w:bCs/>
+        </w:rPr>
+        <w:t>-</w:t>
+      </w:r>
+      <w:r>
+        <w:rPr>
+          <w:rFonts w:ascii="Roboto Mono" w:hAnsi="Roboto Mono"/>
+          <w:b/>
+          <w:bCs/>
+        </w:rPr>
+        <w:t>Archive</w:t>
+      </w:r>
+      <w:r>
+        <w:rPr>
+          <w:rFonts w:ascii="Roboto Mono" w:hAnsi="Roboto Mono"/>
+        </w:rPr>
+        <w:t xml:space="preserve"> </w:t>
+      </w:r>
+      <w:r>
+        <w:rPr>
+          <w:rFonts w:ascii="Arial" w:hAnsi="Arial" w:cs="Arial"/>
+        </w:rPr>
+        <w:t>→</w:t>
+      </w:r>
+      <w:r>
+        <w:rPr>
+          <w:rFonts w:ascii="Roboto Mono" w:hAnsi="Roboto Mono"/>
+        </w:rPr>
+        <w:t xml:space="preserve"> </w:t>
+      </w:r>
+      <w:r>
+        <w:rPr>
+          <w:rFonts w:ascii="Roboto Mono" w:hAnsi="Roboto Mono"/>
+        </w:rPr>
+        <w:t>Long-term storage for inactive or completed files and folders that are no longer in daily use but may be needed for reference or recovery.</w:t>
+      </w:r>
+    </w:p>
+    <w:p>
+      <w:pPr>
+        <w:pStyle w:val="ListParagraph"/>
+        <w:numPr>
+          <w:ilvl w:val="1"/>
+          <w:numId w:val="4"/>
+        </w:numPr>
+        <w:rPr>
+          <w:rFonts w:ascii="Roboto Mono" w:hAnsi="Roboto Mono"/>
+          <w:b/>
+          <w:bCs/>
+        </w:rPr>
+      </w:pPr>
+      <w:r>
+        <w:rPr>
+          <w:rFonts w:ascii="Roboto Mono" w:hAnsi="Roboto Mono"/>
+          <w:b/>
+          <w:bCs/>
+        </w:rPr>
+        <w:t>1-</w:t>
+      </w:r>
+      <w:r>
+        <w:rPr>
+          <w:rFonts w:ascii="Roboto Mono" w:hAnsi="Roboto Mono"/>
+          <w:b/>
+          <w:bCs/>
+        </w:rPr>
+        <w:t>Private Archive</w:t>
+      </w:r>
+      <w:r>
+        <w:rPr>
+          <w:rFonts w:ascii="Roboto Mono" w:hAnsi="Roboto Mono"/>
+          <w:b/>
+          <w:bCs/>
+        </w:rPr>
+        <w:t xml:space="preserve"> </w:t>
+      </w:r>
+      <w:r>
+        <w:rPr>
+          <w:rFonts w:ascii="Arial" w:hAnsi="Arial" w:cs="Arial"/>
+        </w:rPr>
+        <w:t>→</w:t>
+      </w:r>
+      <w:r>
+        <w:rPr>
+          <w:rFonts w:ascii="Arial" w:hAnsi="Arial" w:cs="Arial"/>
+        </w:rPr>
+        <w:t xml:space="preserve"> </w:t>
+      </w:r>
+      <w:r>
+        <w:rPr>
+          <w:rFonts w:ascii="Roboto Mono" w:hAnsi="Roboto Mono" w:cs="Arial"/>
+        </w:rPr>
+        <w:t>Private archive for sensitive, personal, or restricted content.</w:t>
+      </w:r>
+    </w:p>
+    <w:p>
+      <w:pPr>
+        <w:pStyle w:val="ListParagraph"/>
+        <w:numPr>
+          <w:ilvl w:val="1"/>
+          <w:numId w:val="4"/>
+        </w:numPr>
+        <w:rPr>
+          <w:rFonts w:ascii="Roboto Mono" w:hAnsi="Roboto Mono"/>
+          <w:b/>
+          <w:bCs/>
+        </w:rPr>
+      </w:pPr>
+      <w:r>
+        <w:rPr>
+          <w:rFonts w:ascii="Roboto Mono" w:hAnsi="Roboto Mono"/>
+          <w:b/>
+          <w:bCs/>
+        </w:rPr>
+        <w:t>2-Public Archive</w:t>
+      </w:r>
+      <w:r>
+        <w:rPr>
+          <w:rFonts w:ascii="Roboto Mono" w:hAnsi="Roboto Mono"/>
+          <w:b/>
+          <w:bCs/>
+        </w:rPr>
+        <w:t xml:space="preserve"> </w:t>
+      </w:r>
+      <w:r>
+        <w:rPr>
+          <w:rFonts w:ascii="Arial" w:hAnsi="Arial" w:cs="Arial"/>
+        </w:rPr>
+        <w:t>→</w:t>
+      </w:r>
+      <w:r>
+        <w:rPr>
+          <w:rFonts w:ascii="Arial" w:hAnsi="Arial" w:cs="Arial"/>
+        </w:rPr>
+        <w:t xml:space="preserve"> </w:t>
+      </w:r>
+      <w:r>
+        <w:rPr>
+          <w:rFonts w:ascii="Roboto Mono" w:hAnsi="Roboto Mono" w:cs="Arial"/>
+        </w:rPr>
+        <w:t>Public archive for non-sensitive, shareable, and reference content.</w:t>
+      </w:r>
+    </w:p>
+    <w:p>
+      <w:pPr>
+        <w:pStyle w:val="ListParagraph"/>
+        <w:numPr>
+          <w:ilvl w:val="2"/>
+          <w:numId w:val="4"/>
+        </w:numPr>
+        <w:rPr>
+          <w:rFonts w:ascii="Roboto Mono" w:hAnsi="Roboto Mono"/>
+          <w:b/>
+          <w:bCs/>
+        </w:rPr>
+      </w:pPr>
+      <w:r>
+        <w:rPr>
+          <w:rFonts w:ascii="Roboto Mono" w:hAnsi="Roboto Mono"/>
+          <w:b/>
+          <w:bCs/>
+        </w:rPr>
+        <w:t>Old Automation</w:t>
+      </w:r>
+      <w:r>
+        <w:rPr>
+          <w:rFonts w:ascii="Roboto Mono" w:hAnsi="Roboto Mono"/>
+          <w:b/>
+          <w:bCs/>
+        </w:rPr>
+        <w:t xml:space="preserve"> </w:t>
+      </w:r>
+      <w:r>
+        <w:rPr>
+          <w:rFonts w:ascii="Arial" w:hAnsi="Arial" w:cs="Arial"/>
+        </w:rPr>
+        <w:t>→</w:t>
+      </w:r>
+      <w:r>
+        <w:rPr>
+          <w:rFonts w:ascii="Arial" w:hAnsi="Arial" w:cs="Arial"/>
+        </w:rPr>
+        <w:t xml:space="preserve"> </w:t>
+      </w:r>
+      <w:r>
+        <w:rPr>
+          <w:rFonts w:ascii="Roboto Mono" w:hAnsi="Roboto Mono" w:cs="Arial"/>
+        </w:rPr>
+        <w:t xml:space="preserve">Archived historical records of previous versions of the </w:t>
+      </w:r>
+      <w:r>
+        <w:rPr>
+          <w:rFonts w:ascii="Roboto Mono" w:hAnsi="Roboto Mono" w:cs="Arial"/>
+        </w:rPr>
+        <w:t>automation scripts</w:t>
+      </w:r>
+      <w:r>
+        <w:rPr>
+          <w:rFonts w:ascii="Roboto Mono" w:hAnsi="Roboto Mono" w:cs="Arial"/>
+        </w:rPr>
+        <w:t>.</w:t>
+      </w:r>
+    </w:p>
+    <w:p>
+      <w:pPr>
+        <w:pStyle w:val="ListParagraph"/>
+        <w:numPr>
+          <w:ilvl w:val="2"/>
+          <w:numId w:val="4"/>
+        </w:numPr>
+        <w:rPr>
+          <w:rFonts w:ascii="Roboto Mono" w:hAnsi="Roboto Mono"/>
+        </w:rPr>
+      </w:pPr>
+      <w:r>
+        <w:rPr>
+          <w:rFonts w:ascii="Roboto Mono" w:hAnsi="Roboto Mono"/>
+          <w:b/>
+          <w:bCs/>
+        </w:rPr>
+        <w:t>Old Data Collections</w:t>
+      </w:r>
+      <w:r>
+        <w:rPr>
+          <w:rFonts w:ascii="Roboto Mono" w:hAnsi="Roboto Mono"/>
+        </w:rPr>
+        <w:t xml:space="preserve"> </w:t>
+      </w:r>
+      <w:r>
+        <w:rPr>
+          <w:rFonts w:ascii="Arial" w:hAnsi="Arial" w:cs="Arial"/>
+        </w:rPr>
+        <w:t>→</w:t>
+      </w:r>
+      <w:r>
+        <w:rPr>
+          <w:rFonts w:ascii="Roboto Mono" w:hAnsi="Roboto Mono" w:cs="Arial"/>
+        </w:rPr>
+        <w:t xml:space="preserve"> Archived historical records of previous versions of the Data Collections file, preserved to record structures, table counts, and data scope at specific points in time. These files are read-only and retained for comparison, auditing, rollback reference, or system evolution tracking.</w:t>
+      </w:r>
+    </w:p>
+    <w:p>
+      <w:pPr>
+        <w:pStyle w:val="ListParagraph"/>
+        <w:numPr>
+          <w:ilvl w:val="2"/>
+          <w:numId w:val="4"/>
+        </w:numPr>
+        <w:rPr>
+          <w:rFonts w:ascii="Roboto Mono" w:hAnsi="Roboto Mono"/>
+        </w:rPr>
+      </w:pPr>
+      <w:r>
+        <w:rPr>
+          <w:rFonts w:ascii="Roboto Mono" w:hAnsi="Roboto Mono"/>
+          <w:b/>
+          <w:bCs/>
+        </w:rPr>
+        <w:lastRenderedPageBreak/>
+        <w:t>old FileHistory</w:t>
+      </w:r>
+      <w:r>
+        <w:rPr>
+          <w:rFonts w:ascii="Roboto Mono" w:hAnsi="Roboto Mono"/>
+        </w:rPr>
+        <w:t xml:space="preserve"> -&gt; Archived historical versions of files kept for record-keeping, auditing, or rollback purposes. These files are no longer actively maintained.</w:t>
+      </w:r>
+    </w:p>
+    <w:p>
+      <w:pPr>
+        <w:pStyle w:val="ListParagraph"/>
+        <w:numPr>
+          <w:ilvl w:val="2"/>
+          <w:numId w:val="4"/>
+        </w:numPr>
+        <w:rPr>
+          <w:rFonts w:ascii="Roboto Mono" w:hAnsi="Roboto Mono"/>
+        </w:rPr>
+      </w:pPr>
+      <w:r>
+        <w:rPr>
+          <w:rFonts w:ascii="Roboto Mono" w:hAnsi="Roboto Mono"/>
+          <w:b/>
+          <w:bCs/>
+        </w:rPr>
+        <w:t>Old Samples</w:t>
+      </w:r>
+      <w:r>
+        <w:rPr>
+          <w:rFonts w:ascii="Roboto Mono" w:hAnsi="Roboto Mono"/>
+        </w:rPr>
+        <w:t xml:space="preserve"> -&gt; Previous sample files retained for reference, comparison, or legacy documentation but not used in current work.</w:t>
+      </w:r>
+    </w:p>
+    <w:p>
+      <w:pPr>
+        <w:pStyle w:val="ListParagraph"/>
+        <w:numPr>
+          <w:ilvl w:val="2"/>
+          <w:numId w:val="4"/>
+        </w:numPr>
+        <w:rPr>
+          <w:rFonts w:ascii="Roboto Mono" w:hAnsi="Roboto Mono"/>
+          <w:b/>
+          <w:bCs/>
           <w:sz w:val="18"/>
           <w:szCs w:val="18"/>
         </w:rPr>
@@ -1228,143 +3598,18 @@
           <w:b/>
           <w:bCs/>
         </w:rPr>
-        <w:t xml:space="preserve">old </w:t>
-      </w:r>
-      <w:proofErr w:type="spellStart"/>
-      <w:r>
-        <w:rPr>
-          <w:rFonts w:ascii="Roboto Mono" w:hAnsi="Roboto Mono"/>
-          <w:b/>
-          <w:bCs/>
-        </w:rPr>
-        <w:t>FileHistory</w:t>
-      </w:r>
-      <w:proofErr w:type="spellEnd"/>
-      <w:r>
-        <w:rPr>
-          <w:rFonts w:ascii="Roboto Mono" w:hAnsi="Roboto Mono"/>
-          <w:b/>
-          <w:bCs/>
-        </w:rPr>
-        <w:t xml:space="preserve"> </w:t>
-      </w:r>
-      <w:r>
-        <w:rPr>
-          <w:rFonts w:ascii="Roboto Mono" w:hAnsi="Roboto Mono"/>
-        </w:rPr>
-        <w:t xml:space="preserve">-&gt; </w:t>
-      </w:r>
-      <w:r>
-        <w:rPr>
-          <w:rFonts w:ascii="Roboto Mono" w:hAnsi="Roboto Mono"/>
-          <w:sz w:val="18"/>
-          <w:szCs w:val="18"/>
-        </w:rPr>
-        <w:t>Archived historical versions of files kept for record-keeping, auditing, or rollback purposes. These files are no longer actively maintained.</w:t>
-      </w:r>
-    </w:p>
-    <w:p>
-      <w:pPr>
-        <w:numPr>
-          <w:ilvl w:val="3"/>
-          <w:numId w:val="1"/>
-        </w:numPr>
-        <w:spacing w:line="278" w:lineRule="auto"/>
-        <w:rPr>
-          <w:rFonts w:ascii="Roboto Mono" w:hAnsi="Roboto Mono"/>
-          <w:b/>
-          <w:bCs/>
-        </w:rPr>
-      </w:pPr>
-      <w:r>
-        <w:rPr>
-          <w:rFonts w:ascii="Roboto Mono" w:hAnsi="Roboto Mono"/>
-          <w:b/>
-          <w:bCs/>
-        </w:rPr>
-        <w:t>Old Files Samples</w:t>
-      </w:r>
-      <w:r>
-        <w:rPr>
-          <w:rFonts w:ascii="Roboto Mono" w:hAnsi="Roboto Mono"/>
-          <w:b/>
-          <w:bCs/>
-        </w:rPr>
-        <w:t xml:space="preserve"> </w:t>
-      </w:r>
-      <w:r>
-        <w:rPr>
-          <w:rFonts w:ascii="Roboto Mono" w:hAnsi="Roboto Mono"/>
-        </w:rPr>
-        <w:t>-&gt;</w:t>
-      </w:r>
-      <w:r>
-        <w:rPr>
-          <w:rFonts w:ascii="Roboto Mono" w:hAnsi="Roboto Mono"/>
-        </w:rPr>
-        <w:t xml:space="preserve"> </w:t>
-      </w:r>
-      <w:r>
-        <w:rPr>
-          <w:rFonts w:ascii="Roboto Mono" w:hAnsi="Roboto Mono"/>
-          <w:sz w:val="16"/>
-          <w:szCs w:val="16"/>
-        </w:rPr>
-        <w:t>Previous sample files retained for reference, comparison, or legacy documentation but not used in current work.</w:t>
-      </w:r>
-    </w:p>
-    <w:p>
-      <w:pPr>
-        <w:numPr>
-          <w:ilvl w:val="3"/>
-          <w:numId w:val="1"/>
-        </w:numPr>
-        <w:spacing w:line="278" w:lineRule="auto"/>
-        <w:rPr>
-          <w:rFonts w:ascii="Roboto Mono" w:hAnsi="Roboto Mono"/>
-          <w:b/>
-          <w:bCs/>
-        </w:rPr>
-      </w:pPr>
-      <w:r>
-        <w:rPr>
-          <w:rFonts w:ascii="Roboto Mono" w:hAnsi="Roboto Mono"/>
-          <w:b/>
-          <w:bCs/>
-        </w:rPr>
         <w:t>Old Snapshots</w:t>
       </w:r>
       <w:r>
         <w:rPr>
           <w:rFonts w:ascii="Roboto Mono" w:hAnsi="Roboto Mono"/>
-          <w:b/>
-          <w:bCs/>
-        </w:rPr>
-        <w:t xml:space="preserve"> </w:t>
-      </w:r>
-      <w:r>
-        <w:rPr>
-          <w:rFonts w:ascii="Roboto Mono" w:hAnsi="Roboto Mono"/>
-        </w:rPr>
-        <w:t>-&gt;</w:t>
-      </w:r>
-      <w:r>
-        <w:rPr>
-          <w:rFonts w:ascii="Roboto Mono" w:hAnsi="Roboto Mono"/>
-        </w:rPr>
-        <w:t xml:space="preserve"> </w:t>
-      </w:r>
-      <w:r>
-        <w:rPr>
-          <w:rFonts w:ascii="Roboto Mono" w:hAnsi="Roboto Mono"/>
-          <w:sz w:val="16"/>
-          <w:szCs w:val="16"/>
-        </w:rPr>
-        <w:t>Archived snapshot folders preserved for historical tracking or backup. These</w:t>
-      </w:r>
-    </w:p>
-    <w:p>
-      <w:pPr>
+        </w:rPr>
+        <w:t xml:space="preserve"> -&gt; Archived snapshot folders preserved for historical tracking or backup. These</w:t>
+      </w:r>
+    </w:p>
+    <w:p>
+      <w:pPr>
+        <w:pStyle w:val="ListParagraph"/>
         <w:numPr>
           <w:ilvl w:val="0"/>
           <w:numId w:val="1"/>
@@ -1372,38 +3617,88 @@
         <w:spacing w:line="278" w:lineRule="auto"/>
         <w:rPr>
           <w:rFonts w:ascii="Roboto Mono" w:hAnsi="Roboto Mono"/>
-        </w:rPr>
-      </w:pPr>
-      <w:r>
-        <w:rPr>
-          <w:rFonts w:ascii="Roboto Mono" w:hAnsi="Roboto Mono"/>
-          <w:b/>
-          <w:bCs/>
-        </w:rPr>
-        <w:t>Settings</w:t>
-      </w:r>
-      <w:r>
-        <w:rPr>
-          <w:rFonts w:ascii="Roboto Mono" w:hAnsi="Roboto Mono"/>
-        </w:rPr>
-        <w:t xml:space="preserve"> </w:t>
-      </w:r>
-      <w:r>
-        <w:rPr>
-          <w:rFonts w:ascii="Arial" w:hAnsi="Arial" w:cs="Arial"/>
-        </w:rPr>
-        <w:t>→</w:t>
-      </w:r>
-      <w:r>
-        <w:rPr>
-          <w:rFonts w:ascii="Roboto Mono" w:hAnsi="Roboto Mono"/>
-        </w:rPr>
-        <w:t xml:space="preserve"> Store configuration files, system tweaks, or guides for your laptop/software setup.</w:t>
+          <w:sz w:val="28"/>
+          <w:szCs w:val="28"/>
+        </w:rPr>
+      </w:pPr>
+      <w:r>
+        <w:rPr>
+          <w:rFonts w:ascii="Roboto Mono" w:hAnsi="Roboto Mono"/>
+          <w:b/>
+          <w:bCs/>
+        </w:rPr>
+        <w:t xml:space="preserve">Resources </w:t>
+      </w:r>
+      <w:r>
+        <w:rPr>
+          <w:rFonts w:ascii="Arial" w:hAnsi="Arial" w:cs="Arial"/>
+          <w:b/>
+          <w:bCs/>
+        </w:rPr>
+        <w:t>→</w:t>
+      </w:r>
+      <w:r>
+        <w:rPr>
+          <w:rFonts w:ascii="Roboto Mono" w:hAnsi="Roboto Mono" w:cs="Arial"/>
+          <w:b/>
+          <w:bCs/>
+        </w:rPr>
+        <w:t xml:space="preserve"> </w:t>
+      </w:r>
+      <w:r>
+        <w:rPr>
+          <w:rFonts w:ascii="Roboto Mono" w:hAnsi="Roboto Mono" w:cs="Arial"/>
+        </w:rPr>
+        <w:t>References, Bookmarks, and Source Materials</w:t>
       </w:r>
     </w:p>
     <w:p>
       <w:pPr>
         <w:pStyle w:val="ListParagraph"/>
+        <w:numPr>
+          <w:ilvl w:val="0"/>
+          <w:numId w:val="1"/>
+        </w:numPr>
+        <w:spacing w:line="278" w:lineRule="auto"/>
+        <w:rPr>
+          <w:rFonts w:ascii="Roboto Mono" w:hAnsi="Roboto Mono"/>
+          <w:sz w:val="28"/>
+          <w:szCs w:val="28"/>
+        </w:rPr>
+      </w:pPr>
+      <w:r>
+        <w:rPr>
+          <w:rFonts w:ascii="Roboto Mono" w:hAnsi="Roboto Mono"/>
+          <w:b/>
+          <w:bCs/>
+        </w:rPr>
+        <w:t xml:space="preserve">Standards </w:t>
+      </w:r>
+      <w:r>
+        <w:rPr>
+          <w:rFonts w:ascii="Arial" w:hAnsi="Arial" w:cs="Arial"/>
+          <w:b/>
+          <w:bCs/>
+        </w:rPr>
+        <w:t>→</w:t>
+      </w:r>
+      <w:r>
+        <w:rPr>
+          <w:rFonts w:ascii="Roboto Mono" w:hAnsi="Roboto Mono"/>
+          <w:b/>
+          <w:bCs/>
+        </w:rPr>
+        <w:t xml:space="preserve"> </w:t>
+      </w:r>
+      <w:r>
+        <w:rPr>
+          <w:rFonts w:ascii="Roboto Mono" w:hAnsi="Roboto Mono"/>
+        </w:rPr>
+        <w:t>Rules, procedures, operational guidelines, and experiential references</w:t>
+      </w:r>
+    </w:p>
+    <w:p>
+      <w:pPr>
         <w:numPr>
           <w:ilvl w:val="1"/>
           <w:numId w:val="1"/>
@@ -1419,30 +3714,37 @@
           <w:b/>
           <w:bCs/>
         </w:rPr>
-        <w:t>Testing</w:t>
-      </w:r>
-      <w:r>
-        <w:rPr>
-          <w:rFonts w:ascii="Roboto Mono" w:hAnsi="Roboto Mono"/>
-        </w:rPr>
-        <w:t xml:space="preserve"> </w:t>
-      </w:r>
-      <w:r>
-        <w:rPr>
-          <w:rFonts w:ascii="Arial" w:hAnsi="Arial" w:cs="Arial"/>
-        </w:rPr>
-        <w:t>→</w:t>
-      </w:r>
-      <w:r>
-        <w:rPr>
-          <w:rFonts w:ascii="Roboto Mono" w:hAnsi="Roboto Mono"/>
-        </w:rPr>
-        <w:t xml:space="preserve"> Tools for checking your devices: (Keyboard Test, Stereo Test, Video Test, …) or software</w:t>
-      </w:r>
-    </w:p>
-    <w:p>
-      <w:pPr>
-        <w:pStyle w:val="ListParagraph"/>
+        <w:t>1-</w:t>
+      </w:r>
+      <w:r>
+        <w:rPr>
+          <w:rFonts w:ascii="Roboto Mono" w:hAnsi="Roboto Mono"/>
+          <w:b/>
+          <w:bCs/>
+        </w:rPr>
+        <w:t>Information</w:t>
+      </w:r>
+      <w:r>
+        <w:rPr>
+          <w:rFonts w:ascii="Roboto Mono" w:hAnsi="Roboto Mono"/>
+        </w:rPr>
+        <w:t xml:space="preserve"> </w:t>
+      </w:r>
+      <w:r>
+        <w:rPr>
+          <w:rFonts w:ascii="Arial" w:hAnsi="Arial" w:cs="Arial"/>
+        </w:rPr>
+        <w:t>→</w:t>
+      </w:r>
+      <w:r>
+        <w:rPr>
+          <w:rFonts w:ascii="Roboto Mono" w:hAnsi="Roboto Mono"/>
+        </w:rPr>
+        <w:t xml:space="preserve"> General reference information, definitions, and background knowledge</w:t>
+      </w:r>
+    </w:p>
+    <w:p>
+      <w:pPr>
         <w:numPr>
           <w:ilvl w:val="1"/>
           <w:numId w:val="1"/>
@@ -1458,31 +3760,37 @@
           <w:b/>
           <w:bCs/>
         </w:rPr>
-        <w:lastRenderedPageBreak/>
-        <w:t>Installers</w:t>
-      </w:r>
-      <w:r>
-        <w:rPr>
-          <w:rFonts w:ascii="Roboto Mono" w:hAnsi="Roboto Mono"/>
-        </w:rPr>
-        <w:t xml:space="preserve"> </w:t>
-      </w:r>
-      <w:r>
-        <w:rPr>
-          <w:rFonts w:ascii="Arial" w:hAnsi="Arial" w:cs="Arial"/>
-        </w:rPr>
-        <w:t>→</w:t>
-      </w:r>
-      <w:r>
-        <w:rPr>
-          <w:rFonts w:ascii="Roboto Mono" w:hAnsi="Roboto Mono"/>
-        </w:rPr>
-        <w:t xml:space="preserve"> Setup files for installing or reinstalling programs.</w:t>
-      </w:r>
-    </w:p>
-    <w:p>
-      <w:pPr>
-        <w:pStyle w:val="ListParagraph"/>
+        <w:t>2-</w:t>
+      </w:r>
+      <w:r>
+        <w:rPr>
+          <w:rFonts w:ascii="Roboto Mono" w:hAnsi="Roboto Mono"/>
+          <w:b/>
+          <w:bCs/>
+        </w:rPr>
+        <w:t>Procedures</w:t>
+      </w:r>
+      <w:r>
+        <w:rPr>
+          <w:rFonts w:ascii="Roboto Mono" w:hAnsi="Roboto Mono"/>
+        </w:rPr>
+        <w:t xml:space="preserve"> </w:t>
+      </w:r>
+      <w:r>
+        <w:rPr>
+          <w:rFonts w:ascii="Arial" w:hAnsi="Arial" w:cs="Arial"/>
+        </w:rPr>
+        <w:t>→</w:t>
+      </w:r>
+      <w:r>
+        <w:rPr>
+          <w:rFonts w:ascii="Roboto Mono" w:hAnsi="Roboto Mono"/>
+        </w:rPr>
+        <w:t xml:space="preserve"> Step-by-step methods, algorithms, or processes for tasks and operations</w:t>
+      </w:r>
+    </w:p>
+    <w:p>
+      <w:pPr>
         <w:numPr>
           <w:ilvl w:val="1"/>
           <w:numId w:val="1"/>
@@ -1498,19 +3806,125 @@
           <w:b/>
           <w:bCs/>
         </w:rPr>
-        <w:t xml:space="preserve">Reset Tools </w:t>
-      </w:r>
-      <w:r>
-        <w:rPr>
-          <w:rFonts w:ascii="Arial" w:hAnsi="Arial" w:cs="Arial"/>
-        </w:rPr>
-        <w:t>→</w:t>
-      </w:r>
-      <w:r>
-        <w:rPr>
-          <w:rFonts w:ascii="Roboto Mono" w:hAnsi="Roboto Mono"/>
-        </w:rPr>
-        <w:t xml:space="preserve"> Files/scripts to reset or reconfigure programs you use.</w:t>
+        <w:t>3-</w:t>
+      </w:r>
+      <w:r>
+        <w:rPr>
+          <w:rFonts w:ascii="Roboto Mono" w:hAnsi="Roboto Mono"/>
+          <w:b/>
+          <w:bCs/>
+        </w:rPr>
+        <w:t>Problems</w:t>
+      </w:r>
+      <w:r>
+        <w:rPr>
+          <w:rFonts w:ascii="Roboto Mono" w:hAnsi="Roboto Mono"/>
+        </w:rPr>
+        <w:t xml:space="preserve"> </w:t>
+      </w:r>
+      <w:r>
+        <w:rPr>
+          <w:rFonts w:ascii="Arial" w:hAnsi="Arial" w:cs="Arial"/>
+        </w:rPr>
+        <w:t>→</w:t>
+      </w:r>
+      <w:r>
+        <w:rPr>
+          <w:rFonts w:ascii="Roboto Mono" w:hAnsi="Roboto Mono"/>
+        </w:rPr>
+        <w:t xml:space="preserve"> Known issues, challenges, or case studies for learning and reference</w:t>
+      </w:r>
+    </w:p>
+    <w:p>
+      <w:pPr>
+        <w:numPr>
+          <w:ilvl w:val="1"/>
+          <w:numId w:val="1"/>
+        </w:numPr>
+        <w:spacing w:line="278" w:lineRule="auto"/>
+        <w:rPr>
+          <w:rFonts w:ascii="Roboto Mono" w:hAnsi="Roboto Mono"/>
+        </w:rPr>
+      </w:pPr>
+      <w:r>
+        <w:rPr>
+          <w:rFonts w:ascii="Roboto Mono" w:hAnsi="Roboto Mono"/>
+          <w:b/>
+          <w:bCs/>
+        </w:rPr>
+        <w:t>4-</w:t>
+      </w:r>
+      <w:r>
+        <w:rPr>
+          <w:rFonts w:ascii="Roboto Mono" w:hAnsi="Roboto Mono"/>
+          <w:b/>
+          <w:bCs/>
+        </w:rPr>
+        <w:t>Suggestions</w:t>
+      </w:r>
+      <w:r>
+        <w:rPr>
+          <w:rFonts w:ascii="Roboto Mono" w:hAnsi="Roboto Mono"/>
+        </w:rPr>
+        <w:t xml:space="preserve"> </w:t>
+      </w:r>
+      <w:r>
+        <w:rPr>
+          <w:rFonts w:ascii="Arial" w:hAnsi="Arial" w:cs="Arial"/>
+        </w:rPr>
+        <w:t>→</w:t>
+      </w:r>
+      <w:r>
+        <w:rPr>
+          <w:rFonts w:ascii="Roboto Mono" w:hAnsi="Roboto Mono"/>
+        </w:rPr>
+        <w:t xml:space="preserve"> Recommendations, improvements, and best practices</w:t>
+      </w:r>
+    </w:p>
+    <w:p>
+      <w:pPr>
+        <w:numPr>
+          <w:ilvl w:val="1"/>
+          <w:numId w:val="1"/>
+        </w:numPr>
+        <w:spacing w:line="278" w:lineRule="auto"/>
+        <w:rPr>
+          <w:rFonts w:ascii="Roboto Mono" w:hAnsi="Roboto Mono"/>
+        </w:rPr>
+      </w:pPr>
+      <w:r>
+        <w:rPr>
+          <w:rFonts w:ascii="Roboto Mono" w:hAnsi="Roboto Mono"/>
+          <w:b/>
+          <w:bCs/>
+        </w:rPr>
+        <w:t>5-</w:t>
+      </w:r>
+      <w:r>
+        <w:rPr>
+          <w:rFonts w:ascii="Roboto Mono" w:hAnsi="Roboto Mono"/>
+          <w:b/>
+          <w:bCs/>
+        </w:rPr>
+        <w:t>Experiences</w:t>
+      </w:r>
+      <w:r>
+        <w:rPr>
+          <w:rFonts w:ascii="Roboto Mono" w:hAnsi="Roboto Mono"/>
+        </w:rPr>
+        <w:t xml:space="preserve"> </w:t>
+      </w:r>
+      <w:r>
+        <w:rPr>
+          <w:rFonts w:ascii="Arial" w:hAnsi="Arial" w:cs="Arial"/>
+        </w:rPr>
+        <w:t>→</w:t>
+      </w:r>
+      <w:r>
+        <w:rPr>
+          <w:rFonts w:ascii="Roboto Mono" w:hAnsi="Roboto Mono"/>
+        </w:rPr>
+        <w:t xml:space="preserve"> Documented experiences, lessons learned, and practical insights</w:t>
       </w:r>
     </w:p>
     <w:p>
@@ -1530,2421 +3944,167 @@
           <w:b/>
           <w:bCs/>
         </w:rPr>
-        <w:t>System</w:t>
-      </w:r>
-      <w:r>
-        <w:rPr>
-          <w:rFonts w:ascii="Roboto Mono" w:hAnsi="Roboto Mono"/>
-          <w:b/>
-          <w:bCs/>
-        </w:rPr>
-        <w:t xml:space="preserve"> </w:t>
-      </w:r>
-      <w:r>
-        <w:rPr>
-          <w:rFonts w:ascii="Arial" w:hAnsi="Arial" w:cs="Arial"/>
-        </w:rPr>
-        <w:t>→</w:t>
-      </w:r>
-      <w:r>
-        <w:rPr>
-          <w:rFonts w:ascii="Roboto Mono" w:hAnsi="Roboto Mono"/>
-        </w:rPr>
-        <w:t xml:space="preserve"> </w:t>
-      </w:r>
-      <w:r>
-        <w:rPr>
-          <w:rFonts w:ascii="Roboto Mono" w:hAnsi="Roboto Mono"/>
-        </w:rPr>
-        <w:t>A structured system for managing documents, data, and lifecycle workflows.</w:t>
-      </w:r>
-    </w:p>
-    <w:p>
-      <w:pPr>
-        <w:pStyle w:val="ListParagraph"/>
-        <w:numPr>
-          <w:ilvl w:val="0"/>
-          <w:numId w:val="4"/>
-        </w:numPr>
-        <w:rPr>
-          <w:rFonts w:ascii="Roboto Mono" w:hAnsi="Roboto Mono"/>
-        </w:rPr>
-      </w:pPr>
-      <w:r>
-        <w:rPr>
-          <w:rFonts w:ascii="Roboto Mono" w:hAnsi="Roboto Mono"/>
-          <w:b/>
-          <w:bCs/>
-        </w:rPr>
-        <w:t>1-</w:t>
-      </w:r>
-      <w:r>
-        <w:rPr>
-          <w:rFonts w:ascii="Roboto Mono" w:hAnsi="Roboto Mono"/>
-          <w:b/>
-          <w:bCs/>
-        </w:rPr>
-        <w:t>Blueprint Documentations</w:t>
-      </w:r>
-      <w:r>
-        <w:rPr>
-          <w:rFonts w:ascii="Roboto Mono" w:hAnsi="Roboto Mono"/>
-        </w:rPr>
-        <w:t xml:space="preserve"> </w:t>
-      </w:r>
-      <w:r>
-        <w:rPr>
-          <w:rFonts w:ascii="Arial" w:hAnsi="Arial" w:cs="Arial"/>
-        </w:rPr>
-        <w:t>→</w:t>
-      </w:r>
-      <w:r>
-        <w:rPr>
-          <w:rFonts w:ascii="Roboto Mono" w:hAnsi="Roboto Mono"/>
-        </w:rPr>
-        <w:t xml:space="preserve"> Core structural designs and system definitions </w:t>
-      </w:r>
-    </w:p>
-    <w:p>
-      <w:pPr>
-        <w:pStyle w:val="ListParagraph"/>
-        <w:numPr>
-          <w:ilvl w:val="0"/>
-          <w:numId w:val="4"/>
-        </w:numPr>
-        <w:rPr>
-          <w:rFonts w:ascii="Roboto Mono" w:hAnsi="Roboto Mono"/>
-        </w:rPr>
-      </w:pPr>
-      <w:r>
-        <w:rPr>
-          <w:rFonts w:ascii="Roboto Mono" w:hAnsi="Roboto Mono"/>
-          <w:b/>
-          <w:bCs/>
-        </w:rPr>
-        <w:t>2-</w:t>
-      </w:r>
-      <w:r>
-        <w:rPr>
-          <w:rFonts w:ascii="Roboto Mono" w:hAnsi="Roboto Mono"/>
-          <w:b/>
-          <w:bCs/>
-        </w:rPr>
-        <w:t>Templates</w:t>
-      </w:r>
-      <w:r>
-        <w:rPr>
-          <w:rFonts w:ascii="Roboto Mono" w:hAnsi="Roboto Mono"/>
-        </w:rPr>
-        <w:t xml:space="preserve"> </w:t>
-      </w:r>
-      <w:r>
-        <w:rPr>
-          <w:rFonts w:ascii="Arial" w:hAnsi="Arial" w:cs="Arial"/>
-        </w:rPr>
-        <w:t>→</w:t>
-      </w:r>
-      <w:r>
-        <w:rPr>
-          <w:rFonts w:ascii="Roboto Mono" w:hAnsi="Roboto Mono"/>
-        </w:rPr>
-        <w:t xml:space="preserve"> Reusable predefined formats </w:t>
-      </w:r>
-    </w:p>
-    <w:p>
-      <w:pPr>
-        <w:pStyle w:val="ListParagraph"/>
-        <w:numPr>
-          <w:ilvl w:val="0"/>
-          <w:numId w:val="4"/>
-        </w:numPr>
-        <w:rPr>
-          <w:rFonts w:ascii="Roboto Mono" w:hAnsi="Roboto Mono"/>
-        </w:rPr>
-      </w:pPr>
-      <w:r>
-        <w:rPr>
-          <w:rFonts w:ascii="Roboto Mono" w:hAnsi="Roboto Mono"/>
-          <w:b/>
-          <w:bCs/>
-        </w:rPr>
-        <w:t>3-</w:t>
-      </w:r>
-      <w:r>
-        <w:rPr>
-          <w:rFonts w:ascii="Roboto Mono" w:hAnsi="Roboto Mono"/>
-          <w:b/>
-          <w:bCs/>
-        </w:rPr>
-        <w:t>Data</w:t>
-      </w:r>
-      <w:r>
-        <w:rPr>
-          <w:rFonts w:ascii="Roboto Mono" w:hAnsi="Roboto Mono"/>
-        </w:rPr>
-        <w:t xml:space="preserve"> </w:t>
-      </w:r>
-      <w:r>
-        <w:rPr>
-          <w:rFonts w:ascii="Arial" w:hAnsi="Arial" w:cs="Arial"/>
-        </w:rPr>
-        <w:t>→</w:t>
-      </w:r>
-      <w:r>
-        <w:rPr>
-          <w:rFonts w:ascii="Roboto Mono" w:hAnsi="Roboto Mono"/>
-        </w:rPr>
-        <w:t xml:space="preserve"> Organized structured datasets </w:t>
-      </w:r>
-    </w:p>
-    <w:p>
-      <w:pPr>
-        <w:pStyle w:val="ListParagraph"/>
+        <w:t>Knowledge</w:t>
+      </w:r>
+      <w:r>
+        <w:rPr>
+          <w:rFonts w:ascii="Roboto Mono" w:hAnsi="Roboto Mono"/>
+        </w:rPr>
+        <w:t xml:space="preserve"> </w:t>
+      </w:r>
+      <w:r>
+        <w:rPr>
+          <w:rFonts w:ascii="Arial" w:hAnsi="Arial" w:cs="Arial"/>
+        </w:rPr>
+        <w:t>→</w:t>
+      </w:r>
+      <w:r>
+        <w:rPr>
+          <w:rFonts w:ascii="Roboto Mono" w:hAnsi="Roboto Mono"/>
+        </w:rPr>
+        <w:t xml:space="preserve"> Learning materials such as e-books, research papers, articles, and notes.</w:t>
+      </w:r>
+    </w:p>
+    <w:p>
+      <w:pPr>
         <w:numPr>
           <w:ilvl w:val="1"/>
-          <w:numId w:val="4"/>
-        </w:numPr>
-        <w:rPr>
-          <w:rFonts w:ascii="Roboto Mono" w:hAnsi="Roboto Mono"/>
-          <w:b/>
-          <w:bCs/>
-        </w:rPr>
-      </w:pPr>
-      <w:r>
-        <w:rPr>
-          <w:rFonts w:ascii="Roboto Mono" w:hAnsi="Roboto Mono"/>
-          <w:b/>
-          <w:bCs/>
-        </w:rPr>
-        <w:t>1-Private Data</w:t>
-      </w:r>
-      <w:r>
-        <w:rPr>
-          <w:rFonts w:ascii="Roboto Mono" w:hAnsi="Roboto Mono"/>
-          <w:b/>
-          <w:bCs/>
-        </w:rPr>
-        <w:t xml:space="preserve"> </w:t>
-      </w:r>
-      <w:r>
-        <w:rPr>
-          <w:rFonts w:ascii="Arial" w:hAnsi="Arial" w:cs="Arial"/>
-        </w:rPr>
-        <w:t>→</w:t>
-      </w:r>
-      <w:r>
-        <w:rPr>
-          <w:rFonts w:ascii="Arial" w:hAnsi="Arial" w:cs="Arial"/>
-        </w:rPr>
-        <w:t xml:space="preserve"> </w:t>
-      </w:r>
-      <w:r>
-        <w:rPr>
-          <w:rFonts w:ascii="Roboto Mono" w:hAnsi="Roboto Mono" w:cs="Arial"/>
-        </w:rPr>
-        <w:t>Private data storage for sensitive, personal, or confidential information.</w:t>
-      </w:r>
-    </w:p>
-    <w:p>
-      <w:pPr>
-        <w:pStyle w:val="ListParagraph"/>
-        <w:numPr>
-          <w:ilvl w:val="2"/>
-          <w:numId w:val="4"/>
-        </w:numPr>
-        <w:rPr>
-          <w:rFonts w:ascii="Roboto Mono" w:hAnsi="Roboto Mono"/>
-        </w:rPr>
-      </w:pPr>
-      <w:r>
-        <w:rPr>
-          <w:rFonts w:ascii="Roboto Mono" w:hAnsi="Roboto Mono"/>
-          <w:b/>
-        </w:rPr>
-        <w:t xml:space="preserve">1-Templates </w:t>
-      </w:r>
-      <w:r>
-        <w:rPr>
-          <w:rFonts w:ascii="Arial" w:hAnsi="Arial" w:cs="Arial"/>
-        </w:rPr>
-        <w:t>→</w:t>
-      </w:r>
-      <w:r>
-        <w:rPr>
-          <w:rFonts w:ascii="Roboto Mono" w:hAnsi="Roboto Mono"/>
-        </w:rPr>
-        <w:t xml:space="preserve"> Predefined templates for reuse</w:t>
-      </w:r>
-    </w:p>
-    <w:p>
-      <w:pPr>
-        <w:pStyle w:val="ListParagraph"/>
-        <w:numPr>
-          <w:ilvl w:val="2"/>
-          <w:numId w:val="4"/>
-        </w:numPr>
-        <w:rPr>
-          <w:rFonts w:ascii="Roboto Mono" w:hAnsi="Roboto Mono"/>
-        </w:rPr>
-      </w:pPr>
-      <w:r>
-        <w:rPr>
-          <w:rFonts w:ascii="Roboto Mono" w:hAnsi="Roboto Mono"/>
-          <w:b/>
-        </w:rPr>
-        <w:t>2-Data</w:t>
-      </w:r>
-      <w:r>
-        <w:rPr>
-          <w:rFonts w:ascii="Roboto Mono" w:hAnsi="Roboto Mono"/>
-          <w:b/>
-        </w:rPr>
-        <w:tab/>
-      </w:r>
-      <w:r>
-        <w:rPr>
-          <w:rFonts w:ascii="Roboto Mono" w:hAnsi="Roboto Mono"/>
-          <w:b/>
-        </w:rPr>
-        <w:t xml:space="preserve"> </w:t>
-      </w:r>
-      <w:r>
-        <w:rPr>
-          <w:rFonts w:ascii="Arial" w:hAnsi="Arial" w:cs="Arial"/>
-        </w:rPr>
-        <w:t>→</w:t>
-      </w:r>
-      <w:r>
-        <w:rPr>
-          <w:rFonts w:ascii="Roboto Mono" w:hAnsi="Roboto Mono"/>
-        </w:rPr>
-        <w:t xml:space="preserve"> structured data tables</w:t>
-      </w:r>
-    </w:p>
-    <w:p>
-      <w:pPr>
-        <w:pStyle w:val="ListParagraph"/>
-        <w:numPr>
-          <w:ilvl w:val="2"/>
-          <w:numId w:val="4"/>
-        </w:numPr>
-        <w:rPr>
-          <w:rFonts w:ascii="Roboto Mono" w:hAnsi="Roboto Mono"/>
-        </w:rPr>
-      </w:pPr>
-      <w:r>
-        <w:rPr>
-          <w:rFonts w:ascii="Roboto Mono" w:hAnsi="Roboto Mono"/>
-          <w:b/>
-        </w:rPr>
-        <w:t xml:space="preserve">3-Events    </w:t>
-      </w:r>
-      <w:r>
-        <w:rPr>
-          <w:rFonts w:ascii="Arial" w:hAnsi="Arial" w:cs="Arial"/>
-        </w:rPr>
-        <w:t>→</w:t>
-      </w:r>
-      <w:r>
-        <w:rPr>
-          <w:rFonts w:ascii="Roboto Mono" w:hAnsi="Roboto Mono"/>
-        </w:rPr>
-        <w:t xml:space="preserve"> Event logs, schedules, or records</w:t>
-      </w:r>
-    </w:p>
-    <w:p>
-      <w:pPr>
-        <w:pStyle w:val="ListParagraph"/>
-        <w:numPr>
-          <w:ilvl w:val="2"/>
-          <w:numId w:val="4"/>
-        </w:numPr>
-        <w:rPr>
-          <w:rFonts w:ascii="Roboto Mono" w:hAnsi="Roboto Mono"/>
-        </w:rPr>
-      </w:pPr>
-      <w:r>
-        <w:rPr>
-          <w:rFonts w:ascii="Roboto Mono" w:hAnsi="Roboto Mono"/>
-          <w:b/>
-        </w:rPr>
-        <w:t xml:space="preserve">4-Plans     </w:t>
-      </w:r>
-      <w:r>
-        <w:rPr>
-          <w:rFonts w:ascii="Arial" w:hAnsi="Arial" w:cs="Arial"/>
-        </w:rPr>
-        <w:t>→</w:t>
-      </w:r>
-      <w:r>
-        <w:rPr>
-          <w:rFonts w:ascii="Roboto Mono" w:hAnsi="Roboto Mono"/>
-        </w:rPr>
-        <w:t xml:space="preserve"> Personal or work planning documents</w:t>
-      </w:r>
-    </w:p>
-    <w:p>
-      <w:pPr>
-        <w:pStyle w:val="ListParagraph"/>
-        <w:numPr>
-          <w:ilvl w:val="2"/>
-          <w:numId w:val="4"/>
-        </w:numPr>
-        <w:rPr>
-          <w:rFonts w:ascii="Roboto Mono" w:hAnsi="Roboto Mono"/>
-        </w:rPr>
-      </w:pPr>
-      <w:r>
-        <w:rPr>
-          <w:rFonts w:ascii="Roboto Mono" w:hAnsi="Roboto Mono"/>
-          <w:b/>
-        </w:rPr>
-        <w:t xml:space="preserve">5-Accounts </w:t>
-      </w:r>
-      <w:r>
-        <w:rPr>
-          <w:rFonts w:ascii="Arial" w:hAnsi="Arial" w:cs="Arial"/>
-          <w:b/>
-        </w:rPr>
-        <w:t>→</w:t>
-      </w:r>
-      <w:r>
-        <w:rPr>
-          <w:rFonts w:ascii="Roboto Mono" w:hAnsi="Roboto Mono"/>
-        </w:rPr>
-        <w:t xml:space="preserve"> </w:t>
-      </w:r>
-      <w:r>
-        <w:rPr>
-          <w:rFonts w:ascii="Roboto Mono" w:hAnsi="Roboto Mono"/>
-          <w:sz w:val="16"/>
-          <w:szCs w:val="16"/>
-        </w:rPr>
-        <w:t>User profiles, login credentials and access details</w:t>
-      </w:r>
-      <w:r>
-        <w:rPr>
-          <w:rFonts w:ascii="Roboto Mono" w:hAnsi="Roboto Mono"/>
-        </w:rPr>
-        <w:t xml:space="preserve">  </w:t>
-      </w:r>
-    </w:p>
-    <w:p>
-      <w:pPr>
-        <w:pStyle w:val="ListParagraph"/>
-        <w:numPr>
-          <w:ilvl w:val="2"/>
-          <w:numId w:val="4"/>
-        </w:numPr>
-        <w:rPr>
-          <w:rFonts w:ascii="Roboto Mono" w:hAnsi="Roboto Mono"/>
-        </w:rPr>
-      </w:pPr>
-      <w:r>
-        <w:rPr>
-          <w:rFonts w:ascii="Roboto Mono" w:hAnsi="Roboto Mono"/>
-          <w:b/>
-          <w:bCs/>
-        </w:rPr>
-        <w:t>6-Content Storage</w:t>
-      </w:r>
-      <w:r>
-        <w:rPr>
-          <w:rFonts w:ascii="Roboto Mono" w:hAnsi="Roboto Mono"/>
-          <w:b/>
-          <w:bCs/>
-        </w:rPr>
-        <w:t xml:space="preserve"> </w:t>
-      </w:r>
-      <w:r>
-        <w:rPr>
-          <w:rFonts w:ascii="Arial" w:hAnsi="Arial" w:cs="Arial"/>
-          <w:sz w:val="20"/>
-          <w:szCs w:val="20"/>
-        </w:rPr>
-        <w:t>→</w:t>
-      </w:r>
-      <w:r>
-        <w:rPr>
-          <w:rFonts w:ascii="Roboto Mono" w:hAnsi="Roboto Mono"/>
-          <w:sz w:val="20"/>
-          <w:szCs w:val="20"/>
-        </w:rPr>
-        <w:t xml:space="preserve"> Notes, drafts, and stored materials</w:t>
-      </w:r>
-    </w:p>
-    <w:p>
-      <w:pPr>
-        <w:pStyle w:val="ListParagraph"/>
-        <w:numPr>
-          <w:ilvl w:val="2"/>
-          <w:numId w:val="4"/>
-        </w:numPr>
-        <w:rPr>
-          <w:rFonts w:ascii="Roboto Mono" w:hAnsi="Roboto Mono"/>
-        </w:rPr>
-      </w:pPr>
-      <w:r>
-        <w:rPr>
-          <w:rFonts w:ascii="Roboto Mono" w:hAnsi="Roboto Mono"/>
-          <w:b/>
-          <w:bCs/>
-        </w:rPr>
-        <w:t>7-Resources</w:t>
-      </w:r>
-      <w:r>
-        <w:rPr>
-          <w:rFonts w:ascii="Roboto Mono" w:hAnsi="Roboto Mono"/>
-        </w:rPr>
-        <w:t xml:space="preserve"> </w:t>
-      </w:r>
-      <w:r>
-        <w:rPr>
-          <w:rFonts w:ascii="Arial" w:hAnsi="Arial" w:cs="Arial"/>
-          <w:sz w:val="20"/>
-          <w:szCs w:val="20"/>
-        </w:rPr>
-        <w:t>→</w:t>
-      </w:r>
-      <w:r>
-        <w:rPr>
-          <w:rFonts w:ascii="Roboto Mono" w:hAnsi="Roboto Mono"/>
-          <w:sz w:val="20"/>
-          <w:szCs w:val="20"/>
-        </w:rPr>
-        <w:t xml:space="preserve"> References, Bookmarks, and Source Materials</w:t>
-      </w:r>
-    </w:p>
-    <w:p>
-      <w:pPr>
-        <w:pStyle w:val="ListParagraph"/>
-        <w:numPr>
-          <w:ilvl w:val="2"/>
-          <w:numId w:val="4"/>
-        </w:numPr>
-        <w:rPr>
-          <w:rFonts w:ascii="Roboto Mono" w:hAnsi="Roboto Mono"/>
-        </w:rPr>
-      </w:pPr>
-      <w:r>
-        <w:rPr>
-          <w:rFonts w:ascii="Roboto Mono" w:hAnsi="Roboto Mono"/>
-          <w:b/>
-          <w:bCs/>
-        </w:rPr>
-        <w:t>8-Standards</w:t>
-      </w:r>
-      <w:r>
-        <w:rPr>
-          <w:rFonts w:ascii="Roboto Mono" w:hAnsi="Roboto Mono"/>
-        </w:rPr>
-        <w:t xml:space="preserve"> </w:t>
-      </w:r>
-      <w:r>
-        <w:rPr>
-          <w:rFonts w:ascii="Arial" w:hAnsi="Arial" w:cs="Arial"/>
-        </w:rPr>
-        <w:t>→</w:t>
-      </w:r>
-      <w:r>
-        <w:rPr>
-          <w:rFonts w:ascii="Roboto Mono" w:hAnsi="Roboto Mono"/>
-        </w:rPr>
-        <w:t xml:space="preserve"> </w:t>
-      </w:r>
-      <w:r>
-        <w:rPr>
-          <w:rFonts w:ascii="Roboto Mono" w:hAnsi="Roboto Mono"/>
-          <w:sz w:val="18"/>
-          <w:szCs w:val="18"/>
-        </w:rPr>
-        <w:t>Rules, procedures, regulations, best practices</w:t>
-      </w:r>
-    </w:p>
-    <w:p>
-      <w:pPr>
-        <w:pStyle w:val="ListParagraph"/>
-        <w:numPr>
-          <w:ilvl w:val="2"/>
-          <w:numId w:val="4"/>
-        </w:numPr>
-        <w:rPr>
-          <w:rFonts w:ascii="Roboto Mono" w:hAnsi="Roboto Mono"/>
-        </w:rPr>
-      </w:pPr>
-      <w:r>
-        <w:rPr>
-          <w:rFonts w:ascii="Roboto Mono" w:hAnsi="Roboto Mono"/>
-          <w:b/>
-          <w:bCs/>
-        </w:rPr>
-        <w:t>9-Knowledge</w:t>
-      </w:r>
-      <w:r>
-        <w:rPr>
-          <w:rFonts w:ascii="Roboto Mono" w:hAnsi="Roboto Mono"/>
-        </w:rPr>
-        <w:t xml:space="preserve"> </w:t>
-      </w:r>
-      <w:r>
-        <w:rPr>
-          <w:rFonts w:ascii="Arial" w:hAnsi="Arial" w:cs="Arial"/>
-        </w:rPr>
-        <w:t>→</w:t>
-      </w:r>
-      <w:r>
-        <w:rPr>
-          <w:rFonts w:ascii="Roboto Mono" w:hAnsi="Roboto Mono"/>
-        </w:rPr>
-        <w:t xml:space="preserve"> General study materials, guides, info</w:t>
-      </w:r>
-    </w:p>
-    <w:p>
-      <w:pPr>
-        <w:pStyle w:val="ListParagraph"/>
-        <w:numPr>
-          <w:ilvl w:val="2"/>
-          <w:numId w:val="4"/>
-        </w:numPr>
-        <w:rPr>
-          <w:rFonts w:ascii="Roboto Mono" w:hAnsi="Roboto Mono"/>
-        </w:rPr>
-      </w:pPr>
-      <w:r>
-        <w:rPr>
-          <w:rFonts w:ascii="Roboto Mono" w:hAnsi="Roboto Mono"/>
-          <w:b/>
-          <w:bCs/>
-        </w:rPr>
-        <w:t>10-Knowledge Materials</w:t>
-      </w:r>
-      <w:r>
-        <w:rPr>
-          <w:rFonts w:ascii="Roboto Mono" w:hAnsi="Roboto Mono"/>
-        </w:rPr>
-        <w:t xml:space="preserve"> </w:t>
-      </w:r>
-      <w:r>
-        <w:rPr>
-          <w:rFonts w:ascii="Arial" w:hAnsi="Arial" w:cs="Arial"/>
-        </w:rPr>
-        <w:t>→</w:t>
-      </w:r>
-      <w:r>
-        <w:rPr>
-          <w:rFonts w:ascii="Roboto Mono" w:hAnsi="Roboto Mono"/>
-        </w:rPr>
-        <w:t xml:space="preserve"> Domain-Specific Knowledge 10</w:t>
-      </w:r>
-    </w:p>
-    <w:p>
-      <w:pPr>
-        <w:pStyle w:val="ListParagraph"/>
-        <w:numPr>
-          <w:ilvl w:val="2"/>
-          <w:numId w:val="4"/>
-        </w:numPr>
-        <w:rPr>
-          <w:rFonts w:ascii="Roboto Mono" w:hAnsi="Roboto Mono"/>
-          <w:sz w:val="18"/>
-          <w:szCs w:val="18"/>
-        </w:rPr>
-      </w:pPr>
-      <w:r>
-        <w:rPr>
-          <w:rFonts w:ascii="Roboto Mono" w:hAnsi="Roboto Mono"/>
-          <w:b/>
-          <w:bCs/>
-        </w:rPr>
-        <w:t>11-Skills</w:t>
-      </w:r>
-      <w:r>
-        <w:rPr>
-          <w:rFonts w:ascii="Roboto Mono" w:hAnsi="Roboto Mono"/>
-        </w:rPr>
-        <w:t xml:space="preserve"> </w:t>
-      </w:r>
-      <w:r>
-        <w:rPr>
-          <w:rFonts w:ascii="Arial" w:hAnsi="Arial" w:cs="Arial"/>
-          <w:sz w:val="24"/>
-          <w:szCs w:val="24"/>
-        </w:rPr>
-        <w:t>→</w:t>
-      </w:r>
-      <w:r>
-        <w:rPr>
-          <w:rFonts w:ascii="Roboto Mono" w:hAnsi="Roboto Mono"/>
-          <w:sz w:val="18"/>
-          <w:szCs w:val="18"/>
-        </w:rPr>
-        <w:t xml:space="preserve"> Exercises, practice resources, progress tracking</w:t>
-      </w:r>
-    </w:p>
-    <w:p>
-      <w:pPr>
-        <w:pStyle w:val="ListParagraph"/>
-        <w:numPr>
-          <w:ilvl w:val="2"/>
-          <w:numId w:val="4"/>
-        </w:numPr>
-        <w:rPr>
-          <w:rFonts w:ascii="Roboto Mono" w:hAnsi="Roboto Mono"/>
-        </w:rPr>
-      </w:pPr>
-      <w:r>
-        <w:rPr>
-          <w:rFonts w:ascii="Roboto Mono" w:hAnsi="Roboto Mono"/>
-          <w:b/>
-          <w:bCs/>
-        </w:rPr>
-        <w:t>12-Literature</w:t>
-      </w:r>
-      <w:r>
-        <w:rPr>
-          <w:rFonts w:ascii="Roboto Mono" w:hAnsi="Roboto Mono"/>
-        </w:rPr>
-        <w:t xml:space="preserve"> </w:t>
-      </w:r>
-      <w:r>
-        <w:rPr>
-          <w:rFonts w:ascii="Arial" w:hAnsi="Arial" w:cs="Arial"/>
-          <w:sz w:val="24"/>
-          <w:szCs w:val="24"/>
-        </w:rPr>
-        <w:t>→</w:t>
-      </w:r>
-      <w:r>
-        <w:rPr>
-          <w:rFonts w:ascii="Roboto Mono" w:hAnsi="Roboto Mono"/>
-          <w:sz w:val="24"/>
-          <w:szCs w:val="24"/>
-        </w:rPr>
-        <w:t xml:space="preserve"> </w:t>
-      </w:r>
-      <w:r>
-        <w:rPr>
-          <w:rFonts w:ascii="Roboto Mono" w:hAnsi="Roboto Mono"/>
-        </w:rPr>
-        <w:t>Books, articles, reading archives</w:t>
-      </w:r>
-    </w:p>
-    <w:p>
-      <w:pPr>
-        <w:pStyle w:val="ListParagraph"/>
-        <w:numPr>
-          <w:ilvl w:val="2"/>
-          <w:numId w:val="4"/>
-        </w:numPr>
-        <w:rPr>
-          <w:rFonts w:ascii="Roboto Mono" w:hAnsi="Roboto Mono"/>
-        </w:rPr>
-      </w:pPr>
-      <w:r>
-        <w:rPr>
-          <w:rFonts w:ascii="Roboto Mono" w:hAnsi="Roboto Mono"/>
-          <w:b/>
-          <w:bCs/>
-        </w:rPr>
-        <w:t>13-Body Metrics</w:t>
-      </w:r>
-      <w:r>
-        <w:rPr>
-          <w:rFonts w:ascii="Roboto Mono" w:hAnsi="Roboto Mono"/>
-        </w:rPr>
-        <w:t xml:space="preserve"> </w:t>
-      </w:r>
-      <w:r>
-        <w:rPr>
-          <w:rFonts w:ascii="Arial" w:hAnsi="Arial" w:cs="Arial"/>
-          <w:sz w:val="24"/>
-          <w:szCs w:val="24"/>
-        </w:rPr>
-        <w:t>→</w:t>
-      </w:r>
-      <w:r>
-        <w:rPr>
-          <w:rFonts w:ascii="Roboto Mono" w:hAnsi="Roboto Mono"/>
-          <w:sz w:val="24"/>
-          <w:szCs w:val="24"/>
-        </w:rPr>
-        <w:t xml:space="preserve"> </w:t>
-      </w:r>
-      <w:r>
-        <w:rPr>
-          <w:rFonts w:ascii="Roboto Mono" w:hAnsi="Roboto Mono"/>
-          <w:sz w:val="16"/>
-          <w:szCs w:val="16"/>
-        </w:rPr>
-        <w:t>Health data, fitness tracking, medical records</w:t>
-      </w:r>
-    </w:p>
-    <w:p>
-      <w:pPr>
-        <w:pStyle w:val="ListParagraph"/>
-        <w:numPr>
-          <w:ilvl w:val="2"/>
-          <w:numId w:val="4"/>
-        </w:numPr>
-        <w:rPr>
-          <w:rFonts w:ascii="Roboto Mono" w:hAnsi="Roboto Mono"/>
-        </w:rPr>
-      </w:pPr>
-      <w:r>
-        <w:rPr>
-          <w:rFonts w:ascii="Roboto Mono" w:hAnsi="Roboto Mono"/>
-          <w:b/>
-          <w:bCs/>
-        </w:rPr>
-        <w:t>14-Entities</w:t>
-      </w:r>
-      <w:r>
-        <w:rPr>
-          <w:rFonts w:ascii="Roboto Mono" w:hAnsi="Roboto Mono"/>
-        </w:rPr>
-        <w:t xml:space="preserve"> </w:t>
-      </w:r>
-      <w:r>
-        <w:rPr>
-          <w:rFonts w:ascii="Arial" w:hAnsi="Arial" w:cs="Arial"/>
-        </w:rPr>
-        <w:t>→</w:t>
-      </w:r>
-      <w:r>
-        <w:rPr>
-          <w:rFonts w:ascii="Roboto Mono" w:hAnsi="Roboto Mono"/>
-        </w:rPr>
-        <w:t xml:space="preserve"> </w:t>
-      </w:r>
-      <w:r>
-        <w:rPr>
-          <w:rFonts w:ascii="Roboto Mono" w:hAnsi="Roboto Mono"/>
-          <w:sz w:val="20"/>
-          <w:szCs w:val="20"/>
-        </w:rPr>
-        <w:t>People, Items, Addresses, and Interactions</w:t>
-      </w:r>
-    </w:p>
-    <w:p>
-      <w:pPr>
-        <w:pStyle w:val="ListParagraph"/>
-        <w:numPr>
-          <w:ilvl w:val="2"/>
-          <w:numId w:val="4"/>
-        </w:numPr>
-        <w:rPr>
-          <w:rFonts w:ascii="Roboto Mono" w:hAnsi="Roboto Mono"/>
-        </w:rPr>
-      </w:pPr>
-      <w:r>
-        <w:rPr>
-          <w:rFonts w:ascii="Roboto Mono" w:hAnsi="Roboto Mono"/>
-          <w:b/>
-          <w:bCs/>
-        </w:rPr>
-        <w:t>15-Work</w:t>
-      </w:r>
-      <w:r>
-        <w:rPr>
-          <w:rFonts w:ascii="Roboto Mono" w:hAnsi="Roboto Mono"/>
-        </w:rPr>
-        <w:t xml:space="preserve"> </w:t>
-      </w:r>
-      <w:r>
-        <w:rPr>
-          <w:rFonts w:ascii="Arial" w:hAnsi="Arial" w:cs="Arial"/>
-        </w:rPr>
-        <w:t>→</w:t>
-      </w:r>
-      <w:r>
-        <w:rPr>
-          <w:rFonts w:ascii="Roboto Mono" w:hAnsi="Roboto Mono"/>
-        </w:rPr>
-        <w:t xml:space="preserve"> Work-related notes, drafts, and references</w:t>
-      </w:r>
-    </w:p>
-    <w:p>
-      <w:pPr>
-        <w:pStyle w:val="ListParagraph"/>
-        <w:numPr>
-          <w:ilvl w:val="2"/>
-          <w:numId w:val="4"/>
-        </w:numPr>
-        <w:rPr>
-          <w:rFonts w:ascii="Roboto Mono" w:hAnsi="Roboto Mono"/>
-        </w:rPr>
-      </w:pPr>
-      <w:r>
-        <w:rPr>
-          <w:rFonts w:ascii="Roboto Mono" w:hAnsi="Roboto Mono"/>
-          <w:b/>
-          <w:bCs/>
-        </w:rPr>
-        <w:t>16-Jobs</w:t>
-      </w:r>
-      <w:r>
-        <w:rPr>
-          <w:rFonts w:ascii="Roboto Mono" w:hAnsi="Roboto Mono"/>
-        </w:rPr>
-        <w:t xml:space="preserve"> </w:t>
-      </w:r>
-      <w:r>
-        <w:rPr>
-          <w:rFonts w:ascii="Arial" w:hAnsi="Arial" w:cs="Arial"/>
-        </w:rPr>
-        <w:t>→</w:t>
-      </w:r>
-      <w:r>
-        <w:rPr>
-          <w:rFonts w:ascii="Roboto Mono" w:hAnsi="Roboto Mono"/>
-        </w:rPr>
-        <w:t xml:space="preserve"> </w:t>
-      </w:r>
-      <w:r>
-        <w:rPr>
-          <w:rFonts w:ascii="Roboto Mono" w:hAnsi="Roboto Mono"/>
-          <w:sz w:val="20"/>
-          <w:szCs w:val="20"/>
-        </w:rPr>
-        <w:t>Job-specific tasks, details, and defect tracking</w:t>
-      </w:r>
-    </w:p>
-    <w:p>
-      <w:pPr>
-        <w:pStyle w:val="ListParagraph"/>
-        <w:numPr>
-          <w:ilvl w:val="2"/>
-          <w:numId w:val="4"/>
-        </w:numPr>
-        <w:rPr>
-          <w:rFonts w:ascii="Roboto Mono" w:hAnsi="Roboto Mono"/>
-        </w:rPr>
-      </w:pPr>
-      <w:r>
-        <w:rPr>
-          <w:rFonts w:ascii="Roboto Mono" w:hAnsi="Roboto Mono"/>
-          <w:b/>
-          <w:bCs/>
-        </w:rPr>
-        <w:lastRenderedPageBreak/>
-        <w:t>17-</w:t>
-      </w:r>
-      <w:r>
-        <w:rPr>
-          <w:rFonts w:ascii="Roboto Mono" w:hAnsi="Roboto Mono"/>
-          <w:b/>
-          <w:bCs/>
-        </w:rPr>
-        <w:t>Financial</w:t>
-      </w:r>
-      <w:r>
-        <w:rPr>
-          <w:rFonts w:ascii="Roboto Mono" w:hAnsi="Roboto Mono"/>
-        </w:rPr>
-        <w:t xml:space="preserve"> </w:t>
-      </w:r>
-      <w:r>
-        <w:rPr>
-          <w:rFonts w:ascii="Arial" w:hAnsi="Arial" w:cs="Arial"/>
-        </w:rPr>
-        <w:t>→</w:t>
-      </w:r>
-      <w:r>
-        <w:rPr>
-          <w:rFonts w:ascii="Roboto Mono" w:hAnsi="Roboto Mono"/>
-        </w:rPr>
-        <w:t xml:space="preserve"> </w:t>
-      </w:r>
-      <w:r>
-        <w:rPr>
-          <w:rFonts w:ascii="Roboto Mono" w:hAnsi="Roboto Mono"/>
-          <w:sz w:val="20"/>
-          <w:szCs w:val="20"/>
-        </w:rPr>
-        <w:t>Financial records, stored backups</w:t>
-      </w:r>
-    </w:p>
-    <w:p>
-      <w:pPr>
-        <w:pStyle w:val="ListParagraph"/>
-        <w:numPr>
-          <w:ilvl w:val="2"/>
-          <w:numId w:val="4"/>
-        </w:numPr>
-        <w:rPr>
-          <w:rFonts w:ascii="Roboto Mono" w:hAnsi="Roboto Mono"/>
-        </w:rPr>
-      </w:pPr>
-      <w:r>
-        <w:rPr>
-          <w:rFonts w:ascii="Roboto Mono" w:hAnsi="Roboto Mono"/>
-          <w:b/>
-          <w:bCs/>
-        </w:rPr>
-        <w:t>18-Entertainment</w:t>
-      </w:r>
-      <w:r>
-        <w:rPr>
-          <w:rFonts w:ascii="Roboto Mono" w:hAnsi="Roboto Mono"/>
-        </w:rPr>
-        <w:t xml:space="preserve"> </w:t>
-      </w:r>
-      <w:r>
-        <w:rPr>
-          <w:rFonts w:ascii="Arial" w:hAnsi="Arial" w:cs="Arial"/>
-        </w:rPr>
-        <w:t>→</w:t>
-      </w:r>
-      <w:r>
-        <w:rPr>
-          <w:rFonts w:ascii="Roboto Mono" w:hAnsi="Roboto Mono"/>
-        </w:rPr>
-        <w:t xml:space="preserve"> </w:t>
-      </w:r>
-      <w:r>
-        <w:rPr>
-          <w:rFonts w:ascii="Roboto Mono" w:hAnsi="Roboto Mono"/>
-          <w:sz w:val="20"/>
-          <w:szCs w:val="20"/>
-        </w:rPr>
-        <w:t>Entertainment-related notes and media</w:t>
-      </w:r>
-    </w:p>
-    <w:p>
-      <w:pPr>
-        <w:pStyle w:val="ListParagraph"/>
-        <w:numPr>
-          <w:ilvl w:val="2"/>
-          <w:numId w:val="4"/>
-        </w:numPr>
-        <w:rPr>
-          <w:rFonts w:ascii="Roboto Mono" w:hAnsi="Roboto Mono"/>
-        </w:rPr>
-      </w:pPr>
-      <w:r>
-        <w:rPr>
-          <w:rFonts w:ascii="Roboto Mono" w:hAnsi="Roboto Mono"/>
-          <w:b/>
-          <w:bCs/>
-        </w:rPr>
-        <w:t>19-Miscellaneous</w:t>
-      </w:r>
-      <w:r>
-        <w:rPr>
-          <w:rFonts w:ascii="Roboto Mono" w:hAnsi="Roboto Mono"/>
-        </w:rPr>
-        <w:t xml:space="preserve"> </w:t>
-      </w:r>
-      <w:r>
-        <w:rPr>
-          <w:rFonts w:ascii="Arial" w:hAnsi="Arial" w:cs="Arial"/>
-        </w:rPr>
-        <w:t>→</w:t>
-      </w:r>
-      <w:r>
-        <w:rPr>
-          <w:rFonts w:ascii="Roboto Mono" w:hAnsi="Roboto Mono"/>
-        </w:rPr>
-        <w:t xml:space="preserve"> </w:t>
-      </w:r>
-      <w:r>
-        <w:rPr>
-          <w:rFonts w:ascii="Roboto Mono" w:hAnsi="Roboto Mono"/>
-          <w:sz w:val="20"/>
-          <w:szCs w:val="20"/>
-        </w:rPr>
-        <w:t>Miscellaneous files, uncategorized materials, and other documents</w:t>
-      </w:r>
-    </w:p>
-    <w:p>
-      <w:pPr>
-        <w:pStyle w:val="ListParagraph"/>
+          <w:numId w:val="1"/>
+        </w:numPr>
+        <w:spacing w:line="278" w:lineRule="auto"/>
+        <w:rPr>
+          <w:rFonts w:ascii="Roboto Mono" w:hAnsi="Roboto Mono"/>
+        </w:rPr>
+      </w:pPr>
+      <w:r>
+        <w:rPr>
+          <w:rFonts w:ascii="Roboto Mono" w:hAnsi="Roboto Mono"/>
+          <w:b/>
+          <w:bCs/>
+        </w:rPr>
+        <w:t>1</w:t>
+      </w:r>
+      <w:r>
+        <w:rPr>
+          <w:rFonts w:ascii="Roboto Mono" w:hAnsi="Roboto Mono"/>
+          <w:b/>
+          <w:bCs/>
+        </w:rPr>
+        <w:t>-Academic</w:t>
+      </w:r>
+      <w:r>
+        <w:rPr>
+          <w:rFonts w:ascii="Roboto Mono" w:hAnsi="Roboto Mono"/>
+        </w:rPr>
+        <w:t xml:space="preserve">                 </w:t>
+      </w:r>
+      <w:r>
+        <w:rPr>
+          <w:rFonts w:ascii="Arial" w:hAnsi="Arial" w:cs="Arial"/>
+        </w:rPr>
+        <w:t>→</w:t>
+      </w:r>
+      <w:r>
+        <w:rPr>
+          <w:rFonts w:ascii="Roboto Mono" w:hAnsi="Roboto Mono"/>
+        </w:rPr>
+        <w:t xml:space="preserve"> Academic materials</w:t>
+      </w:r>
+    </w:p>
+    <w:p>
+      <w:pPr>
         <w:numPr>
           <w:ilvl w:val="1"/>
-          <w:numId w:val="4"/>
-        </w:numPr>
-        <w:rPr>
-          <w:rFonts w:ascii="Roboto Mono" w:hAnsi="Roboto Mono"/>
-          <w:b/>
-          <w:bCs/>
-        </w:rPr>
-      </w:pPr>
-      <w:r>
-        <w:rPr>
-          <w:rFonts w:ascii="Roboto Mono" w:hAnsi="Roboto Mono"/>
-          <w:b/>
-          <w:bCs/>
-        </w:rPr>
-        <w:t>2-Public Data</w:t>
-      </w:r>
-      <w:r>
-        <w:rPr>
-          <w:rFonts w:ascii="Roboto Mono" w:hAnsi="Roboto Mono"/>
-          <w:b/>
-          <w:bCs/>
-        </w:rPr>
-        <w:t xml:space="preserve"> </w:t>
-      </w:r>
-      <w:r>
-        <w:rPr>
-          <w:rFonts w:ascii="Arial" w:hAnsi="Arial" w:cs="Arial"/>
-        </w:rPr>
-        <w:t>→</w:t>
-      </w:r>
-      <w:r>
-        <w:rPr>
-          <w:rFonts w:ascii="Arial" w:hAnsi="Arial" w:cs="Arial"/>
-        </w:rPr>
-        <w:t xml:space="preserve"> </w:t>
-      </w:r>
-      <w:r>
-        <w:rPr>
-          <w:rFonts w:ascii="Roboto Mono" w:hAnsi="Roboto Mono" w:cs="Arial"/>
-        </w:rPr>
-        <w:t>Public data storage for non-sensitive, shareable, or reference-based content</w:t>
-      </w:r>
-      <w:r>
-        <w:rPr>
-          <w:rFonts w:ascii="Roboto Mono" w:hAnsi="Roboto Mono" w:cs="Arial"/>
-        </w:rPr>
-        <w:t>.</w:t>
-      </w:r>
-    </w:p>
-    <w:p>
-      <w:pPr>
-        <w:pStyle w:val="ListParagraph"/>
-        <w:numPr>
-          <w:ilvl w:val="2"/>
-          <w:numId w:val="4"/>
-        </w:numPr>
-        <w:rPr>
-          <w:rFonts w:ascii="Roboto Mono" w:hAnsi="Roboto Mono"/>
-        </w:rPr>
-      </w:pPr>
-      <w:r>
-        <w:rPr>
-          <w:rFonts w:ascii="Roboto Mono" w:hAnsi="Roboto Mono"/>
-          <w:b/>
-        </w:rPr>
-        <w:t xml:space="preserve">1-Templates </w:t>
-      </w:r>
-      <w:r>
-        <w:rPr>
-          <w:rFonts w:ascii="Arial" w:hAnsi="Arial" w:cs="Arial"/>
-        </w:rPr>
-        <w:t>→</w:t>
-      </w:r>
-      <w:r>
-        <w:rPr>
-          <w:rFonts w:ascii="Roboto Mono" w:hAnsi="Roboto Mono"/>
-        </w:rPr>
-        <w:t xml:space="preserve"> Predefined templates for reuse</w:t>
-      </w:r>
-    </w:p>
-    <w:p>
-      <w:pPr>
-        <w:pStyle w:val="ListParagraph"/>
-        <w:numPr>
-          <w:ilvl w:val="2"/>
-          <w:numId w:val="4"/>
-        </w:numPr>
-        <w:rPr>
-          <w:rFonts w:ascii="Roboto Mono" w:hAnsi="Roboto Mono"/>
-        </w:rPr>
-      </w:pPr>
-      <w:r>
-        <w:rPr>
-          <w:rFonts w:ascii="Roboto Mono" w:hAnsi="Roboto Mono"/>
-          <w:b/>
-        </w:rPr>
-        <w:t>2-Data</w:t>
-      </w:r>
-      <w:r>
-        <w:rPr>
-          <w:rFonts w:ascii="Roboto Mono" w:hAnsi="Roboto Mono"/>
-          <w:b/>
-        </w:rPr>
-        <w:tab/>
-        <w:t xml:space="preserve"> </w:t>
-      </w:r>
-      <w:r>
-        <w:rPr>
-          <w:rFonts w:ascii="Arial" w:hAnsi="Arial" w:cs="Arial"/>
-        </w:rPr>
-        <w:t>→</w:t>
-      </w:r>
-      <w:r>
-        <w:rPr>
-          <w:rFonts w:ascii="Roboto Mono" w:hAnsi="Roboto Mono"/>
-        </w:rPr>
-        <w:t xml:space="preserve"> structured data tables</w:t>
-      </w:r>
-    </w:p>
-    <w:p>
-      <w:pPr>
-        <w:pStyle w:val="ListParagraph"/>
-        <w:numPr>
-          <w:ilvl w:val="2"/>
-          <w:numId w:val="4"/>
-        </w:numPr>
-        <w:rPr>
-          <w:rFonts w:ascii="Roboto Mono" w:hAnsi="Roboto Mono"/>
-        </w:rPr>
-      </w:pPr>
-      <w:r>
-        <w:rPr>
-          <w:rFonts w:ascii="Roboto Mono" w:hAnsi="Roboto Mono"/>
-          <w:b/>
-        </w:rPr>
-        <w:t xml:space="preserve">3-Events    </w:t>
-      </w:r>
-      <w:r>
-        <w:rPr>
-          <w:rFonts w:ascii="Arial" w:hAnsi="Arial" w:cs="Arial"/>
-        </w:rPr>
-        <w:t>→</w:t>
-      </w:r>
-      <w:r>
-        <w:rPr>
-          <w:rFonts w:ascii="Roboto Mono" w:hAnsi="Roboto Mono"/>
-        </w:rPr>
-        <w:t xml:space="preserve"> Event logs, schedules, or records</w:t>
-      </w:r>
-    </w:p>
-    <w:p>
-      <w:pPr>
-        <w:pStyle w:val="ListParagraph"/>
-        <w:numPr>
-          <w:ilvl w:val="2"/>
-          <w:numId w:val="4"/>
-        </w:numPr>
-        <w:rPr>
-          <w:rFonts w:ascii="Roboto Mono" w:hAnsi="Roboto Mono"/>
-        </w:rPr>
-      </w:pPr>
-      <w:r>
-        <w:rPr>
-          <w:rFonts w:ascii="Roboto Mono" w:hAnsi="Roboto Mono"/>
-          <w:b/>
-        </w:rPr>
-        <w:t xml:space="preserve">4-Plans     </w:t>
-      </w:r>
-      <w:r>
-        <w:rPr>
-          <w:rFonts w:ascii="Arial" w:hAnsi="Arial" w:cs="Arial"/>
-        </w:rPr>
-        <w:t>→</w:t>
-      </w:r>
-      <w:r>
-        <w:rPr>
-          <w:rFonts w:ascii="Roboto Mono" w:hAnsi="Roboto Mono"/>
-        </w:rPr>
-        <w:t xml:space="preserve"> Personal or work planning documents</w:t>
-      </w:r>
-    </w:p>
-    <w:p>
-      <w:pPr>
-        <w:pStyle w:val="ListParagraph"/>
-        <w:numPr>
-          <w:ilvl w:val="2"/>
-          <w:numId w:val="4"/>
-        </w:numPr>
-        <w:rPr>
-          <w:rFonts w:ascii="Roboto Mono" w:hAnsi="Roboto Mono"/>
-        </w:rPr>
-      </w:pPr>
-      <w:r>
-        <w:rPr>
-          <w:rFonts w:ascii="Roboto Mono" w:hAnsi="Roboto Mono"/>
-          <w:b/>
-        </w:rPr>
-        <w:t xml:space="preserve">5-Accounts </w:t>
-      </w:r>
-      <w:r>
-        <w:rPr>
-          <w:rFonts w:ascii="Arial" w:hAnsi="Arial" w:cs="Arial"/>
-          <w:b/>
-        </w:rPr>
-        <w:t>→</w:t>
-      </w:r>
-      <w:r>
-        <w:rPr>
-          <w:rFonts w:ascii="Roboto Mono" w:hAnsi="Roboto Mono"/>
-        </w:rPr>
-        <w:t xml:space="preserve"> </w:t>
-      </w:r>
-      <w:r>
-        <w:rPr>
-          <w:rFonts w:ascii="Roboto Mono" w:hAnsi="Roboto Mono"/>
-          <w:sz w:val="16"/>
-          <w:szCs w:val="16"/>
-        </w:rPr>
-        <w:t>User profiles, login credentials and access details</w:t>
-      </w:r>
-      <w:r>
-        <w:rPr>
-          <w:rFonts w:ascii="Roboto Mono" w:hAnsi="Roboto Mono"/>
-        </w:rPr>
-        <w:t xml:space="preserve">  </w:t>
-      </w:r>
-    </w:p>
-    <w:p>
-      <w:pPr>
-        <w:pStyle w:val="ListParagraph"/>
-        <w:numPr>
-          <w:ilvl w:val="2"/>
-          <w:numId w:val="4"/>
-        </w:numPr>
-        <w:rPr>
-          <w:rFonts w:ascii="Roboto Mono" w:hAnsi="Roboto Mono"/>
-        </w:rPr>
-      </w:pPr>
-      <w:r>
-        <w:rPr>
-          <w:rFonts w:ascii="Roboto Mono" w:hAnsi="Roboto Mono"/>
-          <w:b/>
-          <w:bCs/>
-        </w:rPr>
-        <w:t>6-Content Storage</w:t>
-      </w:r>
-      <w:r>
-        <w:rPr>
-          <w:rFonts w:ascii="Roboto Mono" w:hAnsi="Roboto Mono"/>
-          <w:b/>
-          <w:bCs/>
-        </w:rPr>
-        <w:t xml:space="preserve"> </w:t>
-      </w:r>
-      <w:r>
-        <w:rPr>
-          <w:rFonts w:ascii="Arial" w:hAnsi="Arial" w:cs="Arial"/>
-          <w:sz w:val="20"/>
-          <w:szCs w:val="20"/>
-        </w:rPr>
-        <w:t>→</w:t>
-      </w:r>
-      <w:r>
-        <w:rPr>
-          <w:rFonts w:ascii="Roboto Mono" w:hAnsi="Roboto Mono"/>
-          <w:sz w:val="20"/>
-          <w:szCs w:val="20"/>
-        </w:rPr>
-        <w:t xml:space="preserve"> Notes, drafts, and stored materials</w:t>
-      </w:r>
-    </w:p>
-    <w:p>
-      <w:pPr>
-        <w:pStyle w:val="ListParagraph"/>
-        <w:numPr>
-          <w:ilvl w:val="2"/>
-          <w:numId w:val="4"/>
-        </w:numPr>
-        <w:rPr>
-          <w:rFonts w:ascii="Roboto Mono" w:hAnsi="Roboto Mono"/>
-        </w:rPr>
-      </w:pPr>
-      <w:r>
-        <w:rPr>
-          <w:rFonts w:ascii="Roboto Mono" w:hAnsi="Roboto Mono"/>
-          <w:b/>
-          <w:bCs/>
-        </w:rPr>
-        <w:t>7-Resources</w:t>
-      </w:r>
-      <w:r>
-        <w:rPr>
-          <w:rFonts w:ascii="Roboto Mono" w:hAnsi="Roboto Mono"/>
-        </w:rPr>
-        <w:t xml:space="preserve"> </w:t>
-      </w:r>
-      <w:r>
-        <w:rPr>
-          <w:rFonts w:ascii="Arial" w:hAnsi="Arial" w:cs="Arial"/>
-          <w:sz w:val="20"/>
-          <w:szCs w:val="20"/>
-        </w:rPr>
-        <w:t>→</w:t>
-      </w:r>
-      <w:r>
-        <w:rPr>
-          <w:rFonts w:ascii="Roboto Mono" w:hAnsi="Roboto Mono"/>
-          <w:sz w:val="20"/>
-          <w:szCs w:val="20"/>
-        </w:rPr>
-        <w:t xml:space="preserve"> References, Bookmarks, and Source Materials</w:t>
-      </w:r>
-    </w:p>
-    <w:p>
-      <w:pPr>
-        <w:pStyle w:val="ListParagraph"/>
-        <w:numPr>
-          <w:ilvl w:val="2"/>
-          <w:numId w:val="4"/>
-        </w:numPr>
-        <w:rPr>
-          <w:rFonts w:ascii="Roboto Mono" w:hAnsi="Roboto Mono"/>
-        </w:rPr>
-      </w:pPr>
-      <w:r>
-        <w:rPr>
-          <w:rFonts w:ascii="Roboto Mono" w:hAnsi="Roboto Mono"/>
-          <w:b/>
-          <w:bCs/>
-        </w:rPr>
-        <w:t>8-Standards</w:t>
-      </w:r>
-      <w:r>
-        <w:rPr>
-          <w:rFonts w:ascii="Roboto Mono" w:hAnsi="Roboto Mono"/>
-        </w:rPr>
-        <w:t xml:space="preserve"> </w:t>
-      </w:r>
-      <w:r>
-        <w:rPr>
-          <w:rFonts w:ascii="Arial" w:hAnsi="Arial" w:cs="Arial"/>
-        </w:rPr>
-        <w:t>→</w:t>
-      </w:r>
-      <w:r>
-        <w:rPr>
-          <w:rFonts w:ascii="Roboto Mono" w:hAnsi="Roboto Mono"/>
-        </w:rPr>
-        <w:t xml:space="preserve"> </w:t>
-      </w:r>
-      <w:r>
-        <w:rPr>
-          <w:rFonts w:ascii="Roboto Mono" w:hAnsi="Roboto Mono"/>
-          <w:sz w:val="18"/>
-          <w:szCs w:val="18"/>
-        </w:rPr>
-        <w:t>Rules, procedures, regulations, best practices</w:t>
-      </w:r>
-    </w:p>
-    <w:p>
-      <w:pPr>
-        <w:pStyle w:val="ListParagraph"/>
-        <w:numPr>
-          <w:ilvl w:val="2"/>
-          <w:numId w:val="4"/>
-        </w:numPr>
-        <w:rPr>
-          <w:rFonts w:ascii="Roboto Mono" w:hAnsi="Roboto Mono"/>
-        </w:rPr>
-      </w:pPr>
-      <w:r>
-        <w:rPr>
-          <w:rFonts w:ascii="Roboto Mono" w:hAnsi="Roboto Mono"/>
-          <w:b/>
-          <w:bCs/>
-        </w:rPr>
-        <w:t>9-Knowledge</w:t>
-      </w:r>
-      <w:r>
-        <w:rPr>
-          <w:rFonts w:ascii="Roboto Mono" w:hAnsi="Roboto Mono"/>
-        </w:rPr>
-        <w:t xml:space="preserve"> </w:t>
-      </w:r>
-      <w:r>
-        <w:rPr>
-          <w:rFonts w:ascii="Arial" w:hAnsi="Arial" w:cs="Arial"/>
-        </w:rPr>
-        <w:t>→</w:t>
-      </w:r>
-      <w:r>
-        <w:rPr>
-          <w:rFonts w:ascii="Roboto Mono" w:hAnsi="Roboto Mono"/>
-        </w:rPr>
-        <w:t xml:space="preserve"> General study materials, guides, info</w:t>
-      </w:r>
-    </w:p>
-    <w:p>
-      <w:pPr>
-        <w:pStyle w:val="ListParagraph"/>
-        <w:numPr>
-          <w:ilvl w:val="2"/>
-          <w:numId w:val="4"/>
-        </w:numPr>
-        <w:rPr>
-          <w:rFonts w:ascii="Roboto Mono" w:hAnsi="Roboto Mono"/>
-        </w:rPr>
-      </w:pPr>
-      <w:r>
-        <w:rPr>
-          <w:rFonts w:ascii="Roboto Mono" w:hAnsi="Roboto Mono"/>
-          <w:b/>
-          <w:bCs/>
-        </w:rPr>
-        <w:t>10-Knowledge Materials</w:t>
-      </w:r>
-      <w:r>
-        <w:rPr>
-          <w:rFonts w:ascii="Roboto Mono" w:hAnsi="Roboto Mono"/>
-        </w:rPr>
-        <w:t xml:space="preserve"> </w:t>
-      </w:r>
-      <w:r>
-        <w:rPr>
-          <w:rFonts w:ascii="Arial" w:hAnsi="Arial" w:cs="Arial"/>
-        </w:rPr>
-        <w:t>→</w:t>
-      </w:r>
-      <w:r>
-        <w:rPr>
-          <w:rFonts w:ascii="Roboto Mono" w:hAnsi="Roboto Mono"/>
-        </w:rPr>
-        <w:t xml:space="preserve"> Domain-Specific Knowledge 10</w:t>
-      </w:r>
-    </w:p>
-    <w:p>
-      <w:pPr>
-        <w:pStyle w:val="ListParagraph"/>
-        <w:numPr>
-          <w:ilvl w:val="2"/>
-          <w:numId w:val="4"/>
-        </w:numPr>
-        <w:rPr>
-          <w:rFonts w:ascii="Roboto Mono" w:hAnsi="Roboto Mono"/>
-          <w:sz w:val="18"/>
-          <w:szCs w:val="18"/>
-        </w:rPr>
-      </w:pPr>
-      <w:r>
-        <w:rPr>
-          <w:rFonts w:ascii="Roboto Mono" w:hAnsi="Roboto Mono"/>
-          <w:b/>
-          <w:bCs/>
-        </w:rPr>
-        <w:t>11-Skills</w:t>
-      </w:r>
-      <w:r>
-        <w:rPr>
-          <w:rFonts w:ascii="Roboto Mono" w:hAnsi="Roboto Mono"/>
-        </w:rPr>
-        <w:t xml:space="preserve"> </w:t>
-      </w:r>
-      <w:r>
-        <w:rPr>
-          <w:rFonts w:ascii="Arial" w:hAnsi="Arial" w:cs="Arial"/>
-          <w:sz w:val="24"/>
-          <w:szCs w:val="24"/>
-        </w:rPr>
-        <w:t>→</w:t>
-      </w:r>
-      <w:r>
-        <w:rPr>
-          <w:rFonts w:ascii="Roboto Mono" w:hAnsi="Roboto Mono"/>
-          <w:sz w:val="18"/>
-          <w:szCs w:val="18"/>
-        </w:rPr>
-        <w:t xml:space="preserve"> Exercises, practice resources, progress tracking</w:t>
-      </w:r>
-    </w:p>
-    <w:p>
-      <w:pPr>
-        <w:pStyle w:val="ListParagraph"/>
-        <w:numPr>
-          <w:ilvl w:val="2"/>
-          <w:numId w:val="4"/>
-        </w:numPr>
-        <w:rPr>
-          <w:rFonts w:ascii="Roboto Mono" w:hAnsi="Roboto Mono"/>
-        </w:rPr>
-      </w:pPr>
-      <w:r>
-        <w:rPr>
-          <w:rFonts w:ascii="Roboto Mono" w:hAnsi="Roboto Mono"/>
-          <w:b/>
-          <w:bCs/>
-        </w:rPr>
-        <w:t>12-Literature</w:t>
-      </w:r>
-      <w:r>
-        <w:rPr>
-          <w:rFonts w:ascii="Roboto Mono" w:hAnsi="Roboto Mono"/>
-        </w:rPr>
-        <w:t xml:space="preserve"> </w:t>
-      </w:r>
-      <w:r>
-        <w:rPr>
-          <w:rFonts w:ascii="Arial" w:hAnsi="Arial" w:cs="Arial"/>
-          <w:sz w:val="24"/>
-          <w:szCs w:val="24"/>
-        </w:rPr>
-        <w:t>→</w:t>
-      </w:r>
-      <w:r>
-        <w:rPr>
-          <w:rFonts w:ascii="Roboto Mono" w:hAnsi="Roboto Mono"/>
-          <w:sz w:val="24"/>
-          <w:szCs w:val="24"/>
-        </w:rPr>
-        <w:t xml:space="preserve"> </w:t>
-      </w:r>
-      <w:r>
-        <w:rPr>
-          <w:rFonts w:ascii="Roboto Mono" w:hAnsi="Roboto Mono"/>
-        </w:rPr>
-        <w:t>Books, articles, reading archives</w:t>
-      </w:r>
-    </w:p>
-    <w:p>
-      <w:pPr>
-        <w:pStyle w:val="ListParagraph"/>
-        <w:numPr>
-          <w:ilvl w:val="2"/>
-          <w:numId w:val="4"/>
-        </w:numPr>
-        <w:rPr>
-          <w:rFonts w:ascii="Roboto Mono" w:hAnsi="Roboto Mono"/>
-        </w:rPr>
-      </w:pPr>
-      <w:r>
-        <w:rPr>
-          <w:rFonts w:ascii="Roboto Mono" w:hAnsi="Roboto Mono"/>
-          <w:b/>
-          <w:bCs/>
-        </w:rPr>
-        <w:t>13-Body Metrics</w:t>
-      </w:r>
-      <w:r>
-        <w:rPr>
-          <w:rFonts w:ascii="Roboto Mono" w:hAnsi="Roboto Mono"/>
-        </w:rPr>
-        <w:t xml:space="preserve"> </w:t>
-      </w:r>
-      <w:r>
-        <w:rPr>
-          <w:rFonts w:ascii="Arial" w:hAnsi="Arial" w:cs="Arial"/>
-          <w:sz w:val="24"/>
-          <w:szCs w:val="24"/>
-        </w:rPr>
-        <w:t>→</w:t>
-      </w:r>
-      <w:r>
-        <w:rPr>
-          <w:rFonts w:ascii="Roboto Mono" w:hAnsi="Roboto Mono"/>
-          <w:sz w:val="24"/>
-          <w:szCs w:val="24"/>
-        </w:rPr>
-        <w:t xml:space="preserve"> </w:t>
-      </w:r>
-      <w:r>
-        <w:rPr>
-          <w:rFonts w:ascii="Roboto Mono" w:hAnsi="Roboto Mono"/>
-          <w:sz w:val="16"/>
-          <w:szCs w:val="16"/>
-        </w:rPr>
-        <w:t>Health data, fitness tracking, medical records</w:t>
-      </w:r>
-    </w:p>
-    <w:p>
-      <w:pPr>
-        <w:pStyle w:val="ListParagraph"/>
-        <w:numPr>
-          <w:ilvl w:val="2"/>
-          <w:numId w:val="4"/>
-        </w:numPr>
-        <w:rPr>
-          <w:rFonts w:ascii="Roboto Mono" w:hAnsi="Roboto Mono"/>
-        </w:rPr>
-      </w:pPr>
-      <w:r>
-        <w:rPr>
-          <w:rFonts w:ascii="Roboto Mono" w:hAnsi="Roboto Mono"/>
-          <w:b/>
-          <w:bCs/>
-        </w:rPr>
-        <w:t>14-Entities</w:t>
-      </w:r>
-      <w:r>
-        <w:rPr>
-          <w:rFonts w:ascii="Roboto Mono" w:hAnsi="Roboto Mono"/>
-        </w:rPr>
-        <w:t xml:space="preserve"> </w:t>
-      </w:r>
-      <w:r>
-        <w:rPr>
-          <w:rFonts w:ascii="Arial" w:hAnsi="Arial" w:cs="Arial"/>
-        </w:rPr>
-        <w:t>→</w:t>
-      </w:r>
-      <w:r>
-        <w:rPr>
-          <w:rFonts w:ascii="Roboto Mono" w:hAnsi="Roboto Mono"/>
-        </w:rPr>
-        <w:t xml:space="preserve"> </w:t>
-      </w:r>
-      <w:r>
-        <w:rPr>
-          <w:rFonts w:ascii="Roboto Mono" w:hAnsi="Roboto Mono"/>
-          <w:sz w:val="20"/>
-          <w:szCs w:val="20"/>
-        </w:rPr>
-        <w:t>People, Items, Addresses, and Interactions</w:t>
-      </w:r>
-    </w:p>
-    <w:p>
-      <w:pPr>
-        <w:pStyle w:val="ListParagraph"/>
-        <w:numPr>
-          <w:ilvl w:val="2"/>
-          <w:numId w:val="4"/>
-        </w:numPr>
-        <w:rPr>
-          <w:rFonts w:ascii="Roboto Mono" w:hAnsi="Roboto Mono"/>
-        </w:rPr>
-      </w:pPr>
-      <w:r>
-        <w:rPr>
-          <w:rFonts w:ascii="Roboto Mono" w:hAnsi="Roboto Mono"/>
-          <w:b/>
-          <w:bCs/>
-        </w:rPr>
-        <w:t>15-Work</w:t>
-      </w:r>
-      <w:r>
-        <w:rPr>
-          <w:rFonts w:ascii="Roboto Mono" w:hAnsi="Roboto Mono"/>
-        </w:rPr>
-        <w:t xml:space="preserve"> </w:t>
-      </w:r>
-      <w:r>
-        <w:rPr>
-          <w:rFonts w:ascii="Arial" w:hAnsi="Arial" w:cs="Arial"/>
-        </w:rPr>
-        <w:t>→</w:t>
-      </w:r>
-      <w:r>
-        <w:rPr>
-          <w:rFonts w:ascii="Roboto Mono" w:hAnsi="Roboto Mono"/>
-        </w:rPr>
-        <w:t xml:space="preserve"> Work-related notes, drafts, and references</w:t>
-      </w:r>
-    </w:p>
-    <w:p>
-      <w:pPr>
-        <w:pStyle w:val="ListParagraph"/>
-        <w:numPr>
-          <w:ilvl w:val="2"/>
-          <w:numId w:val="4"/>
-        </w:numPr>
-        <w:rPr>
-          <w:rFonts w:ascii="Roboto Mono" w:hAnsi="Roboto Mono"/>
-        </w:rPr>
-      </w:pPr>
-      <w:r>
-        <w:rPr>
-          <w:rFonts w:ascii="Roboto Mono" w:hAnsi="Roboto Mono"/>
-          <w:b/>
-          <w:bCs/>
-        </w:rPr>
-        <w:t>16-Jobs</w:t>
-      </w:r>
-      <w:r>
-        <w:rPr>
-          <w:rFonts w:ascii="Roboto Mono" w:hAnsi="Roboto Mono"/>
-        </w:rPr>
-        <w:t xml:space="preserve"> </w:t>
-      </w:r>
-      <w:r>
-        <w:rPr>
-          <w:rFonts w:ascii="Arial" w:hAnsi="Arial" w:cs="Arial"/>
-        </w:rPr>
-        <w:t>→</w:t>
-      </w:r>
-      <w:r>
-        <w:rPr>
-          <w:rFonts w:ascii="Roboto Mono" w:hAnsi="Roboto Mono"/>
-        </w:rPr>
-        <w:t xml:space="preserve"> </w:t>
-      </w:r>
-      <w:r>
-        <w:rPr>
-          <w:rFonts w:ascii="Roboto Mono" w:hAnsi="Roboto Mono"/>
-          <w:sz w:val="20"/>
-          <w:szCs w:val="20"/>
-        </w:rPr>
-        <w:t>Job-specific tasks, details, and defect tracking</w:t>
-      </w:r>
-    </w:p>
-    <w:p>
-      <w:pPr>
-        <w:pStyle w:val="ListParagraph"/>
-        <w:numPr>
-          <w:ilvl w:val="2"/>
-          <w:numId w:val="4"/>
-        </w:numPr>
-        <w:rPr>
-          <w:rFonts w:ascii="Roboto Mono" w:hAnsi="Roboto Mono"/>
-        </w:rPr>
-      </w:pPr>
-      <w:r>
-        <w:rPr>
-          <w:rFonts w:ascii="Roboto Mono" w:hAnsi="Roboto Mono"/>
-          <w:b/>
-          <w:bCs/>
-        </w:rPr>
-        <w:t>17-</w:t>
-      </w:r>
-      <w:r>
-        <w:rPr>
-          <w:rFonts w:ascii="Roboto Mono" w:hAnsi="Roboto Mono"/>
-          <w:b/>
-          <w:bCs/>
-        </w:rPr>
-        <w:t>Financial</w:t>
-      </w:r>
-      <w:r>
-        <w:rPr>
-          <w:rFonts w:ascii="Roboto Mono" w:hAnsi="Roboto Mono"/>
-        </w:rPr>
-        <w:t xml:space="preserve"> </w:t>
-      </w:r>
-      <w:r>
-        <w:rPr>
-          <w:rFonts w:ascii="Arial" w:hAnsi="Arial" w:cs="Arial"/>
-        </w:rPr>
-        <w:t>→</w:t>
-      </w:r>
-      <w:r>
-        <w:rPr>
-          <w:rFonts w:ascii="Roboto Mono" w:hAnsi="Roboto Mono"/>
-        </w:rPr>
-        <w:t xml:space="preserve"> </w:t>
-      </w:r>
-      <w:r>
-        <w:rPr>
-          <w:rFonts w:ascii="Roboto Mono" w:hAnsi="Roboto Mono"/>
-          <w:sz w:val="20"/>
-          <w:szCs w:val="20"/>
-        </w:rPr>
-        <w:t>Financial records, stored backups</w:t>
-      </w:r>
-    </w:p>
-    <w:p>
-      <w:pPr>
-        <w:pStyle w:val="ListParagraph"/>
-        <w:numPr>
-          <w:ilvl w:val="2"/>
-          <w:numId w:val="4"/>
-        </w:numPr>
-        <w:rPr>
-          <w:rFonts w:ascii="Roboto Mono" w:hAnsi="Roboto Mono"/>
-        </w:rPr>
-      </w:pPr>
-      <w:r>
-        <w:rPr>
-          <w:rFonts w:ascii="Roboto Mono" w:hAnsi="Roboto Mono"/>
-          <w:b/>
-          <w:bCs/>
-        </w:rPr>
-        <w:t>18-Entertainment</w:t>
-      </w:r>
-      <w:r>
-        <w:rPr>
-          <w:rFonts w:ascii="Roboto Mono" w:hAnsi="Roboto Mono"/>
-        </w:rPr>
-        <w:t xml:space="preserve"> </w:t>
-      </w:r>
-      <w:r>
-        <w:rPr>
-          <w:rFonts w:ascii="Arial" w:hAnsi="Arial" w:cs="Arial"/>
-        </w:rPr>
-        <w:t>→</w:t>
-      </w:r>
-      <w:r>
-        <w:rPr>
-          <w:rFonts w:ascii="Roboto Mono" w:hAnsi="Roboto Mono"/>
-        </w:rPr>
-        <w:t xml:space="preserve"> </w:t>
-      </w:r>
-      <w:r>
-        <w:rPr>
-          <w:rFonts w:ascii="Roboto Mono" w:hAnsi="Roboto Mono"/>
-          <w:sz w:val="20"/>
-          <w:szCs w:val="20"/>
-        </w:rPr>
-        <w:t>Entertainment-related notes and media</w:t>
-      </w:r>
-    </w:p>
-    <w:p>
-      <w:pPr>
-        <w:pStyle w:val="ListParagraph"/>
-        <w:numPr>
-          <w:ilvl w:val="0"/>
-          <w:numId w:val="4"/>
-        </w:numPr>
-        <w:rPr>
-          <w:rFonts w:ascii="Roboto Mono" w:hAnsi="Roboto Mono"/>
-        </w:rPr>
-      </w:pPr>
-      <w:r>
-        <w:rPr>
-          <w:rFonts w:ascii="Roboto Mono" w:hAnsi="Roboto Mono"/>
-          <w:b/>
-          <w:bCs/>
-        </w:rPr>
-        <w:t>4-</w:t>
-      </w:r>
-      <w:r>
-        <w:rPr>
-          <w:rFonts w:ascii="Roboto Mono" w:hAnsi="Roboto Mono"/>
-          <w:b/>
-          <w:bCs/>
-        </w:rPr>
-        <w:t>Samples</w:t>
-      </w:r>
-      <w:r>
-        <w:rPr>
-          <w:rFonts w:ascii="Roboto Mono" w:hAnsi="Roboto Mono"/>
-        </w:rPr>
-        <w:t xml:space="preserve"> </w:t>
-      </w:r>
-      <w:r>
-        <w:rPr>
-          <w:rFonts w:ascii="Arial" w:hAnsi="Arial" w:cs="Arial"/>
-        </w:rPr>
-        <w:t>→</w:t>
-      </w:r>
-      <w:r>
-        <w:rPr>
-          <w:rFonts w:ascii="Roboto Mono" w:hAnsi="Roboto Mono"/>
-        </w:rPr>
-        <w:t xml:space="preserve"> Example files and reference data </w:t>
-      </w:r>
-    </w:p>
-    <w:p>
-      <w:pPr>
-        <w:pStyle w:val="ListParagraph"/>
-        <w:numPr>
-          <w:ilvl w:val="0"/>
-          <w:numId w:val="4"/>
-        </w:numPr>
-        <w:rPr>
-          <w:rFonts w:ascii="Roboto Mono" w:hAnsi="Roboto Mono"/>
-        </w:rPr>
-      </w:pPr>
-      <w:r>
-        <w:rPr>
-          <w:rFonts w:ascii="Roboto Mono" w:hAnsi="Roboto Mono"/>
-          <w:b/>
-          <w:bCs/>
-        </w:rPr>
-        <w:t>5</w:t>
-      </w:r>
-      <w:r>
-        <w:rPr>
-          <w:rFonts w:ascii="Roboto Mono" w:hAnsi="Roboto Mono"/>
-          <w:b/>
-          <w:bCs/>
-        </w:rPr>
-        <w:t>-</w:t>
-      </w:r>
-      <w:r>
-        <w:rPr>
-          <w:rFonts w:ascii="Roboto Mono" w:hAnsi="Roboto Mono"/>
-          <w:b/>
-          <w:bCs/>
-        </w:rPr>
-        <w:t>Snapshots</w:t>
-      </w:r>
-      <w:r>
-        <w:rPr>
-          <w:rFonts w:ascii="Roboto Mono" w:hAnsi="Roboto Mono"/>
-        </w:rPr>
-        <w:t xml:space="preserve"> </w:t>
-      </w:r>
-      <w:r>
-        <w:rPr>
-          <w:rFonts w:ascii="Arial" w:hAnsi="Arial" w:cs="Arial"/>
-        </w:rPr>
-        <w:t>→</w:t>
-      </w:r>
-      <w:r>
-        <w:rPr>
-          <w:rFonts w:ascii="Roboto Mono" w:hAnsi="Roboto Mono"/>
-        </w:rPr>
-        <w:t xml:space="preserve"> </w:t>
-      </w:r>
-      <w:r>
-        <w:rPr>
-          <w:rFonts w:ascii="Roboto Mono" w:hAnsi="Roboto Mono"/>
-        </w:rPr>
-        <w:t>checkpoint folders used to track progress or states of tasks, following the Snapshot Rules.</w:t>
-      </w:r>
-      <w:r>
-        <w:rPr>
-          <w:rFonts w:ascii="Roboto Mono" w:hAnsi="Roboto Mono"/>
-        </w:rPr>
-        <w:tab/>
-      </w:r>
-    </w:p>
-    <w:p>
-      <w:pPr>
-        <w:pStyle w:val="ListParagraph"/>
+          <w:numId w:val="1"/>
+        </w:numPr>
+        <w:spacing w:line="278" w:lineRule="auto"/>
+        <w:rPr>
+          <w:rFonts w:ascii="Roboto Mono" w:hAnsi="Roboto Mono"/>
+        </w:rPr>
+      </w:pPr>
+      <w:r>
+        <w:rPr>
+          <w:rFonts w:ascii="Roboto Mono" w:hAnsi="Roboto Mono"/>
+          <w:b/>
+          <w:bCs/>
+        </w:rPr>
+        <w:t>2</w:t>
+      </w:r>
+      <w:r>
+        <w:rPr>
+          <w:rFonts w:ascii="Roboto Mono" w:hAnsi="Roboto Mono"/>
+          <w:b/>
+          <w:bCs/>
+        </w:rPr>
+        <w:t>-Science</w:t>
+      </w:r>
+      <w:r>
+        <w:rPr>
+          <w:rFonts w:ascii="Roboto Mono" w:hAnsi="Roboto Mono"/>
+        </w:rPr>
+        <w:t xml:space="preserve">                  </w:t>
+      </w:r>
+      <w:r>
+        <w:rPr>
+          <w:rFonts w:ascii="Arial" w:hAnsi="Arial" w:cs="Arial"/>
+        </w:rPr>
+        <w:t>→</w:t>
+      </w:r>
+      <w:r>
+        <w:rPr>
+          <w:rFonts w:ascii="Roboto Mono" w:hAnsi="Roboto Mono"/>
+        </w:rPr>
+        <w:t xml:space="preserve"> Scientific resources</w:t>
+      </w:r>
+    </w:p>
+    <w:p>
+      <w:pPr>
         <w:numPr>
           <w:ilvl w:val="1"/>
-          <w:numId w:val="4"/>
-        </w:numPr>
-        <w:rPr>
-          <w:rFonts w:ascii="Roboto Mono" w:hAnsi="Roboto Mono"/>
-        </w:rPr>
-      </w:pPr>
-      <w:r>
-        <w:rPr>
-          <w:rFonts w:ascii="Roboto Mono" w:hAnsi="Roboto Mono"/>
-        </w:rPr>
-        <w:t xml:space="preserve"> </w:t>
-      </w:r>
-      <w:r>
-        <w:rPr>
-          <w:rFonts w:ascii="Roboto Mono" w:hAnsi="Roboto Mono"/>
-          <w:b/>
-          <w:bCs/>
-        </w:rPr>
-        <w:t>Permanently</w:t>
-      </w:r>
-      <w:r>
-        <w:rPr>
-          <w:rFonts w:ascii="Roboto Mono" w:hAnsi="Roboto Mono"/>
-          <w:b/>
-          <w:bCs/>
-        </w:rPr>
-        <w:t xml:space="preserve"> </w:t>
-      </w:r>
-      <w:r>
-        <w:rPr>
-          <w:rFonts w:ascii="Arial" w:hAnsi="Arial" w:cs="Arial"/>
-        </w:rPr>
-        <w:t>→</w:t>
-      </w:r>
-      <w:r>
-        <w:rPr>
-          <w:rFonts w:ascii="Roboto Mono" w:hAnsi="Roboto Mono"/>
-        </w:rPr>
-        <w:t xml:space="preserve"> </w:t>
-      </w:r>
-      <w:r>
-        <w:rPr>
-          <w:rFonts w:ascii="Roboto Mono" w:hAnsi="Roboto Mono"/>
-        </w:rPr>
-        <w:t xml:space="preserve">Permanently </w:t>
-      </w:r>
-      <w:r>
-        <w:rPr>
-          <w:rFonts w:ascii="Roboto Mono" w:hAnsi="Roboto Mono"/>
-        </w:rPr>
-        <w:t>checkpoint folders</w:t>
-      </w:r>
-    </w:p>
-    <w:p>
-      <w:pPr>
-        <w:pStyle w:val="ListParagraph"/>
-        <w:numPr>
-          <w:ilvl w:val="1"/>
-          <w:numId w:val="4"/>
-        </w:numPr>
-        <w:rPr>
-          <w:rFonts w:ascii="Roboto Mono" w:hAnsi="Roboto Mono"/>
-        </w:rPr>
-      </w:pPr>
-      <w:r>
-        <w:rPr>
-          <w:rFonts w:ascii="Roboto Mono" w:hAnsi="Roboto Mono"/>
-          <w:b/>
-          <w:bCs/>
-        </w:rPr>
-        <w:lastRenderedPageBreak/>
-        <w:t>Temporary</w:t>
-      </w:r>
-      <w:r>
-        <w:rPr>
-          <w:rFonts w:ascii="Roboto Mono" w:hAnsi="Roboto Mono"/>
-          <w:b/>
-          <w:bCs/>
-        </w:rPr>
-        <w:t xml:space="preserve"> </w:t>
-      </w:r>
-      <w:r>
-        <w:rPr>
-          <w:rFonts w:ascii="Arial" w:hAnsi="Arial" w:cs="Arial"/>
-        </w:rPr>
-        <w:t>→</w:t>
-      </w:r>
-      <w:r>
-        <w:rPr>
-          <w:rFonts w:ascii="Roboto Mono" w:hAnsi="Roboto Mono"/>
-        </w:rPr>
-        <w:t xml:space="preserve"> </w:t>
-      </w:r>
-      <w:r>
-        <w:rPr>
-          <w:rFonts w:ascii="Roboto Mono" w:hAnsi="Roboto Mono"/>
-        </w:rPr>
-        <w:t xml:space="preserve">Temporary </w:t>
-      </w:r>
-      <w:r>
-        <w:rPr>
-          <w:rFonts w:ascii="Roboto Mono" w:hAnsi="Roboto Mono"/>
-        </w:rPr>
-        <w:t>checkpoint folders</w:t>
-      </w:r>
-    </w:p>
-    <w:p>
-      <w:pPr>
-        <w:pStyle w:val="ListParagraph"/>
-        <w:numPr>
-          <w:ilvl w:val="0"/>
-          <w:numId w:val="4"/>
-        </w:numPr>
-      </w:pPr>
-      <w:r>
-        <w:rPr>
-          <w:rFonts w:ascii="Roboto Mono" w:hAnsi="Roboto Mono"/>
-          <w:b/>
-          <w:bCs/>
-        </w:rPr>
-        <w:t>6</w:t>
-      </w:r>
-      <w:r>
-        <w:rPr>
-          <w:rFonts w:ascii="Roboto Mono" w:hAnsi="Roboto Mono"/>
-          <w:b/>
-          <w:bCs/>
-        </w:rPr>
-        <w:t>-</w:t>
-      </w:r>
-      <w:r>
-        <w:rPr>
-          <w:rFonts w:ascii="Roboto Mono" w:hAnsi="Roboto Mono"/>
-          <w:b/>
-          <w:bCs/>
-        </w:rPr>
-        <w:t>Archive</w:t>
-      </w:r>
-      <w:r>
-        <w:rPr>
-          <w:rFonts w:ascii="Roboto Mono" w:hAnsi="Roboto Mono"/>
-        </w:rPr>
-        <w:t xml:space="preserve"> </w:t>
-      </w:r>
-      <w:r>
-        <w:rPr>
-          <w:rFonts w:ascii="Arial" w:hAnsi="Arial" w:cs="Arial"/>
-        </w:rPr>
-        <w:t>→</w:t>
-      </w:r>
-      <w:r>
-        <w:rPr>
-          <w:rFonts w:ascii="Roboto Mono" w:hAnsi="Roboto Mono"/>
-        </w:rPr>
-        <w:t xml:space="preserve"> </w:t>
-      </w:r>
-      <w:r>
-        <w:rPr>
-          <w:rFonts w:ascii="Roboto Mono" w:hAnsi="Roboto Mono"/>
-        </w:rPr>
-        <w:t>Long-term storage for inactive or completed files and folders that are no longer in daily use but may be needed for reference or recovery.</w:t>
-      </w:r>
-    </w:p>
-    <w:p>
-      <w:pPr>
-        <w:pStyle w:val="ListParagraph"/>
-        <w:numPr>
-          <w:ilvl w:val="1"/>
-          <w:numId w:val="4"/>
-        </w:numPr>
-        <w:rPr>
-          <w:rFonts w:ascii="Roboto Mono" w:hAnsi="Roboto Mono"/>
-          <w:b/>
-          <w:bCs/>
-        </w:rPr>
-      </w:pPr>
-      <w:r>
-        <w:rPr>
-          <w:rFonts w:ascii="Roboto Mono" w:hAnsi="Roboto Mono"/>
-          <w:b/>
-          <w:bCs/>
-        </w:rPr>
-        <w:t>1-</w:t>
-      </w:r>
-      <w:r>
-        <w:rPr>
-          <w:rFonts w:ascii="Roboto Mono" w:hAnsi="Roboto Mono"/>
-          <w:b/>
-          <w:bCs/>
-        </w:rPr>
-        <w:t>Private Archive</w:t>
-      </w:r>
-      <w:r>
-        <w:rPr>
-          <w:rFonts w:ascii="Roboto Mono" w:hAnsi="Roboto Mono"/>
-          <w:b/>
-          <w:bCs/>
-        </w:rPr>
-        <w:t xml:space="preserve"> </w:t>
-      </w:r>
-      <w:r>
-        <w:rPr>
-          <w:rFonts w:ascii="Arial" w:hAnsi="Arial" w:cs="Arial"/>
-        </w:rPr>
-        <w:t>→</w:t>
-      </w:r>
-      <w:r>
-        <w:rPr>
-          <w:rFonts w:ascii="Arial" w:hAnsi="Arial" w:cs="Arial"/>
-        </w:rPr>
-        <w:t xml:space="preserve"> </w:t>
-      </w:r>
-      <w:r>
-        <w:rPr>
-          <w:rFonts w:ascii="Roboto Mono" w:hAnsi="Roboto Mono" w:cs="Arial"/>
-        </w:rPr>
-        <w:t>Private archive for sensitive, personal, or restricted content.</w:t>
-      </w:r>
-    </w:p>
-    <w:p>
-      <w:pPr>
-        <w:pStyle w:val="ListParagraph"/>
-        <w:numPr>
-          <w:ilvl w:val="1"/>
-          <w:numId w:val="4"/>
-        </w:numPr>
-        <w:rPr>
-          <w:rFonts w:ascii="Roboto Mono" w:hAnsi="Roboto Mono"/>
-          <w:b/>
-          <w:bCs/>
-        </w:rPr>
-      </w:pPr>
-      <w:r>
-        <w:rPr>
-          <w:rFonts w:ascii="Roboto Mono" w:hAnsi="Roboto Mono"/>
-          <w:b/>
-          <w:bCs/>
-        </w:rPr>
-        <w:t>2-Public Archive</w:t>
-      </w:r>
-      <w:r>
-        <w:rPr>
-          <w:rFonts w:ascii="Roboto Mono" w:hAnsi="Roboto Mono"/>
-          <w:b/>
-          <w:bCs/>
-        </w:rPr>
-        <w:t xml:space="preserve"> </w:t>
-      </w:r>
-      <w:r>
-        <w:rPr>
-          <w:rFonts w:ascii="Arial" w:hAnsi="Arial" w:cs="Arial"/>
-        </w:rPr>
-        <w:t>→</w:t>
-      </w:r>
-      <w:r>
-        <w:rPr>
-          <w:rFonts w:ascii="Arial" w:hAnsi="Arial" w:cs="Arial"/>
-        </w:rPr>
-        <w:t xml:space="preserve"> </w:t>
-      </w:r>
-      <w:r>
-        <w:rPr>
-          <w:rFonts w:ascii="Roboto Mono" w:hAnsi="Roboto Mono" w:cs="Arial"/>
-        </w:rPr>
-        <w:t>Public archive for non-sensitive, shareable, and reference content.</w:t>
-      </w:r>
-    </w:p>
-    <w:p>
-      <w:pPr>
-        <w:pStyle w:val="ListParagraph"/>
-        <w:numPr>
-          <w:ilvl w:val="2"/>
-          <w:numId w:val="4"/>
-        </w:numPr>
-        <w:rPr>
-          <w:rFonts w:ascii="Roboto Mono" w:hAnsi="Roboto Mono"/>
-          <w:b/>
-          <w:bCs/>
-        </w:rPr>
-      </w:pPr>
-      <w:r>
-        <w:rPr>
-          <w:rFonts w:ascii="Roboto Mono" w:hAnsi="Roboto Mono"/>
-          <w:b/>
-          <w:bCs/>
-        </w:rPr>
-        <w:t>Old Automation</w:t>
-      </w:r>
-      <w:r>
-        <w:rPr>
-          <w:rFonts w:ascii="Roboto Mono" w:hAnsi="Roboto Mono"/>
-          <w:b/>
-          <w:bCs/>
-        </w:rPr>
-        <w:t xml:space="preserve"> </w:t>
-      </w:r>
-      <w:r>
-        <w:rPr>
-          <w:rFonts w:ascii="Arial" w:hAnsi="Arial" w:cs="Arial"/>
-        </w:rPr>
-        <w:t>→</w:t>
-      </w:r>
-      <w:r>
-        <w:rPr>
-          <w:rFonts w:ascii="Arial" w:hAnsi="Arial" w:cs="Arial"/>
-        </w:rPr>
-        <w:t xml:space="preserve"> </w:t>
-      </w:r>
-      <w:r>
-        <w:rPr>
-          <w:rFonts w:ascii="Roboto Mono" w:hAnsi="Roboto Mono" w:cs="Arial"/>
-        </w:rPr>
-        <w:t xml:space="preserve">Archived historical records of previous versions of the </w:t>
-      </w:r>
-      <w:r>
-        <w:rPr>
-          <w:rFonts w:ascii="Roboto Mono" w:hAnsi="Roboto Mono" w:cs="Arial"/>
-        </w:rPr>
-        <w:t>automation scripts</w:t>
-      </w:r>
-      <w:r>
-        <w:rPr>
-          <w:rFonts w:ascii="Roboto Mono" w:hAnsi="Roboto Mono" w:cs="Arial"/>
-        </w:rPr>
-        <w:t>.</w:t>
-      </w:r>
-    </w:p>
-    <w:p>
-      <w:pPr>
-        <w:pStyle w:val="ListParagraph"/>
-        <w:numPr>
-          <w:ilvl w:val="2"/>
-          <w:numId w:val="4"/>
-        </w:numPr>
-        <w:rPr>
-          <w:rFonts w:ascii="Roboto Mono" w:hAnsi="Roboto Mono"/>
-        </w:rPr>
-      </w:pPr>
-      <w:r>
-        <w:rPr>
-          <w:rFonts w:ascii="Roboto Mono" w:hAnsi="Roboto Mono"/>
-          <w:b/>
-          <w:bCs/>
-        </w:rPr>
-        <w:t>Old Data Collections</w:t>
-      </w:r>
-      <w:r>
-        <w:rPr>
-          <w:rFonts w:ascii="Roboto Mono" w:hAnsi="Roboto Mono"/>
-        </w:rPr>
-        <w:t xml:space="preserve"> </w:t>
-      </w:r>
-      <w:r>
-        <w:rPr>
-          <w:rFonts w:ascii="Arial" w:hAnsi="Arial" w:cs="Arial"/>
-        </w:rPr>
-        <w:t>→</w:t>
-      </w:r>
-      <w:r>
-        <w:rPr>
-          <w:rFonts w:ascii="Roboto Mono" w:hAnsi="Roboto Mono" w:cs="Arial"/>
-        </w:rPr>
-        <w:t xml:space="preserve"> Archived historical records of previous versions of the Data Collections file, preserved to record structures, table counts, and data scope at specific points in time. These files are read-only and retained for comparison, auditing, rollback reference, or system evolution tracking.</w:t>
-      </w:r>
-    </w:p>
-    <w:p>
-      <w:pPr>
-        <w:pStyle w:val="ListParagraph"/>
-        <w:numPr>
-          <w:ilvl w:val="2"/>
-          <w:numId w:val="4"/>
-        </w:numPr>
-        <w:rPr>
-          <w:rFonts w:ascii="Roboto Mono" w:hAnsi="Roboto Mono"/>
-        </w:rPr>
-      </w:pPr>
-      <w:r>
-        <w:rPr>
-          <w:rFonts w:ascii="Roboto Mono" w:hAnsi="Roboto Mono"/>
-          <w:b/>
-          <w:bCs/>
-        </w:rPr>
-        <w:t xml:space="preserve">old </w:t>
-      </w:r>
-      <w:proofErr w:type="spellStart"/>
-      <w:r>
-        <w:rPr>
-          <w:rFonts w:ascii="Roboto Mono" w:hAnsi="Roboto Mono"/>
-          <w:b/>
-          <w:bCs/>
-        </w:rPr>
-        <w:t>FileHistory</w:t>
-      </w:r>
-      <w:proofErr w:type="spellEnd"/>
-      <w:r>
-        <w:rPr>
-          <w:rFonts w:ascii="Roboto Mono" w:hAnsi="Roboto Mono"/>
-        </w:rPr>
-        <w:t xml:space="preserve"> -&gt; Archived historical versions of files kept for record-keeping, auditing, or rollback purposes. These files are no longer actively maintained.</w:t>
-      </w:r>
-    </w:p>
-    <w:p>
-      <w:pPr>
-        <w:pStyle w:val="ListParagraph"/>
-        <w:numPr>
-          <w:ilvl w:val="2"/>
-          <w:numId w:val="4"/>
-        </w:numPr>
-        <w:rPr>
-          <w:rFonts w:ascii="Roboto Mono" w:hAnsi="Roboto Mono"/>
-        </w:rPr>
-      </w:pPr>
-      <w:r>
-        <w:rPr>
-          <w:rFonts w:ascii="Roboto Mono" w:hAnsi="Roboto Mono"/>
-          <w:b/>
-          <w:bCs/>
-        </w:rPr>
-        <w:t>Old Samples</w:t>
-      </w:r>
-      <w:r>
-        <w:rPr>
-          <w:rFonts w:ascii="Roboto Mono" w:hAnsi="Roboto Mono"/>
-        </w:rPr>
-        <w:t xml:space="preserve"> -&gt; Previous sample files retained for reference, comparison, or legacy documentation but not used in current work.</w:t>
-      </w:r>
-    </w:p>
-    <w:p>
-      <w:pPr>
-        <w:pStyle w:val="ListParagraph"/>
-        <w:numPr>
-          <w:ilvl w:val="2"/>
-          <w:numId w:val="4"/>
-        </w:numPr>
-        <w:rPr>
-          <w:rFonts w:ascii="Roboto Mono" w:hAnsi="Roboto Mono"/>
-          <w:b/>
-          <w:bCs/>
-          <w:sz w:val="18"/>
-          <w:szCs w:val="18"/>
-        </w:rPr>
-      </w:pPr>
-      <w:r>
-        <w:rPr>
-          <w:rFonts w:ascii="Roboto Mono" w:hAnsi="Roboto Mono"/>
-          <w:b/>
-          <w:bCs/>
-        </w:rPr>
-        <w:t>Old Snapshots</w:t>
-      </w:r>
-      <w:r>
-        <w:rPr>
-          <w:rFonts w:ascii="Roboto Mono" w:hAnsi="Roboto Mono"/>
-        </w:rPr>
-        <w:t xml:space="preserve"> -&gt; Archived snapshot folders preserved for historical tracking or backup. These</w:t>
-      </w:r>
-    </w:p>
-    <w:p>
-      <w:pPr>
-        <w:pStyle w:val="ListParagraph"/>
+          <w:numId w:val="1"/>
+        </w:numPr>
+        <w:spacing w:line="278" w:lineRule="auto"/>
+        <w:rPr>
+          <w:rFonts w:ascii="Roboto Mono" w:hAnsi="Roboto Mono"/>
+        </w:rPr>
+      </w:pPr>
+      <w:r>
+        <w:rPr>
+          <w:rFonts w:ascii="Roboto Mono" w:hAnsi="Roboto Mono"/>
+          <w:b/>
+          <w:bCs/>
+        </w:rPr>
+        <w:t>3</w:t>
+      </w:r>
+      <w:r>
+        <w:rPr>
+          <w:rFonts w:ascii="Roboto Mono" w:hAnsi="Roboto Mono"/>
+          <w:b/>
+          <w:bCs/>
+        </w:rPr>
+        <w:t>-Work Knowledge</w:t>
+      </w:r>
+      <w:r>
+        <w:rPr>
+          <w:rFonts w:ascii="Roboto Mono" w:hAnsi="Roboto Mono"/>
+        </w:rPr>
+        <w:t xml:space="preserve">           </w:t>
+      </w:r>
+      <w:r>
+        <w:rPr>
+          <w:rFonts w:ascii="Arial" w:hAnsi="Arial" w:cs="Arial"/>
+        </w:rPr>
+        <w:t>→</w:t>
+      </w:r>
+      <w:r>
+        <w:rPr>
+          <w:rFonts w:ascii="Roboto Mono" w:hAnsi="Roboto Mono"/>
+        </w:rPr>
+        <w:t xml:space="preserve"> Job-related knowledge</w:t>
+      </w:r>
+    </w:p>
+    <w:p>
+      <w:pPr>
         <w:numPr>
           <w:ilvl w:val="0"/>
           <w:numId w:val="1"/>
@@ -3952,44 +4112,114 @@
         <w:spacing w:line="278" w:lineRule="auto"/>
         <w:rPr>
           <w:rFonts w:ascii="Roboto Mono" w:hAnsi="Roboto Mono"/>
-          <w:sz w:val="28"/>
-          <w:szCs w:val="28"/>
-        </w:rPr>
-      </w:pPr>
-      <w:r>
-        <w:rPr>
-          <w:rFonts w:ascii="Roboto Mono" w:hAnsi="Roboto Mono"/>
-          <w:b/>
-          <w:bCs/>
-        </w:rPr>
-        <w:t xml:space="preserve">Resources </w:t>
-      </w:r>
-      <w:r>
-        <w:rPr>
-          <w:rFonts w:ascii="Arial" w:hAnsi="Arial" w:cs="Arial"/>
-          <w:b/>
-          <w:bCs/>
-        </w:rPr>
-        <w:t>→</w:t>
-      </w:r>
-      <w:r>
-        <w:rPr>
-          <w:rFonts w:ascii="Roboto Mono" w:hAnsi="Roboto Mono" w:cs="Arial"/>
-          <w:b/>
-          <w:bCs/>
-        </w:rPr>
-        <w:t xml:space="preserve"> </w:t>
-      </w:r>
-      <w:r>
-        <w:rPr>
-          <w:rFonts w:ascii="Roboto Mono" w:hAnsi="Roboto Mono" w:cs="Arial"/>
-        </w:rPr>
-        <w:t>References, Bookmarks, and Source Materials</w:t>
-      </w:r>
-    </w:p>
-    <w:p>
-      <w:pPr>
-        <w:pStyle w:val="ListParagraph"/>
+        </w:rPr>
+      </w:pPr>
+      <w:r>
+        <w:rPr>
+          <w:rFonts w:ascii="Roboto Mono" w:hAnsi="Roboto Mono"/>
+          <w:b/>
+          <w:bCs/>
+        </w:rPr>
+        <w:t>Skills</w:t>
+      </w:r>
+      <w:r>
+        <w:rPr>
+          <w:rFonts w:ascii="Roboto Mono" w:hAnsi="Roboto Mono"/>
+        </w:rPr>
+        <w:t xml:space="preserve"> </w:t>
+      </w:r>
+      <w:r>
+        <w:rPr>
+          <w:rFonts w:ascii="Arial" w:hAnsi="Arial" w:cs="Arial"/>
+        </w:rPr>
+        <w:t>→</w:t>
+      </w:r>
+      <w:r>
+        <w:rPr>
+          <w:rFonts w:ascii="Roboto Mono" w:hAnsi="Roboto Mono"/>
+        </w:rPr>
+        <w:t xml:space="preserve"> Practice materials, exercises, and resources for developing new abilities (coding, design, languages, etc.).</w:t>
+      </w:r>
+    </w:p>
+    <w:p>
+      <w:pPr>
+        <w:numPr>
+          <w:ilvl w:val="1"/>
+          <w:numId w:val="1"/>
+        </w:numPr>
+        <w:spacing w:line="278" w:lineRule="auto"/>
+        <w:rPr>
+          <w:rFonts w:ascii="Roboto Mono" w:hAnsi="Roboto Mono"/>
+        </w:rPr>
+      </w:pPr>
+      <w:r>
+        <w:rPr>
+          <w:rFonts w:ascii="Roboto Mono" w:hAnsi="Roboto Mono"/>
+          <w:b/>
+          <w:bCs/>
+        </w:rPr>
+        <w:t xml:space="preserve">1-Theoretical </w:t>
+      </w:r>
+      <w:r>
+        <w:rPr>
+          <w:rFonts w:ascii="Roboto Mono" w:hAnsi="Roboto Mono"/>
+        </w:rPr>
+        <w:t xml:space="preserve">             </w:t>
+      </w:r>
+      <w:r>
+        <w:rPr>
+          <w:rFonts w:ascii="Arial" w:hAnsi="Arial" w:cs="Arial"/>
+        </w:rPr>
+        <w:t>→</w:t>
+      </w:r>
+      <w:r>
+        <w:rPr>
+          <w:rFonts w:ascii="Roboto Mono" w:hAnsi="Roboto Mono"/>
+        </w:rPr>
+        <w:t xml:space="preserve"> Conceptual knowledge and learning resources</w:t>
+      </w:r>
+    </w:p>
+    <w:p>
+      <w:pPr>
+        <w:numPr>
+          <w:ilvl w:val="1"/>
+          <w:numId w:val="1"/>
+        </w:numPr>
+        <w:spacing w:line="278" w:lineRule="auto"/>
+        <w:rPr>
+          <w:rFonts w:ascii="Roboto Mono" w:hAnsi="Roboto Mono"/>
+        </w:rPr>
+      </w:pPr>
+      <w:r>
+        <w:rPr>
+          <w:rFonts w:ascii="Roboto Mono" w:hAnsi="Roboto Mono"/>
+          <w:b/>
+          <w:bCs/>
+        </w:rPr>
+        <w:lastRenderedPageBreak/>
+        <w:t>2-Practical</w:t>
+      </w:r>
+      <w:r>
+        <w:rPr>
+          <w:rFonts w:ascii="Roboto Mono" w:hAnsi="Roboto Mono"/>
+        </w:rPr>
+        <w:t xml:space="preserve">                </w:t>
+      </w:r>
+      <w:r>
+        <w:rPr>
+          <w:rFonts w:ascii="Arial" w:hAnsi="Arial" w:cs="Arial"/>
+        </w:rPr>
+        <w:t>→</w:t>
+      </w:r>
+      <w:r>
+        <w:rPr>
+          <w:rFonts w:ascii="Roboto Mono" w:hAnsi="Roboto Mono"/>
+        </w:rPr>
+        <w:t xml:space="preserve"> Hands-on exercises and practice materials</w:t>
+      </w:r>
+    </w:p>
+    <w:p>
+      <w:pPr>
         <w:numPr>
           <w:ilvl w:val="0"/>
           <w:numId w:val="1"/>
@@ -3997,39 +4227,33 @@
         <w:spacing w:line="278" w:lineRule="auto"/>
         <w:rPr>
           <w:rFonts w:ascii="Roboto Mono" w:hAnsi="Roboto Mono"/>
-          <w:sz w:val="28"/>
-          <w:szCs w:val="28"/>
-        </w:rPr>
-      </w:pPr>
-      <w:r>
-        <w:rPr>
-          <w:rFonts w:ascii="Roboto Mono" w:hAnsi="Roboto Mono"/>
-          <w:b/>
-          <w:bCs/>
-        </w:rPr>
-        <w:t xml:space="preserve">Standards </w:t>
-      </w:r>
-      <w:r>
-        <w:rPr>
-          <w:rFonts w:ascii="Arial" w:hAnsi="Arial" w:cs="Arial"/>
-          <w:b/>
-          <w:bCs/>
-        </w:rPr>
-        <w:t>→</w:t>
-      </w:r>
-      <w:r>
-        <w:rPr>
-          <w:rFonts w:ascii="Roboto Mono" w:hAnsi="Roboto Mono"/>
-          <w:b/>
-          <w:bCs/>
-        </w:rPr>
-        <w:t xml:space="preserve"> </w:t>
-      </w:r>
-      <w:r>
-        <w:rPr>
-          <w:rFonts w:ascii="Roboto Mono" w:hAnsi="Roboto Mono"/>
-        </w:rPr>
-        <w:t>Rules, procedures, operational guidelines, and experiential references</w:t>
+        </w:rPr>
+      </w:pPr>
+      <w:r>
+        <w:rPr>
+          <w:rFonts w:ascii="Roboto Mono" w:hAnsi="Roboto Mono"/>
+          <w:b/>
+          <w:bCs/>
+        </w:rPr>
+        <w:t>Work</w:t>
+      </w:r>
+      <w:r>
+        <w:rPr>
+          <w:rFonts w:ascii="Roboto Mono" w:hAnsi="Roboto Mono"/>
+        </w:rPr>
+        <w:t xml:space="preserve"> </w:t>
+      </w:r>
+      <w:r>
+        <w:rPr>
+          <w:rFonts w:ascii="Arial" w:hAnsi="Arial" w:cs="Arial"/>
+        </w:rPr>
+        <w:t>→</w:t>
+      </w:r>
+      <w:r>
+        <w:rPr>
+          <w:rFonts w:ascii="Roboto Mono" w:hAnsi="Roboto Mono"/>
+        </w:rPr>
+        <w:t xml:space="preserve"> Job-related documents, reports, projects, and professional files.</w:t>
       </w:r>
     </w:p>
     <w:p>
@@ -4047,35 +4271,33 @@
         <w:rPr>
           <w:rFonts w:ascii="Roboto Mono" w:hAnsi="Roboto Mono"/>
           <w:b/>
-          <w:bCs/>
-        </w:rPr>
-        <w:t>1-</w:t>
-      </w:r>
-      <w:r>
-        <w:rPr>
-          <w:rFonts w:ascii="Roboto Mono" w:hAnsi="Roboto Mono"/>
-          <w:b/>
-          <w:bCs/>
-        </w:rPr>
-        <w:t>Information</w:t>
-      </w:r>
-      <w:r>
-        <w:rPr>
-          <w:rFonts w:ascii="Roboto Mono" w:hAnsi="Roboto Mono"/>
-        </w:rPr>
-        <w:t xml:space="preserve"> </w:t>
-      </w:r>
-      <w:r>
-        <w:rPr>
-          <w:rFonts w:ascii="Arial" w:hAnsi="Arial" w:cs="Arial"/>
-        </w:rPr>
-        <w:t>→</w:t>
-      </w:r>
-      <w:r>
-        <w:rPr>
-          <w:rFonts w:ascii="Roboto Mono" w:hAnsi="Roboto Mono"/>
-        </w:rPr>
-        <w:t xml:space="preserve"> General reference information, definitions, and background knowledge</w:t>
+        </w:rPr>
+        <w:t>1-My Career Info</w:t>
+      </w:r>
+      <w:r>
+        <w:rPr>
+          <w:rFonts w:ascii="Roboto Mono" w:hAnsi="Roboto Mono"/>
+          <w:bCs/>
+        </w:rPr>
+        <w:t xml:space="preserve"> </w:t>
+      </w:r>
+      <w:r>
+        <w:rPr>
+          <w:rFonts w:ascii="Roboto Mono" w:hAnsi="Roboto Mono"/>
+        </w:rPr>
+        <w:t xml:space="preserve">          </w:t>
+      </w:r>
+      <w:r>
+        <w:rPr>
+          <w:rFonts w:ascii="Arial" w:hAnsi="Arial" w:cs="Arial"/>
+        </w:rPr>
+        <w:t>→</w:t>
+      </w:r>
+      <w:r>
+        <w:rPr>
+          <w:rFonts w:ascii="Roboto Mono" w:hAnsi="Roboto Mono"/>
+        </w:rPr>
+        <w:t xml:space="preserve"> CVs, resumes, certificates, and career documents</w:t>
       </w:r>
     </w:p>
     <w:p>
@@ -4093,35 +4315,33 @@
         <w:rPr>
           <w:rFonts w:ascii="Roboto Mono" w:hAnsi="Roboto Mono"/>
           <w:b/>
-          <w:bCs/>
-        </w:rPr>
-        <w:t>2-</w:t>
-      </w:r>
-      <w:r>
-        <w:rPr>
-          <w:rFonts w:ascii="Roboto Mono" w:hAnsi="Roboto Mono"/>
-          <w:b/>
-          <w:bCs/>
-        </w:rPr>
-        <w:t>Procedures</w:t>
-      </w:r>
-      <w:r>
-        <w:rPr>
-          <w:rFonts w:ascii="Roboto Mono" w:hAnsi="Roboto Mono"/>
-        </w:rPr>
-        <w:t xml:space="preserve"> </w:t>
-      </w:r>
-      <w:r>
-        <w:rPr>
-          <w:rFonts w:ascii="Arial" w:hAnsi="Arial" w:cs="Arial"/>
-        </w:rPr>
-        <w:t>→</w:t>
-      </w:r>
-      <w:r>
-        <w:rPr>
-          <w:rFonts w:ascii="Roboto Mono" w:hAnsi="Roboto Mono"/>
-        </w:rPr>
-        <w:t xml:space="preserve"> Step-by-step methods, algorithms, or processes for tasks and operations</w:t>
+        </w:rPr>
+        <w:t>2-Work Accounts</w:t>
+      </w:r>
+      <w:r>
+        <w:rPr>
+          <w:rFonts w:ascii="Roboto Mono" w:hAnsi="Roboto Mono"/>
+          <w:bCs/>
+        </w:rPr>
+        <w:t xml:space="preserve"> </w:t>
+      </w:r>
+      <w:r>
+        <w:rPr>
+          <w:rFonts w:ascii="Roboto Mono" w:hAnsi="Roboto Mono"/>
+        </w:rPr>
+        <w:t xml:space="preserve">           </w:t>
+      </w:r>
+      <w:r>
+        <w:rPr>
+          <w:rFonts w:ascii="Arial" w:hAnsi="Arial" w:cs="Arial"/>
+        </w:rPr>
+        <w:t>→</w:t>
+      </w:r>
+      <w:r>
+        <w:rPr>
+          <w:rFonts w:ascii="Roboto Mono" w:hAnsi="Roboto Mono"/>
+        </w:rPr>
+        <w:t xml:space="preserve"> Credentials, profiles, and account information</w:t>
       </w:r>
     </w:p>
     <w:p>
@@ -4139,35 +4359,26 @@
         <w:rPr>
           <w:rFonts w:ascii="Roboto Mono" w:hAnsi="Roboto Mono"/>
           <w:b/>
-          <w:bCs/>
-        </w:rPr>
-        <w:t>3-</w:t>
-      </w:r>
-      <w:r>
-        <w:rPr>
-          <w:rFonts w:ascii="Roboto Mono" w:hAnsi="Roboto Mono"/>
-          <w:b/>
-          <w:bCs/>
-        </w:rPr>
-        <w:t>Problems</w:t>
-      </w:r>
-      <w:r>
-        <w:rPr>
-          <w:rFonts w:ascii="Roboto Mono" w:hAnsi="Roboto Mono"/>
-        </w:rPr>
-        <w:t xml:space="preserve"> </w:t>
-      </w:r>
-      <w:r>
-        <w:rPr>
-          <w:rFonts w:ascii="Arial" w:hAnsi="Arial" w:cs="Arial"/>
-        </w:rPr>
-        <w:t>→</w:t>
-      </w:r>
-      <w:r>
-        <w:rPr>
-          <w:rFonts w:ascii="Roboto Mono" w:hAnsi="Roboto Mono"/>
-        </w:rPr>
-        <w:t xml:space="preserve"> Known issues, challenges, or case studies for learning and reference</w:t>
+        </w:rPr>
+        <w:t>3-Work Resources</w:t>
+      </w:r>
+      <w:r>
+        <w:rPr>
+          <w:rFonts w:ascii="Roboto Mono" w:hAnsi="Roboto Mono"/>
+        </w:rPr>
+        <w:t xml:space="preserve">           </w:t>
+      </w:r>
+      <w:r>
+        <w:rPr>
+          <w:rFonts w:ascii="Arial" w:hAnsi="Arial" w:cs="Arial"/>
+        </w:rPr>
+        <w:t>→</w:t>
+      </w:r>
+      <w:r>
+        <w:rPr>
+          <w:rFonts w:ascii="Roboto Mono" w:hAnsi="Roboto Mono"/>
+        </w:rPr>
+        <w:t xml:space="preserve"> References, guides, and supporting materials</w:t>
       </w:r>
     </w:p>
     <w:p>
@@ -4185,35 +4396,71 @@
         <w:rPr>
           <w:rFonts w:ascii="Roboto Mono" w:hAnsi="Roboto Mono"/>
           <w:b/>
-          <w:bCs/>
-        </w:rPr>
-        <w:t>4-</w:t>
-      </w:r>
-      <w:r>
-        <w:rPr>
-          <w:rFonts w:ascii="Roboto Mono" w:hAnsi="Roboto Mono"/>
-          <w:b/>
-          <w:bCs/>
-        </w:rPr>
-        <w:t>Suggestions</w:t>
-      </w:r>
-      <w:r>
-        <w:rPr>
-          <w:rFonts w:ascii="Roboto Mono" w:hAnsi="Roboto Mono"/>
-        </w:rPr>
-        <w:t xml:space="preserve"> </w:t>
-      </w:r>
-      <w:r>
-        <w:rPr>
-          <w:rFonts w:ascii="Arial" w:hAnsi="Arial" w:cs="Arial"/>
-        </w:rPr>
-        <w:t>→</w:t>
-      </w:r>
-      <w:r>
-        <w:rPr>
-          <w:rFonts w:ascii="Roboto Mono" w:hAnsi="Roboto Mono"/>
-        </w:rPr>
-        <w:t xml:space="preserve"> Recommendations, improvements, and best practices</w:t>
+        </w:rPr>
+        <w:t>4-Work Projects</w:t>
+      </w:r>
+      <w:r>
+        <w:rPr>
+          <w:rFonts w:ascii="Roboto Mono" w:hAnsi="Roboto Mono"/>
+          <w:bCs/>
+        </w:rPr>
+        <w:t xml:space="preserve">   </w:t>
+      </w:r>
+      <w:r>
+        <w:rPr>
+          <w:rFonts w:ascii="Roboto Mono" w:hAnsi="Roboto Mono"/>
+        </w:rPr>
+        <w:t xml:space="preserve">         </w:t>
+      </w:r>
+      <w:r>
+        <w:rPr>
+          <w:rFonts w:ascii="Arial" w:hAnsi="Arial" w:cs="Arial"/>
+        </w:rPr>
+        <w:t>→</w:t>
+      </w:r>
+      <w:r>
+        <w:rPr>
+          <w:rFonts w:ascii="Roboto Mono" w:hAnsi="Roboto Mono"/>
+        </w:rPr>
+        <w:t xml:space="preserve"> Active and archived work projects</w:t>
+      </w:r>
+    </w:p>
+    <w:p>
+      <w:pPr>
+        <w:numPr>
+          <w:ilvl w:val="0"/>
+          <w:numId w:val="1"/>
+        </w:numPr>
+        <w:spacing w:line="278" w:lineRule="auto"/>
+        <w:rPr>
+          <w:rFonts w:ascii="Roboto Mono" w:hAnsi="Roboto Mono"/>
+        </w:rPr>
+      </w:pPr>
+      <w:r>
+        <w:rPr>
+          <w:rFonts w:ascii="Roboto Mono" w:hAnsi="Roboto Mono"/>
+          <w:b/>
+          <w:bCs/>
+        </w:rPr>
+        <w:t>Entertainment</w:t>
+      </w:r>
+      <w:r>
+        <w:rPr>
+          <w:rFonts w:ascii="Roboto Mono" w:hAnsi="Roboto Mono"/>
+        </w:rPr>
+        <w:t xml:space="preserve"> </w:t>
+      </w:r>
+      <w:r>
+        <w:rPr>
+          <w:rFonts w:ascii="Arial" w:hAnsi="Arial" w:cs="Arial"/>
+        </w:rPr>
+        <w:t>→</w:t>
+      </w:r>
+      <w:r>
+        <w:rPr>
+          <w:rFonts w:ascii="Roboto Mono" w:hAnsi="Roboto Mono"/>
+        </w:rPr>
+        <w:t xml:space="preserve"> Movies, music, games, and other fun media.</w:t>
       </w:r>
     </w:p>
     <w:p>
@@ -4233,72 +4480,25 @@
           <w:b/>
           <w:bCs/>
         </w:rPr>
-        <w:lastRenderedPageBreak/>
-        <w:t>5-</w:t>
-      </w:r>
-      <w:r>
-        <w:rPr>
-          <w:rFonts w:ascii="Roboto Mono" w:hAnsi="Roboto Mono"/>
-          <w:b/>
-          <w:bCs/>
-        </w:rPr>
-        <w:t>Experiences</w:t>
-      </w:r>
-      <w:r>
-        <w:rPr>
-          <w:rFonts w:ascii="Roboto Mono" w:hAnsi="Roboto Mono"/>
-        </w:rPr>
-        <w:t xml:space="preserve"> </w:t>
-      </w:r>
-      <w:r>
-        <w:rPr>
-          <w:rFonts w:ascii="Arial" w:hAnsi="Arial" w:cs="Arial"/>
-        </w:rPr>
-        <w:t>→</w:t>
-      </w:r>
-      <w:r>
-        <w:rPr>
-          <w:rFonts w:ascii="Roboto Mono" w:hAnsi="Roboto Mono"/>
-        </w:rPr>
-        <w:t xml:space="preserve"> Documented experiences, lessons learned, and practical insights</w:t>
-      </w:r>
-    </w:p>
-    <w:p>
-      <w:pPr>
-        <w:numPr>
-          <w:ilvl w:val="0"/>
-          <w:numId w:val="1"/>
-        </w:numPr>
-        <w:spacing w:line="278" w:lineRule="auto"/>
-        <w:rPr>
-          <w:rFonts w:ascii="Roboto Mono" w:hAnsi="Roboto Mono"/>
-        </w:rPr>
-      </w:pPr>
-      <w:r>
-        <w:rPr>
-          <w:rFonts w:ascii="Roboto Mono" w:hAnsi="Roboto Mono"/>
-          <w:b/>
-          <w:bCs/>
-        </w:rPr>
-        <w:t>Knowledge</w:t>
-      </w:r>
-      <w:r>
-        <w:rPr>
-          <w:rFonts w:ascii="Roboto Mono" w:hAnsi="Roboto Mono"/>
-        </w:rPr>
-        <w:t xml:space="preserve"> </w:t>
-      </w:r>
-      <w:r>
-        <w:rPr>
-          <w:rFonts w:ascii="Arial" w:hAnsi="Arial" w:cs="Arial"/>
-        </w:rPr>
-        <w:t>→</w:t>
-      </w:r>
-      <w:r>
-        <w:rPr>
-          <w:rFonts w:ascii="Roboto Mono" w:hAnsi="Roboto Mono"/>
-        </w:rPr>
-        <w:t xml:space="preserve"> Learning materials such as e-books, research papers, articles, and notes.</w:t>
+        <w:t>1-Music</w:t>
+      </w:r>
+      <w:r>
+        <w:rPr>
+          <w:rFonts w:ascii="Roboto Mono" w:hAnsi="Roboto Mono"/>
+        </w:rPr>
+        <w:t xml:space="preserve">                    </w:t>
+      </w:r>
+      <w:r>
+        <w:rPr>
+          <w:rFonts w:ascii="Arial" w:hAnsi="Arial" w:cs="Arial"/>
+        </w:rPr>
+        <w:t>→</w:t>
+      </w:r>
+      <w:r>
+        <w:rPr>
+          <w:rFonts w:ascii="Roboto Mono" w:hAnsi="Roboto Mono"/>
+        </w:rPr>
+        <w:t xml:space="preserve"> Audio files and playlists</w:t>
       </w:r>
     </w:p>
     <w:p>
@@ -4318,33 +4518,25 @@
           <w:b/>
           <w:bCs/>
         </w:rPr>
-        <w:t>1</w:t>
-      </w:r>
-      <w:r>
-        <w:rPr>
-          <w:rFonts w:ascii="Roboto Mono" w:hAnsi="Roboto Mono"/>
-          <w:b/>
-          <w:bCs/>
-        </w:rPr>
-        <w:t>-Academic</w:t>
-      </w:r>
-      <w:r>
-        <w:rPr>
-          <w:rFonts w:ascii="Roboto Mono" w:hAnsi="Roboto Mono"/>
-        </w:rPr>
-        <w:t xml:space="preserve">                 </w:t>
-      </w:r>
-      <w:r>
-        <w:rPr>
-          <w:rFonts w:ascii="Arial" w:hAnsi="Arial" w:cs="Arial"/>
-        </w:rPr>
-        <w:t>→</w:t>
-      </w:r>
-      <w:r>
-        <w:rPr>
-          <w:rFonts w:ascii="Roboto Mono" w:hAnsi="Roboto Mono"/>
-        </w:rPr>
-        <w:t xml:space="preserve"> Academic materials</w:t>
+        <w:t>2-Movies</w:t>
+      </w:r>
+      <w:r>
+        <w:rPr>
+          <w:rFonts w:ascii="Roboto Mono" w:hAnsi="Roboto Mono"/>
+        </w:rPr>
+        <w:t xml:space="preserve">                   </w:t>
+      </w:r>
+      <w:r>
+        <w:rPr>
+          <w:rFonts w:ascii="Arial" w:hAnsi="Arial" w:cs="Arial"/>
+        </w:rPr>
+        <w:t>→</w:t>
+      </w:r>
+      <w:r>
+        <w:rPr>
+          <w:rFonts w:ascii="Roboto Mono" w:hAnsi="Roboto Mono"/>
+        </w:rPr>
+        <w:t xml:space="preserve"> Films and related media</w:t>
       </w:r>
     </w:p>
     <w:p>
@@ -4364,33 +4556,25 @@
           <w:b/>
           <w:bCs/>
         </w:rPr>
-        <w:t>2</w:t>
-      </w:r>
-      <w:r>
-        <w:rPr>
-          <w:rFonts w:ascii="Roboto Mono" w:hAnsi="Roboto Mono"/>
-          <w:b/>
-          <w:bCs/>
-        </w:rPr>
-        <w:t>-Science</w:t>
-      </w:r>
-      <w:r>
-        <w:rPr>
-          <w:rFonts w:ascii="Roboto Mono" w:hAnsi="Roboto Mono"/>
-        </w:rPr>
-        <w:t xml:space="preserve">                  </w:t>
-      </w:r>
-      <w:r>
-        <w:rPr>
-          <w:rFonts w:ascii="Arial" w:hAnsi="Arial" w:cs="Arial"/>
-        </w:rPr>
-        <w:t>→</w:t>
-      </w:r>
-      <w:r>
-        <w:rPr>
-          <w:rFonts w:ascii="Roboto Mono" w:hAnsi="Roboto Mono"/>
-        </w:rPr>
-        <w:t xml:space="preserve"> Scientific resources</w:t>
+        <w:t>3-Series</w:t>
+      </w:r>
+      <w:r>
+        <w:rPr>
+          <w:rFonts w:ascii="Roboto Mono" w:hAnsi="Roboto Mono"/>
+        </w:rPr>
+        <w:t xml:space="preserve">                   </w:t>
+      </w:r>
+      <w:r>
+        <w:rPr>
+          <w:rFonts w:ascii="Arial" w:hAnsi="Arial" w:cs="Arial"/>
+        </w:rPr>
+        <w:t>→</w:t>
+      </w:r>
+      <w:r>
+        <w:rPr>
+          <w:rFonts w:ascii="Roboto Mono" w:hAnsi="Roboto Mono"/>
+        </w:rPr>
+        <w:t xml:space="preserve"> TV shows and episodes</w:t>
       </w:r>
     </w:p>
     <w:p>
@@ -4410,71 +4594,72 @@
           <w:b/>
           <w:bCs/>
         </w:rPr>
-        <w:t>3</w:t>
-      </w:r>
-      <w:r>
-        <w:rPr>
-          <w:rFonts w:ascii="Roboto Mono" w:hAnsi="Roboto Mono"/>
-          <w:b/>
-          <w:bCs/>
-        </w:rPr>
-        <w:t>-Work Knowledge</w:t>
-      </w:r>
-      <w:r>
-        <w:rPr>
-          <w:rFonts w:ascii="Roboto Mono" w:hAnsi="Roboto Mono"/>
-        </w:rPr>
-        <w:t xml:space="preserve">           </w:t>
-      </w:r>
-      <w:r>
-        <w:rPr>
-          <w:rFonts w:ascii="Arial" w:hAnsi="Arial" w:cs="Arial"/>
-        </w:rPr>
-        <w:t>→</w:t>
-      </w:r>
-      <w:r>
-        <w:rPr>
-          <w:rFonts w:ascii="Roboto Mono" w:hAnsi="Roboto Mono"/>
-        </w:rPr>
-        <w:t xml:space="preserve"> Job-related knowledge</w:t>
-      </w:r>
-    </w:p>
-    <w:p>
-      <w:pPr>
-        <w:numPr>
-          <w:ilvl w:val="0"/>
-          <w:numId w:val="1"/>
-        </w:numPr>
-        <w:spacing w:line="278" w:lineRule="auto"/>
-        <w:rPr>
-          <w:rFonts w:ascii="Roboto Mono" w:hAnsi="Roboto Mono"/>
-        </w:rPr>
-      </w:pPr>
-      <w:r>
-        <w:rPr>
-          <w:rFonts w:ascii="Roboto Mono" w:hAnsi="Roboto Mono"/>
-          <w:b/>
-          <w:bCs/>
-        </w:rPr>
-        <w:t>Skills</w:t>
-      </w:r>
-      <w:r>
-        <w:rPr>
-          <w:rFonts w:ascii="Roboto Mono" w:hAnsi="Roboto Mono"/>
-        </w:rPr>
-        <w:t xml:space="preserve"> </w:t>
-      </w:r>
-      <w:r>
-        <w:rPr>
-          <w:rFonts w:ascii="Arial" w:hAnsi="Arial" w:cs="Arial"/>
-        </w:rPr>
-        <w:t>→</w:t>
-      </w:r>
-      <w:r>
-        <w:rPr>
-          <w:rFonts w:ascii="Roboto Mono" w:hAnsi="Roboto Mono"/>
-        </w:rPr>
-        <w:t xml:space="preserve"> Practice materials, exercises, and resources for developing new abilities (coding, design, languages, etc.).</w:t>
+        <w:t>4-Gaming</w:t>
+      </w:r>
+      <w:r>
+        <w:rPr>
+          <w:rFonts w:ascii="Roboto Mono" w:hAnsi="Roboto Mono"/>
+        </w:rPr>
+        <w:t xml:space="preserve">                   </w:t>
+      </w:r>
+      <w:r>
+        <w:rPr>
+          <w:rFonts w:ascii="Arial" w:hAnsi="Arial" w:cs="Arial"/>
+        </w:rPr>
+        <w:t>→</w:t>
+      </w:r>
+      <w:r>
+        <w:rPr>
+          <w:rFonts w:ascii="Roboto Mono" w:hAnsi="Roboto Mono"/>
+        </w:rPr>
+        <w:t xml:space="preserve"> Games and related content</w:t>
+      </w:r>
+    </w:p>
+    <w:p>
+      <w:pPr>
+        <w:rPr>
+          <w:rFonts w:ascii="Roboto Mono" w:hAnsi="Roboto Mono" w:cs="Arial"/>
+        </w:rPr>
+      </w:pPr>
+      <w:r>
+        <w:rPr>
+          <w:rFonts w:ascii="Roboto Mono" w:hAnsi="Roboto Mono"/>
+        </w:rPr>
+        <w:t xml:space="preserve">  </w:t>
+      </w:r>
+      <w:r>
+        <w:rPr>
+          <w:rFonts w:ascii="Roboto Mono" w:hAnsi="Roboto Mono"/>
+          <w:b/>
+          <w:bCs/>
+        </w:rPr>
+        <w:t>10. Miscellaneous</w:t>
+      </w:r>
+      <w:r>
+        <w:rPr>
+          <w:rFonts w:ascii="Roboto Mono" w:hAnsi="Roboto Mono"/>
+          <w:b/>
+          <w:bCs/>
+        </w:rPr>
+        <w:t xml:space="preserve"> </w:t>
+      </w:r>
+      <w:r>
+        <w:rPr>
+          <w:rFonts w:ascii="Arial" w:hAnsi="Arial" w:cs="Arial"/>
+        </w:rPr>
+        <w:t>→</w:t>
+      </w:r>
+      <w:r>
+        <w:rPr>
+          <w:rFonts w:ascii="Arial" w:hAnsi="Arial" w:cs="Arial"/>
+        </w:rPr>
+        <w:t xml:space="preserve"> </w:t>
+      </w:r>
+      <w:r>
+        <w:rPr>
+          <w:rFonts w:ascii="Roboto Mono" w:hAnsi="Roboto Mono" w:cs="Arial"/>
+        </w:rPr>
+        <w:t>General content or items</w:t>
       </w:r>
     </w:p>
     <w:p>
@@ -4494,25 +4679,19 @@
           <w:b/>
           <w:bCs/>
         </w:rPr>
-        <w:t xml:space="preserve">1-Theoretical </w:t>
-      </w:r>
-      <w:r>
-        <w:rPr>
-          <w:rFonts w:ascii="Roboto Mono" w:hAnsi="Roboto Mono"/>
-        </w:rPr>
-        <w:t xml:space="preserve">             </w:t>
-      </w:r>
-      <w:r>
-        <w:rPr>
-          <w:rFonts w:ascii="Arial" w:hAnsi="Arial" w:cs="Arial"/>
-        </w:rPr>
-        <w:t>→</w:t>
-      </w:r>
-      <w:r>
-        <w:rPr>
-          <w:rFonts w:ascii="Roboto Mono" w:hAnsi="Roboto Mono"/>
-        </w:rPr>
-        <w:t xml:space="preserve"> Conceptual knowledge and learning resources</w:t>
+        <w:t xml:space="preserve">1-General Media </w:t>
+      </w:r>
+      <w:r>
+        <w:rPr>
+          <w:rFonts w:ascii="Arial" w:hAnsi="Arial" w:cs="Arial"/>
+        </w:rPr>
+        <w:t>→</w:t>
+      </w:r>
+      <w:r>
+        <w:rPr>
+          <w:rFonts w:ascii="Roboto Mono" w:hAnsi="Roboto Mono"/>
+        </w:rPr>
+        <w:t xml:space="preserve"> Mixed videos, posts, clips, or articles</w:t>
       </w:r>
     </w:p>
     <w:p>
@@ -4532,63 +4711,33 @@
           <w:b/>
           <w:bCs/>
         </w:rPr>
-        <w:t>2-Practical</w:t>
-      </w:r>
-      <w:r>
-        <w:rPr>
-          <w:rFonts w:ascii="Roboto Mono" w:hAnsi="Roboto Mono"/>
-        </w:rPr>
-        <w:t xml:space="preserve">                </w:t>
-      </w:r>
-      <w:r>
-        <w:rPr>
-          <w:rFonts w:ascii="Arial" w:hAnsi="Arial" w:cs="Arial"/>
-        </w:rPr>
-        <w:t>→</w:t>
-      </w:r>
-      <w:r>
-        <w:rPr>
-          <w:rFonts w:ascii="Roboto Mono" w:hAnsi="Roboto Mono"/>
-        </w:rPr>
-        <w:t xml:space="preserve"> Hands-on exercises and practice materials</w:t>
-      </w:r>
-    </w:p>
-    <w:p>
-      <w:pPr>
-        <w:numPr>
-          <w:ilvl w:val="0"/>
-          <w:numId w:val="1"/>
-        </w:numPr>
-        <w:spacing w:line="278" w:lineRule="auto"/>
-        <w:rPr>
-          <w:rFonts w:ascii="Roboto Mono" w:hAnsi="Roboto Mono"/>
-        </w:rPr>
-      </w:pPr>
-      <w:r>
-        <w:rPr>
-          <w:rFonts w:ascii="Roboto Mono" w:hAnsi="Roboto Mono"/>
-          <w:b/>
-          <w:bCs/>
-        </w:rPr>
-        <w:t>Work</w:t>
-      </w:r>
-      <w:r>
-        <w:rPr>
-          <w:rFonts w:ascii="Roboto Mono" w:hAnsi="Roboto Mono"/>
-        </w:rPr>
-        <w:t xml:space="preserve"> </w:t>
-      </w:r>
-      <w:r>
-        <w:rPr>
-          <w:rFonts w:ascii="Arial" w:hAnsi="Arial" w:cs="Arial"/>
-        </w:rPr>
-        <w:t>→</w:t>
-      </w:r>
-      <w:r>
-        <w:rPr>
-          <w:rFonts w:ascii="Roboto Mono" w:hAnsi="Roboto Mono"/>
-        </w:rPr>
-        <w:t xml:space="preserve"> Job-related documents, reports, projects, and professional files.</w:t>
+        <w:t>2-</w:t>
+      </w:r>
+      <w:r>
+        <w:rPr>
+          <w:rFonts w:ascii="Roboto Mono" w:hAnsi="Roboto Mono"/>
+          <w:b/>
+          <w:bCs/>
+        </w:rPr>
+        <w:t xml:space="preserve">Documents </w:t>
+      </w:r>
+      <w:r>
+        <w:rPr>
+          <w:rFonts w:ascii="Arial" w:hAnsi="Arial" w:cs="Arial"/>
+        </w:rPr>
+        <w:t>→</w:t>
+      </w:r>
+      <w:r>
+        <w:rPr>
+          <w:rFonts w:ascii="Roboto Mono" w:hAnsi="Roboto Mono"/>
+        </w:rPr>
+        <w:t xml:space="preserve"> </w:t>
+      </w:r>
+      <w:r>
+        <w:rPr>
+          <w:rFonts w:ascii="Roboto Mono" w:hAnsi="Roboto Mono"/>
+        </w:rPr>
+        <w:t>Notes, references, or uncategorized files</w:t>
       </w:r>
     </w:p>
     <w:p>
@@ -4606,33 +4755,74 @@
         <w:rPr>
           <w:rFonts w:ascii="Roboto Mono" w:hAnsi="Roboto Mono"/>
           <w:b/>
-        </w:rPr>
-        <w:t>1-My Career Info</w:t>
-      </w:r>
-      <w:r>
-        <w:rPr>
-          <w:rFonts w:ascii="Roboto Mono" w:hAnsi="Roboto Mono"/>
-          <w:bCs/>
-        </w:rPr>
-        <w:t xml:space="preserve"> </w:t>
-      </w:r>
-      <w:r>
-        <w:rPr>
-          <w:rFonts w:ascii="Roboto Mono" w:hAnsi="Roboto Mono"/>
-        </w:rPr>
-        <w:t xml:space="preserve">          </w:t>
-      </w:r>
-      <w:r>
-        <w:rPr>
-          <w:rFonts w:ascii="Arial" w:hAnsi="Arial" w:cs="Arial"/>
-        </w:rPr>
-        <w:t>→</w:t>
-      </w:r>
-      <w:r>
-        <w:rPr>
-          <w:rFonts w:ascii="Roboto Mono" w:hAnsi="Roboto Mono"/>
-        </w:rPr>
-        <w:t xml:space="preserve"> CVs, resumes, certificates, and career documents</w:t>
+          <w:bCs/>
+        </w:rPr>
+        <w:t>3-Archives</w:t>
+      </w:r>
+      <w:r>
+        <w:rPr>
+          <w:rFonts w:ascii="Roboto Mono" w:hAnsi="Roboto Mono"/>
+        </w:rPr>
+        <w:t xml:space="preserve"> </w:t>
+      </w:r>
+      <w:r>
+        <w:rPr>
+          <w:rFonts w:ascii="Arial" w:hAnsi="Arial" w:cs="Arial"/>
+        </w:rPr>
+        <w:t>→</w:t>
+      </w:r>
+      <w:r>
+        <w:rPr>
+          <w:rFonts w:ascii="Roboto Mono" w:hAnsi="Roboto Mono"/>
+        </w:rPr>
+        <w:t xml:space="preserve"> Stored or legacy materials collected from various sources</w:t>
+      </w:r>
+    </w:p>
+    <w:p>
+      <w:pPr>
+        <w:rPr>
+          <w:rFonts w:ascii="Roboto Mono" w:hAnsi="Roboto Mono"/>
+        </w:rPr>
+      </w:pPr>
+      <w:r>
+        <w:rPr>
+          <w:rFonts w:ascii="Roboto Mono" w:hAnsi="Roboto Mono"/>
+          <w:b/>
+          <w:bCs/>
+        </w:rPr>
+        <w:t xml:space="preserve">  11. </w:t>
+      </w:r>
+      <w:r>
+        <w:rPr>
+          <w:rFonts w:ascii="Roboto Mono" w:hAnsi="Roboto Mono"/>
+          <w:b/>
+          <w:bCs/>
+        </w:rPr>
+        <w:t>Commercial</w:t>
+      </w:r>
+      <w:r>
+        <w:rPr>
+          <w:rFonts w:ascii="Roboto Mono" w:hAnsi="Roboto Mono"/>
+        </w:rPr>
+        <w:t xml:space="preserve"> </w:t>
+      </w:r>
+      <w:r>
+        <w:rPr>
+          <w:rFonts w:ascii="Arial" w:hAnsi="Arial" w:cs="Arial"/>
+        </w:rPr>
+        <w:t>→</w:t>
+      </w:r>
+      <w:r>
+        <w:rPr>
+          <w:rFonts w:ascii="Roboto Mono" w:hAnsi="Roboto Mono"/>
+        </w:rPr>
+        <w:t xml:space="preserve"> </w:t>
+      </w:r>
+      <w:r>
+        <w:rPr>
+          <w:rFonts w:ascii="Roboto Mono" w:hAnsi="Roboto Mono"/>
+        </w:rPr>
+        <w:t>Financial records and business-related materials</w:t>
       </w:r>
     </w:p>
     <w:p>
@@ -4650,33 +4840,27 @@
         <w:rPr>
           <w:rFonts w:ascii="Roboto Mono" w:hAnsi="Roboto Mono"/>
           <w:b/>
-        </w:rPr>
-        <w:t>2-Work Accounts</w:t>
-      </w:r>
-      <w:r>
-        <w:rPr>
-          <w:rFonts w:ascii="Roboto Mono" w:hAnsi="Roboto Mono"/>
-          <w:bCs/>
-        </w:rPr>
-        <w:t xml:space="preserve"> </w:t>
-      </w:r>
-      <w:r>
-        <w:rPr>
-          <w:rFonts w:ascii="Roboto Mono" w:hAnsi="Roboto Mono"/>
-        </w:rPr>
-        <w:t xml:space="preserve">           </w:t>
-      </w:r>
-      <w:r>
-        <w:rPr>
-          <w:rFonts w:ascii="Arial" w:hAnsi="Arial" w:cs="Arial"/>
-        </w:rPr>
-        <w:t>→</w:t>
-      </w:r>
-      <w:r>
-        <w:rPr>
-          <w:rFonts w:ascii="Roboto Mono" w:hAnsi="Roboto Mono"/>
-        </w:rPr>
-        <w:t xml:space="preserve"> Credentials, profiles, and account information</w:t>
+          <w:bCs/>
+        </w:rPr>
+        <w:t>1-Business Ideas</w:t>
+      </w:r>
+      <w:r>
+        <w:rPr>
+          <w:rFonts w:ascii="Roboto Mono" w:hAnsi="Roboto Mono"/>
+        </w:rPr>
+        <w:t xml:space="preserve">        </w:t>
+      </w:r>
+      <w:r>
+        <w:rPr>
+          <w:rFonts w:ascii="Arial" w:hAnsi="Arial" w:cs="Arial"/>
+        </w:rPr>
+        <w:t>→</w:t>
+      </w:r>
+      <w:r>
+        <w:rPr>
+          <w:rFonts w:ascii="Roboto Mono" w:hAnsi="Roboto Mono"/>
+        </w:rPr>
+        <w:t xml:space="preserve"> Suggestions, notes, and plans for business opportunities</w:t>
       </w:r>
     </w:p>
     <w:p>
@@ -4694,26 +4878,75 @@
         <w:rPr>
           <w:rFonts w:ascii="Roboto Mono" w:hAnsi="Roboto Mono"/>
           <w:b/>
-        </w:rPr>
-        <w:t>3-Work Resources</w:t>
-      </w:r>
-      <w:r>
-        <w:rPr>
-          <w:rFonts w:ascii="Roboto Mono" w:hAnsi="Roboto Mono"/>
-        </w:rPr>
-        <w:t xml:space="preserve">           </w:t>
-      </w:r>
-      <w:r>
-        <w:rPr>
-          <w:rFonts w:ascii="Arial" w:hAnsi="Arial" w:cs="Arial"/>
-        </w:rPr>
-        <w:t>→</w:t>
-      </w:r>
-      <w:r>
-        <w:rPr>
-          <w:rFonts w:ascii="Roboto Mono" w:hAnsi="Roboto Mono"/>
-        </w:rPr>
-        <w:t xml:space="preserve"> References, guides, and supporting materials</w:t>
+          <w:bCs/>
+        </w:rPr>
+        <w:t>2-Finances</w:t>
+      </w:r>
+      <w:r>
+        <w:rPr>
+          <w:rFonts w:ascii="Roboto Mono" w:hAnsi="Roboto Mono"/>
+        </w:rPr>
+        <w:t xml:space="preserve">                   </w:t>
+      </w:r>
+      <w:r>
+        <w:rPr>
+          <w:rFonts w:ascii="Arial" w:hAnsi="Arial" w:cs="Arial"/>
+        </w:rPr>
+        <w:t>→</w:t>
+      </w:r>
+      <w:r>
+        <w:rPr>
+          <w:rFonts w:ascii="Roboto Mono" w:hAnsi="Roboto Mono"/>
+        </w:rPr>
+        <w:t xml:space="preserve"> Invoices, receipts, and financial documents</w:t>
+      </w:r>
+    </w:p>
+    <w:p>
+      <w:pPr>
+        <w:ind w:left="360"/>
+        <w:rPr>
+          <w:rFonts w:ascii="Roboto Mono" w:hAnsi="Roboto Mono"/>
+        </w:rPr>
+      </w:pPr>
+      <w:r>
+        <w:rPr>
+          <w:rFonts w:ascii="Roboto Mono" w:hAnsi="Roboto Mono"/>
+          <w:b/>
+          <w:bCs/>
+        </w:rPr>
+        <w:t xml:space="preserve">12. </w:t>
+      </w:r>
+      <w:r>
+        <w:rPr>
+          <w:rFonts w:ascii="Roboto Mono" w:hAnsi="Roboto Mono"/>
+          <w:b/>
+          <w:bCs/>
+        </w:rPr>
+        <w:t>Programs</w:t>
+      </w:r>
+      <w:r>
+        <w:rPr>
+          <w:rFonts w:ascii="Roboto Mono" w:hAnsi="Roboto Mono"/>
+        </w:rPr>
+        <w:t xml:space="preserve"> </w:t>
+      </w:r>
+      <w:r>
+        <w:rPr>
+          <w:rFonts w:ascii="Arial" w:hAnsi="Arial" w:cs="Arial"/>
+        </w:rPr>
+        <w:t>→</w:t>
+      </w:r>
+      <w:r>
+        <w:rPr>
+          <w:rFonts w:ascii="Roboto Mono" w:hAnsi="Roboto Mono"/>
+        </w:rPr>
+        <w:t xml:space="preserve"> </w:t>
+      </w:r>
+      <w:r>
+        <w:rPr>
+          <w:rFonts w:ascii="Roboto Mono" w:hAnsi="Roboto Mono"/>
+        </w:rPr>
+        <w:t>Installers, portable software, and app-related files.</w:t>
       </w:r>
     </w:p>
     <w:p>
@@ -4731,71 +4964,28 @@
         <w:rPr>
           <w:rFonts w:ascii="Roboto Mono" w:hAnsi="Roboto Mono"/>
           <w:b/>
-        </w:rPr>
-        <w:t>4-Work Projects</w:t>
-      </w:r>
-      <w:r>
-        <w:rPr>
-          <w:rFonts w:ascii="Roboto Mono" w:hAnsi="Roboto Mono"/>
-          <w:bCs/>
-        </w:rPr>
-        <w:t xml:space="preserve">   </w:t>
-      </w:r>
-      <w:r>
-        <w:rPr>
-          <w:rFonts w:ascii="Roboto Mono" w:hAnsi="Roboto Mono"/>
-        </w:rPr>
-        <w:t xml:space="preserve">         </w:t>
-      </w:r>
-      <w:r>
-        <w:rPr>
-          <w:rFonts w:ascii="Arial" w:hAnsi="Arial" w:cs="Arial"/>
-        </w:rPr>
-        <w:t>→</w:t>
-      </w:r>
-      <w:r>
-        <w:rPr>
-          <w:rFonts w:ascii="Roboto Mono" w:hAnsi="Roboto Mono"/>
-        </w:rPr>
-        <w:t xml:space="preserve"> Active and archived work projects</w:t>
-      </w:r>
-    </w:p>
-    <w:p>
-      <w:pPr>
-        <w:numPr>
-          <w:ilvl w:val="0"/>
-          <w:numId w:val="1"/>
-        </w:numPr>
-        <w:spacing w:line="278" w:lineRule="auto"/>
-        <w:rPr>
-          <w:rFonts w:ascii="Roboto Mono" w:hAnsi="Roboto Mono"/>
-        </w:rPr>
-      </w:pPr>
-      <w:r>
-        <w:rPr>
-          <w:rFonts w:ascii="Roboto Mono" w:hAnsi="Roboto Mono"/>
-          <w:b/>
-          <w:bCs/>
-        </w:rPr>
-        <w:t>Entertainment</w:t>
-      </w:r>
-      <w:r>
-        <w:rPr>
-          <w:rFonts w:ascii="Roboto Mono" w:hAnsi="Roboto Mono"/>
-        </w:rPr>
-        <w:t xml:space="preserve"> </w:t>
-      </w:r>
-      <w:r>
-        <w:rPr>
-          <w:rFonts w:ascii="Arial" w:hAnsi="Arial" w:cs="Arial"/>
-        </w:rPr>
-        <w:t>→</w:t>
-      </w:r>
-      <w:r>
-        <w:rPr>
-          <w:rFonts w:ascii="Roboto Mono" w:hAnsi="Roboto Mono"/>
-        </w:rPr>
-        <w:t xml:space="preserve"> Movies, music, games, and other fun media.</w:t>
+          <w:bCs/>
+        </w:rPr>
+        <w:lastRenderedPageBreak/>
+        <w:t>1-Tools</w:t>
+      </w:r>
+      <w:r>
+        <w:rPr>
+          <w:rFonts w:ascii="Roboto Mono" w:hAnsi="Roboto Mono"/>
+        </w:rPr>
+        <w:t xml:space="preserve">                      </w:t>
+      </w:r>
+      <w:r>
+        <w:rPr>
+          <w:rFonts w:ascii="Arial" w:hAnsi="Arial" w:cs="Arial"/>
+        </w:rPr>
+        <w:t>→</w:t>
+      </w:r>
+      <w:r>
+        <w:rPr>
+          <w:rFonts w:ascii="Roboto Mono" w:hAnsi="Roboto Mono"/>
+        </w:rPr>
+        <w:t xml:space="preserve"> General-purpose utilities and helper programs</w:t>
       </w:r>
     </w:p>
     <w:p>
@@ -4815,531 +5005,6 @@
           <w:b/>
           <w:bCs/>
         </w:rPr>
-        <w:t>1-Music</w:t>
-      </w:r>
-      <w:r>
-        <w:rPr>
-          <w:rFonts w:ascii="Roboto Mono" w:hAnsi="Roboto Mono"/>
-        </w:rPr>
-        <w:t xml:space="preserve">                    </w:t>
-      </w:r>
-      <w:r>
-        <w:rPr>
-          <w:rFonts w:ascii="Arial" w:hAnsi="Arial" w:cs="Arial"/>
-        </w:rPr>
-        <w:t>→</w:t>
-      </w:r>
-      <w:r>
-        <w:rPr>
-          <w:rFonts w:ascii="Roboto Mono" w:hAnsi="Roboto Mono"/>
-        </w:rPr>
-        <w:t xml:space="preserve"> Audio files and playlists</w:t>
-      </w:r>
-    </w:p>
-    <w:p>
-      <w:pPr>
-        <w:numPr>
-          <w:ilvl w:val="1"/>
-          <w:numId w:val="1"/>
-        </w:numPr>
-        <w:spacing w:line="278" w:lineRule="auto"/>
-        <w:rPr>
-          <w:rFonts w:ascii="Roboto Mono" w:hAnsi="Roboto Mono"/>
-        </w:rPr>
-      </w:pPr>
-      <w:r>
-        <w:rPr>
-          <w:rFonts w:ascii="Roboto Mono" w:hAnsi="Roboto Mono"/>
-          <w:b/>
-          <w:bCs/>
-        </w:rPr>
-        <w:t>2-Movies</w:t>
-      </w:r>
-      <w:r>
-        <w:rPr>
-          <w:rFonts w:ascii="Roboto Mono" w:hAnsi="Roboto Mono"/>
-        </w:rPr>
-        <w:t xml:space="preserve">                   </w:t>
-      </w:r>
-      <w:r>
-        <w:rPr>
-          <w:rFonts w:ascii="Arial" w:hAnsi="Arial" w:cs="Arial"/>
-        </w:rPr>
-        <w:t>→</w:t>
-      </w:r>
-      <w:r>
-        <w:rPr>
-          <w:rFonts w:ascii="Roboto Mono" w:hAnsi="Roboto Mono"/>
-        </w:rPr>
-        <w:t xml:space="preserve"> Films and related media</w:t>
-      </w:r>
-    </w:p>
-    <w:p>
-      <w:pPr>
-        <w:numPr>
-          <w:ilvl w:val="1"/>
-          <w:numId w:val="1"/>
-        </w:numPr>
-        <w:spacing w:line="278" w:lineRule="auto"/>
-        <w:rPr>
-          <w:rFonts w:ascii="Roboto Mono" w:hAnsi="Roboto Mono"/>
-        </w:rPr>
-      </w:pPr>
-      <w:r>
-        <w:rPr>
-          <w:rFonts w:ascii="Roboto Mono" w:hAnsi="Roboto Mono"/>
-          <w:b/>
-          <w:bCs/>
-        </w:rPr>
-        <w:t>3-Series</w:t>
-      </w:r>
-      <w:r>
-        <w:rPr>
-          <w:rFonts w:ascii="Roboto Mono" w:hAnsi="Roboto Mono"/>
-        </w:rPr>
-        <w:t xml:space="preserve">                   </w:t>
-      </w:r>
-      <w:r>
-        <w:rPr>
-          <w:rFonts w:ascii="Arial" w:hAnsi="Arial" w:cs="Arial"/>
-        </w:rPr>
-        <w:t>→</w:t>
-      </w:r>
-      <w:r>
-        <w:rPr>
-          <w:rFonts w:ascii="Roboto Mono" w:hAnsi="Roboto Mono"/>
-        </w:rPr>
-        <w:t xml:space="preserve"> TV shows and episodes</w:t>
-      </w:r>
-    </w:p>
-    <w:p>
-      <w:pPr>
-        <w:numPr>
-          <w:ilvl w:val="1"/>
-          <w:numId w:val="1"/>
-        </w:numPr>
-        <w:spacing w:line="278" w:lineRule="auto"/>
-        <w:rPr>
-          <w:rFonts w:ascii="Roboto Mono" w:hAnsi="Roboto Mono"/>
-        </w:rPr>
-      </w:pPr>
-      <w:r>
-        <w:rPr>
-          <w:rFonts w:ascii="Roboto Mono" w:hAnsi="Roboto Mono"/>
-          <w:b/>
-          <w:bCs/>
-        </w:rPr>
-        <w:t>4-Gaming</w:t>
-      </w:r>
-      <w:r>
-        <w:rPr>
-          <w:rFonts w:ascii="Roboto Mono" w:hAnsi="Roboto Mono"/>
-        </w:rPr>
-        <w:t xml:space="preserve">                   </w:t>
-      </w:r>
-      <w:r>
-        <w:rPr>
-          <w:rFonts w:ascii="Arial" w:hAnsi="Arial" w:cs="Arial"/>
-        </w:rPr>
-        <w:t>→</w:t>
-      </w:r>
-      <w:r>
-        <w:rPr>
-          <w:rFonts w:ascii="Roboto Mono" w:hAnsi="Roboto Mono"/>
-        </w:rPr>
-        <w:t xml:space="preserve"> Games and related content</w:t>
-      </w:r>
-    </w:p>
-    <w:p>
-      <w:pPr>
-        <w:rPr>
-          <w:rFonts w:ascii="Roboto Mono" w:hAnsi="Roboto Mono" w:cs="Arial"/>
-        </w:rPr>
-      </w:pPr>
-      <w:r>
-        <w:rPr>
-          <w:rFonts w:ascii="Roboto Mono" w:hAnsi="Roboto Mono"/>
-        </w:rPr>
-        <w:t xml:space="preserve">  </w:t>
-      </w:r>
-      <w:r>
-        <w:rPr>
-          <w:rFonts w:ascii="Roboto Mono" w:hAnsi="Roboto Mono"/>
-          <w:b/>
-          <w:bCs/>
-        </w:rPr>
-        <w:t>10. Miscellaneous</w:t>
-      </w:r>
-      <w:r>
-        <w:rPr>
-          <w:rFonts w:ascii="Roboto Mono" w:hAnsi="Roboto Mono"/>
-          <w:b/>
-          <w:bCs/>
-        </w:rPr>
-        <w:t xml:space="preserve"> </w:t>
-      </w:r>
-      <w:r>
-        <w:rPr>
-          <w:rFonts w:ascii="Arial" w:hAnsi="Arial" w:cs="Arial"/>
-        </w:rPr>
-        <w:t>→</w:t>
-      </w:r>
-      <w:r>
-        <w:rPr>
-          <w:rFonts w:ascii="Arial" w:hAnsi="Arial" w:cs="Arial"/>
-        </w:rPr>
-        <w:t xml:space="preserve"> </w:t>
-      </w:r>
-      <w:r>
-        <w:rPr>
-          <w:rFonts w:ascii="Roboto Mono" w:hAnsi="Roboto Mono" w:cs="Arial"/>
-        </w:rPr>
-        <w:t>General content or items</w:t>
-      </w:r>
-    </w:p>
-    <w:p>
-      <w:pPr>
-        <w:numPr>
-          <w:ilvl w:val="1"/>
-          <w:numId w:val="1"/>
-        </w:numPr>
-        <w:spacing w:line="278" w:lineRule="auto"/>
-        <w:rPr>
-          <w:rFonts w:ascii="Roboto Mono" w:hAnsi="Roboto Mono"/>
-        </w:rPr>
-      </w:pPr>
-      <w:r>
-        <w:rPr>
-          <w:rFonts w:ascii="Roboto Mono" w:hAnsi="Roboto Mono"/>
-          <w:b/>
-          <w:bCs/>
-        </w:rPr>
-        <w:lastRenderedPageBreak/>
-        <w:t xml:space="preserve">1-General Media </w:t>
-      </w:r>
-      <w:r>
-        <w:rPr>
-          <w:rFonts w:ascii="Arial" w:hAnsi="Arial" w:cs="Arial"/>
-        </w:rPr>
-        <w:t>→</w:t>
-      </w:r>
-      <w:r>
-        <w:rPr>
-          <w:rFonts w:ascii="Roboto Mono" w:hAnsi="Roboto Mono"/>
-        </w:rPr>
-        <w:t xml:space="preserve"> Mixed videos, posts, clips, or articles</w:t>
-      </w:r>
-    </w:p>
-    <w:p>
-      <w:pPr>
-        <w:numPr>
-          <w:ilvl w:val="1"/>
-          <w:numId w:val="1"/>
-        </w:numPr>
-        <w:spacing w:line="278" w:lineRule="auto"/>
-        <w:rPr>
-          <w:rFonts w:ascii="Roboto Mono" w:hAnsi="Roboto Mono"/>
-        </w:rPr>
-      </w:pPr>
-      <w:r>
-        <w:rPr>
-          <w:rFonts w:ascii="Roboto Mono" w:hAnsi="Roboto Mono"/>
-          <w:b/>
-          <w:bCs/>
-        </w:rPr>
-        <w:t>2-</w:t>
-      </w:r>
-      <w:r>
-        <w:rPr>
-          <w:rFonts w:ascii="Roboto Mono" w:hAnsi="Roboto Mono"/>
-          <w:b/>
-          <w:bCs/>
-        </w:rPr>
-        <w:t xml:space="preserve">Documents </w:t>
-      </w:r>
-      <w:r>
-        <w:rPr>
-          <w:rFonts w:ascii="Arial" w:hAnsi="Arial" w:cs="Arial"/>
-        </w:rPr>
-        <w:t>→</w:t>
-      </w:r>
-      <w:r>
-        <w:rPr>
-          <w:rFonts w:ascii="Roboto Mono" w:hAnsi="Roboto Mono"/>
-        </w:rPr>
-        <w:t xml:space="preserve"> </w:t>
-      </w:r>
-      <w:r>
-        <w:rPr>
-          <w:rFonts w:ascii="Roboto Mono" w:hAnsi="Roboto Mono"/>
-        </w:rPr>
-        <w:t>Notes, references, or uncategorized files</w:t>
-      </w:r>
-    </w:p>
-    <w:p>
-      <w:pPr>
-        <w:numPr>
-          <w:ilvl w:val="1"/>
-          <w:numId w:val="1"/>
-        </w:numPr>
-        <w:spacing w:line="278" w:lineRule="auto"/>
-        <w:rPr>
-          <w:rFonts w:ascii="Roboto Mono" w:hAnsi="Roboto Mono"/>
-        </w:rPr>
-      </w:pPr>
-      <w:r>
-        <w:rPr>
-          <w:rFonts w:ascii="Roboto Mono" w:hAnsi="Roboto Mono"/>
-          <w:b/>
-          <w:bCs/>
-        </w:rPr>
-        <w:t>3-Archives</w:t>
-      </w:r>
-      <w:r>
-        <w:rPr>
-          <w:rFonts w:ascii="Roboto Mono" w:hAnsi="Roboto Mono"/>
-        </w:rPr>
-        <w:t xml:space="preserve"> </w:t>
-      </w:r>
-      <w:r>
-        <w:rPr>
-          <w:rFonts w:ascii="Arial" w:hAnsi="Arial" w:cs="Arial"/>
-        </w:rPr>
-        <w:t>→</w:t>
-      </w:r>
-      <w:r>
-        <w:rPr>
-          <w:rFonts w:ascii="Roboto Mono" w:hAnsi="Roboto Mono"/>
-        </w:rPr>
-        <w:t xml:space="preserve"> Stored or legacy materials collected from various sources</w:t>
-      </w:r>
-    </w:p>
-    <w:p>
-      <w:pPr>
-        <w:rPr>
-          <w:rFonts w:ascii="Roboto Mono" w:hAnsi="Roboto Mono"/>
-        </w:rPr>
-      </w:pPr>
-      <w:r>
-        <w:rPr>
-          <w:rFonts w:ascii="Roboto Mono" w:hAnsi="Roboto Mono"/>
-          <w:b/>
-          <w:bCs/>
-        </w:rPr>
-        <w:t xml:space="preserve">  11. </w:t>
-      </w:r>
-      <w:r>
-        <w:rPr>
-          <w:rFonts w:ascii="Roboto Mono" w:hAnsi="Roboto Mono"/>
-          <w:b/>
-          <w:bCs/>
-        </w:rPr>
-        <w:t>Commercial</w:t>
-      </w:r>
-      <w:r>
-        <w:rPr>
-          <w:rFonts w:ascii="Roboto Mono" w:hAnsi="Roboto Mono"/>
-        </w:rPr>
-        <w:t xml:space="preserve"> </w:t>
-      </w:r>
-      <w:r>
-        <w:rPr>
-          <w:rFonts w:ascii="Arial" w:hAnsi="Arial" w:cs="Arial"/>
-        </w:rPr>
-        <w:t>→</w:t>
-      </w:r>
-      <w:r>
-        <w:rPr>
-          <w:rFonts w:ascii="Roboto Mono" w:hAnsi="Roboto Mono"/>
-        </w:rPr>
-        <w:t xml:space="preserve"> </w:t>
-      </w:r>
-      <w:r>
-        <w:rPr>
-          <w:rFonts w:ascii="Roboto Mono" w:hAnsi="Roboto Mono"/>
-        </w:rPr>
-        <w:t>Financial records and business-related materials</w:t>
-      </w:r>
-    </w:p>
-    <w:p>
-      <w:pPr>
-        <w:numPr>
-          <w:ilvl w:val="1"/>
-          <w:numId w:val="1"/>
-        </w:numPr>
-        <w:spacing w:line="278" w:lineRule="auto"/>
-        <w:rPr>
-          <w:rFonts w:ascii="Roboto Mono" w:hAnsi="Roboto Mono"/>
-        </w:rPr>
-      </w:pPr>
-      <w:r>
-        <w:rPr>
-          <w:rFonts w:ascii="Roboto Mono" w:hAnsi="Roboto Mono"/>
-          <w:b/>
-          <w:bCs/>
-        </w:rPr>
-        <w:t>1-Business Ideas</w:t>
-      </w:r>
-      <w:r>
-        <w:rPr>
-          <w:rFonts w:ascii="Roboto Mono" w:hAnsi="Roboto Mono"/>
-        </w:rPr>
-        <w:t xml:space="preserve">        </w:t>
-      </w:r>
-      <w:r>
-        <w:rPr>
-          <w:rFonts w:ascii="Arial" w:hAnsi="Arial" w:cs="Arial"/>
-        </w:rPr>
-        <w:t>→</w:t>
-      </w:r>
-      <w:r>
-        <w:rPr>
-          <w:rFonts w:ascii="Roboto Mono" w:hAnsi="Roboto Mono"/>
-        </w:rPr>
-        <w:t xml:space="preserve"> Suggestions, notes, and plans for business opportunities</w:t>
-      </w:r>
-    </w:p>
-    <w:p>
-      <w:pPr>
-        <w:numPr>
-          <w:ilvl w:val="1"/>
-          <w:numId w:val="1"/>
-        </w:numPr>
-        <w:spacing w:line="278" w:lineRule="auto"/>
-        <w:rPr>
-          <w:rFonts w:ascii="Roboto Mono" w:hAnsi="Roboto Mono"/>
-        </w:rPr>
-      </w:pPr>
-      <w:r>
-        <w:rPr>
-          <w:rFonts w:ascii="Roboto Mono" w:hAnsi="Roboto Mono"/>
-          <w:b/>
-          <w:bCs/>
-        </w:rPr>
-        <w:t>2-Finances</w:t>
-      </w:r>
-      <w:r>
-        <w:rPr>
-          <w:rFonts w:ascii="Roboto Mono" w:hAnsi="Roboto Mono"/>
-        </w:rPr>
-        <w:t xml:space="preserve">                   </w:t>
-      </w:r>
-      <w:r>
-        <w:rPr>
-          <w:rFonts w:ascii="Arial" w:hAnsi="Arial" w:cs="Arial"/>
-        </w:rPr>
-        <w:t>→</w:t>
-      </w:r>
-      <w:r>
-        <w:rPr>
-          <w:rFonts w:ascii="Roboto Mono" w:hAnsi="Roboto Mono"/>
-        </w:rPr>
-        <w:t xml:space="preserve"> Invoices, receipts, and financial documents</w:t>
-      </w:r>
-    </w:p>
-    <w:p>
-      <w:pPr>
-        <w:ind w:left="360"/>
-        <w:rPr>
-          <w:rFonts w:ascii="Roboto Mono" w:hAnsi="Roboto Mono"/>
-        </w:rPr>
-      </w:pPr>
-      <w:r>
-        <w:rPr>
-          <w:rFonts w:ascii="Roboto Mono" w:hAnsi="Roboto Mono"/>
-          <w:b/>
-          <w:bCs/>
-        </w:rPr>
-        <w:t xml:space="preserve">12. </w:t>
-      </w:r>
-      <w:r>
-        <w:rPr>
-          <w:rFonts w:ascii="Roboto Mono" w:hAnsi="Roboto Mono"/>
-          <w:b/>
-          <w:bCs/>
-        </w:rPr>
-        <w:t>Programs</w:t>
-      </w:r>
-      <w:r>
-        <w:rPr>
-          <w:rFonts w:ascii="Roboto Mono" w:hAnsi="Roboto Mono"/>
-        </w:rPr>
-        <w:t xml:space="preserve"> </w:t>
-      </w:r>
-      <w:r>
-        <w:rPr>
-          <w:rFonts w:ascii="Arial" w:hAnsi="Arial" w:cs="Arial"/>
-        </w:rPr>
-        <w:t>→</w:t>
-      </w:r>
-      <w:r>
-        <w:rPr>
-          <w:rFonts w:ascii="Roboto Mono" w:hAnsi="Roboto Mono"/>
-        </w:rPr>
-        <w:t xml:space="preserve"> </w:t>
-      </w:r>
-      <w:r>
-        <w:rPr>
-          <w:rFonts w:ascii="Roboto Mono" w:hAnsi="Roboto Mono"/>
-        </w:rPr>
-        <w:t>Installers, portable software, and app-related files.</w:t>
-      </w:r>
-    </w:p>
-    <w:p>
-      <w:pPr>
-        <w:numPr>
-          <w:ilvl w:val="1"/>
-          <w:numId w:val="1"/>
-        </w:numPr>
-        <w:spacing w:line="278" w:lineRule="auto"/>
-        <w:rPr>
-          <w:rFonts w:ascii="Roboto Mono" w:hAnsi="Roboto Mono"/>
-        </w:rPr>
-      </w:pPr>
-      <w:r>
-        <w:rPr>
-          <w:rFonts w:ascii="Roboto Mono" w:hAnsi="Roboto Mono"/>
-          <w:b/>
-          <w:bCs/>
-        </w:rPr>
-        <w:t>1-Tools</w:t>
-      </w:r>
-      <w:r>
-        <w:rPr>
-          <w:rFonts w:ascii="Roboto Mono" w:hAnsi="Roboto Mono"/>
-        </w:rPr>
-        <w:t xml:space="preserve">                      </w:t>
-      </w:r>
-      <w:r>
-        <w:rPr>
-          <w:rFonts w:ascii="Arial" w:hAnsi="Arial" w:cs="Arial"/>
-        </w:rPr>
-        <w:t>→</w:t>
-      </w:r>
-      <w:r>
-        <w:rPr>
-          <w:rFonts w:ascii="Roboto Mono" w:hAnsi="Roboto Mono"/>
-        </w:rPr>
-        <w:t xml:space="preserve"> General-purpose utilities and helper programs</w:t>
-      </w:r>
-    </w:p>
-    <w:p>
-      <w:pPr>
-        <w:numPr>
-          <w:ilvl w:val="1"/>
-          <w:numId w:val="1"/>
-        </w:numPr>
-        <w:spacing w:line="278" w:lineRule="auto"/>
-        <w:rPr>
-          <w:rFonts w:ascii="Roboto Mono" w:hAnsi="Roboto Mono"/>
-        </w:rPr>
-      </w:pPr>
-      <w:r>
-        <w:rPr>
-          <w:rFonts w:ascii="Roboto Mono" w:hAnsi="Roboto Mono"/>
-          <w:b/>
-          <w:bCs/>
-        </w:rPr>
         <w:t>2-My Apps</w:t>
       </w:r>
       <w:r>
@@ -5710,7 +5375,6 @@
         <w:rPr>
           <w:rFonts w:ascii="Roboto Mono" w:hAnsi="Roboto Mono"/>
         </w:rPr>
-        <w:lastRenderedPageBreak/>
         <w:t>10</w:t>
       </w:r>
       <w:r>
@@ -5965,6 +5629,7 @@
         <w:rPr>
           <w:rFonts w:ascii="Roboto Mono" w:hAnsi="Roboto Mono"/>
         </w:rPr>
+        <w:lastRenderedPageBreak/>
         <w:t>8</w:t>
       </w:r>
       <w:r>
@@ -6723,6 +6388,7 @@
           <w:b/>
           <w:bCs/>
         </w:rPr>
+        <w:lastRenderedPageBreak/>
         <w:t>11-Work</w:t>
       </w:r>
       <w:r>
